--- a/문장별_해설/3부_30화_Wahlvorstand_해설.docx
+++ b/문장별_해설/3부_30화_Wahlvorstand_해설.docx
@@ -26,7 +26,7 @@
           <w:color w:val="595959"/>
           <w:sz w:val="20"/>
         </w:rPr>
-        <w:t>대화문 36턴 — 문장별 주요 단어 · 문법 · 표현 · 시제 해설</w:t>
+        <w:t>대화문 58턴 — 문장별 주요 단어 · 문법 · 표현 · 시제 해설</w:t>
       </w:r>
     </w:p>
     <w:p>
@@ -41,7 +41,3679 @@
           <w:i w:val="0"/>
           <w:sz w:val="22"/>
         </w:rPr>
-        <w:t>1. Jonas: Mitte März. Im Depot von SchnellRad in Friedrichshain hängt ein neuer Zettel am Schwarzen Brett: „Einladung zur Wahlversammlung. Donnerstag, 19 Uhr, Hof."</w:t>
+        <w:t>1. Svetlana: Ich war heute um fünf schon im Depot, um die Stühle zu stellen. Der Hof ist größer, als er aussieht, wenn man die Mülltonnen wegrückt.</w:t>
+      </w:r>
+    </w:p>
+    <w:p>
+      <w:pPr>
+        <w:keepNext/>
+        <w:ind w:left="340"/>
+      </w:pPr>
+      <w:r>
+        <w:rPr>
+          <w:rFonts w:ascii="Malgun Gothic" w:hAnsi="Malgun Gothic" w:cs="Malgun Gothic" w:eastAsia="Malgun Gothic"/>
+          <w:b w:val="0"/>
+          <w:i/>
+          <w:color w:val="404040"/>
+          <w:sz w:val="20"/>
+        </w:rPr>
+        <w:t>오늘 다섯 시에 벌써 거점에 와서 의자를 놓았어요. 쓰레기통을 치우면 마당이 보기보다 넓어요.</w:t>
+      </w:r>
+    </w:p>
+    <w:tbl>
+      <w:tblPr>
+        <w:tblW w:type="auto" w:w="0"/>
+        <w:tblLayout w:type="fixed"/>
+        <w:tblLook w:firstColumn="1" w:firstRow="1" w:lastColumn="0" w:lastRow="0" w:noHBand="0" w:noVBand="1" w:val="04A0"/>
+      </w:tblPr>
+      <w:tblGrid>
+        <w:gridCol w:w="4819"/>
+        <w:gridCol w:w="4819"/>
+      </w:tblGrid>
+      <w:tr>
+        <w:tc>
+          <w:tcPr>
+            <w:tcW w:type="dxa" w:w="1500"/>
+            <w:tcBorders>
+              <w:top w:val="single" w:color="BFBFBF" w:sz="4"/>
+              <w:left w:val="single" w:color="BFBFBF" w:sz="4"/>
+              <w:bottom w:val="single" w:color="BFBFBF" w:sz="4"/>
+              <w:right w:val="single" w:color="BFBFBF" w:sz="4"/>
+            </w:tcBorders>
+            <w:shd w:fill="DEEAF6" w:color="auto" w:val="clear"/>
+          </w:tcPr>
+          <w:p>
+            <w:r>
+              <w:rPr>
+                <w:rFonts w:ascii="Malgun Gothic" w:hAnsi="Malgun Gothic" w:cs="Malgun Gothic" w:eastAsia="Malgun Gothic"/>
+                <w:b/>
+                <w:i w:val="0"/>
+                <w:color w:val="1F3864"/>
+                <w:sz w:val="20"/>
+              </w:rPr>
+              <w:t>주요 단어</w:t>
+            </w:r>
+          </w:p>
+        </w:tc>
+        <w:tc>
+          <w:tcPr>
+            <w:tcW w:type="dxa" w:w="8138"/>
+            <w:tcBorders>
+              <w:top w:val="single" w:color="BFBFBF" w:sz="4"/>
+              <w:left w:val="single" w:color="BFBFBF" w:sz="4"/>
+              <w:bottom w:val="single" w:color="BFBFBF" w:sz="4"/>
+              <w:right w:val="single" w:color="BFBFBF" w:sz="4"/>
+            </w:tcBorders>
+          </w:tcPr>
+          <w:p>
+            <w:pPr>
+              <w:spacing w:after="40"/>
+            </w:pPr>
+            <w:r>
+              <w:rPr>
+                <w:rFonts w:ascii="Arial" w:hAnsi="Arial" w:cs="Arial" w:eastAsia="Malgun Gothic"/>
+                <w:b/>
+                <w:i w:val="0"/>
+                <w:sz w:val="20"/>
+              </w:rPr>
+              <w:t>die Mülltonne, -n</w:t>
+            </w:r>
+            <w:r>
+              <w:rPr>
+                <w:rFonts w:ascii="Malgun Gothic" w:hAnsi="Malgun Gothic" w:cs="Malgun Gothic" w:eastAsia="Malgun Gothic"/>
+                <w:b w:val="0"/>
+                <w:i w:val="0"/>
+                <w:sz w:val="20"/>
+              </w:rPr>
+              <w:t xml:space="preserve">  —  쓰레기통</w:t>
+            </w:r>
+          </w:p>
+          <w:p>
+            <w:pPr>
+              <w:spacing w:after="40"/>
+            </w:pPr>
+            <w:r>
+              <w:rPr>
+                <w:rFonts w:ascii="Arial" w:hAnsi="Arial" w:cs="Arial" w:eastAsia="Malgun Gothic"/>
+                <w:b/>
+                <w:i w:val="0"/>
+                <w:sz w:val="20"/>
+              </w:rPr>
+              <w:t>wegrücken</w:t>
+            </w:r>
+            <w:r>
+              <w:rPr>
+                <w:rFonts w:ascii="Malgun Gothic" w:hAnsi="Malgun Gothic" w:cs="Malgun Gothic" w:eastAsia="Malgun Gothic"/>
+                <w:b w:val="0"/>
+                <w:i w:val="0"/>
+                <w:sz w:val="20"/>
+              </w:rPr>
+              <w:t xml:space="preserve">  —  치우다</w:t>
+            </w:r>
+          </w:p>
+          <w:p>
+            <w:pPr>
+              <w:spacing w:after="40"/>
+            </w:pPr>
+            <w:r>
+              <w:rPr>
+                <w:rFonts w:ascii="Arial" w:hAnsi="Arial" w:cs="Arial" w:eastAsia="Malgun Gothic"/>
+                <w:b/>
+                <w:i w:val="0"/>
+                <w:sz w:val="20"/>
+              </w:rPr>
+              <w:t>der Hof, Höfe</w:t>
+            </w:r>
+            <w:r>
+              <w:rPr>
+                <w:rFonts w:ascii="Malgun Gothic" w:hAnsi="Malgun Gothic" w:cs="Malgun Gothic" w:eastAsia="Malgun Gothic"/>
+                <w:b w:val="0"/>
+                <w:i w:val="0"/>
+                <w:sz w:val="20"/>
+              </w:rPr>
+              <w:t xml:space="preserve">  —  마당</w:t>
+            </w:r>
+          </w:p>
+        </w:tc>
+      </w:tr>
+      <w:tr>
+        <w:tc>
+          <w:tcPr>
+            <w:tcW w:type="dxa" w:w="1500"/>
+            <w:tcBorders>
+              <w:top w:val="single" w:color="BFBFBF" w:sz="4"/>
+              <w:left w:val="single" w:color="BFBFBF" w:sz="4"/>
+              <w:bottom w:val="single" w:color="BFBFBF" w:sz="4"/>
+              <w:right w:val="single" w:color="BFBFBF" w:sz="4"/>
+            </w:tcBorders>
+            <w:shd w:fill="DEEAF6" w:color="auto" w:val="clear"/>
+          </w:tcPr>
+          <w:p>
+            <w:r>
+              <w:rPr>
+                <w:rFonts w:ascii="Malgun Gothic" w:hAnsi="Malgun Gothic" w:cs="Malgun Gothic" w:eastAsia="Malgun Gothic"/>
+                <w:b/>
+                <w:i w:val="0"/>
+                <w:color w:val="1F3864"/>
+                <w:sz w:val="20"/>
+              </w:rPr>
+              <w:t>문법</w:t>
+            </w:r>
+          </w:p>
+        </w:tc>
+        <w:tc>
+          <w:tcPr>
+            <w:tcW w:type="dxa" w:w="8138"/>
+            <w:tcBorders>
+              <w:top w:val="single" w:color="BFBFBF" w:sz="4"/>
+              <w:left w:val="single" w:color="BFBFBF" w:sz="4"/>
+              <w:bottom w:val="single" w:color="BFBFBF" w:sz="4"/>
+              <w:right w:val="single" w:color="BFBFBF" w:sz="4"/>
+            </w:tcBorders>
+          </w:tcPr>
+          <w:p>
+            <w:pPr>
+              <w:spacing w:after="40"/>
+            </w:pPr>
+            <w:r>
+              <w:rPr>
+                <w:rFonts w:ascii="Malgun Gothic" w:hAnsi="Malgun Gothic" w:cs="Malgun Gothic" w:eastAsia="Malgun Gothic"/>
+                <w:b w:val="0"/>
+                <w:i w:val="0"/>
+                <w:sz w:val="20"/>
+              </w:rPr>
+              <w:t>Ich war heute um fünf schon im Depot, um die Stühle zu stellen에서 um ... zu + 부정형이 목적을 나타냅니다. größer, als er aussieht는 비교 구문입니다.</w:t>
+            </w:r>
+          </w:p>
+        </w:tc>
+      </w:tr>
+      <w:tr>
+        <w:tc>
+          <w:tcPr>
+            <w:tcW w:type="dxa" w:w="1500"/>
+            <w:tcBorders>
+              <w:top w:val="single" w:color="BFBFBF" w:sz="4"/>
+              <w:left w:val="single" w:color="BFBFBF" w:sz="4"/>
+              <w:bottom w:val="single" w:color="BFBFBF" w:sz="4"/>
+              <w:right w:val="single" w:color="BFBFBF" w:sz="4"/>
+            </w:tcBorders>
+            <w:shd w:fill="DEEAF6" w:color="auto" w:val="clear"/>
+          </w:tcPr>
+          <w:p>
+            <w:r>
+              <w:rPr>
+                <w:rFonts w:ascii="Malgun Gothic" w:hAnsi="Malgun Gothic" w:cs="Malgun Gothic" w:eastAsia="Malgun Gothic"/>
+                <w:b/>
+                <w:i w:val="0"/>
+                <w:color w:val="1F3864"/>
+                <w:sz w:val="20"/>
+              </w:rPr>
+              <w:t>표현</w:t>
+            </w:r>
+          </w:p>
+        </w:tc>
+        <w:tc>
+          <w:tcPr>
+            <w:tcW w:type="dxa" w:w="8138"/>
+            <w:tcBorders>
+              <w:top w:val="single" w:color="BFBFBF" w:sz="4"/>
+              <w:left w:val="single" w:color="BFBFBF" w:sz="4"/>
+              <w:bottom w:val="single" w:color="BFBFBF" w:sz="4"/>
+              <w:right w:val="single" w:color="BFBFBF" w:sz="4"/>
+            </w:tcBorders>
+          </w:tcPr>
+          <w:p>
+            <w:pPr>
+              <w:spacing w:after="40"/>
+            </w:pPr>
+            <w:r>
+              <w:rPr>
+                <w:rFonts w:ascii="Malgun Gothic" w:hAnsi="Malgun Gothic" w:cs="Malgun Gothic" w:eastAsia="Malgun Gothic"/>
+                <w:b w:val="0"/>
+                <w:i w:val="0"/>
+                <w:sz w:val="20"/>
+              </w:rPr>
+              <w:t>wenn man die Mülltonnen wegrückt는 wenn절입니다.</w:t>
+            </w:r>
+          </w:p>
+        </w:tc>
+      </w:tr>
+      <w:tr>
+        <w:tc>
+          <w:tcPr>
+            <w:tcW w:type="dxa" w:w="1500"/>
+            <w:tcBorders>
+              <w:top w:val="single" w:color="BFBFBF" w:sz="4"/>
+              <w:left w:val="single" w:color="BFBFBF" w:sz="4"/>
+              <w:bottom w:val="single" w:color="BFBFBF" w:sz="4"/>
+              <w:right w:val="single" w:color="BFBFBF" w:sz="4"/>
+            </w:tcBorders>
+            <w:shd w:fill="DEEAF6" w:color="auto" w:val="clear"/>
+          </w:tcPr>
+          <w:p>
+            <w:r>
+              <w:rPr>
+                <w:rFonts w:ascii="Malgun Gothic" w:hAnsi="Malgun Gothic" w:cs="Malgun Gothic" w:eastAsia="Malgun Gothic"/>
+                <w:b/>
+                <w:i w:val="0"/>
+                <w:color w:val="1F3864"/>
+                <w:sz w:val="20"/>
+              </w:rPr>
+              <w:t>시제</w:t>
+            </w:r>
+          </w:p>
+        </w:tc>
+        <w:tc>
+          <w:tcPr>
+            <w:tcW w:type="dxa" w:w="8138"/>
+            <w:tcBorders>
+              <w:top w:val="single" w:color="BFBFBF" w:sz="4"/>
+              <w:left w:val="single" w:color="BFBFBF" w:sz="4"/>
+              <w:bottom w:val="single" w:color="BFBFBF" w:sz="4"/>
+              <w:right w:val="single" w:color="BFBFBF" w:sz="4"/>
+            </w:tcBorders>
+          </w:tcPr>
+          <w:p>
+            <w:pPr>
+              <w:spacing w:after="40"/>
+            </w:pPr>
+            <w:r>
+              <w:rPr>
+                <w:rFonts w:ascii="Malgun Gothic" w:hAnsi="Malgun Gothic" w:cs="Malgun Gothic" w:eastAsia="Malgun Gothic"/>
+                <w:b w:val="0"/>
+                <w:i w:val="0"/>
+                <w:sz w:val="20"/>
+              </w:rPr>
+              <w:t>war는 과거형이고 ist, aussieht, wegrückt는 현재형입니다.</w:t>
+            </w:r>
+          </w:p>
+        </w:tc>
+      </w:tr>
+    </w:tbl>
+    <w:p>
+      <w:pPr>
+        <w:spacing w:after="0"/>
+      </w:pPr>
+    </w:p>
+    <w:p>
+      <w:pPr>
+        <w:keepNext/>
+        <w:spacing w:before="160"/>
+      </w:pPr>
+      <w:r>
+        <w:rPr>
+          <w:rFonts w:ascii="Arial" w:hAnsi="Arial" w:cs="Arial" w:eastAsia="Malgun Gothic"/>
+          <w:b/>
+          <w:i w:val="0"/>
+          <w:sz w:val="22"/>
+        </w:rPr>
+        <w:t>2. Karim: Ich habe vierzig Klappstühle aus Milans Teestube geliehen. Wenn mehr kommen, stehen die anderen. Das ist auch eine Haltung.</w:t>
+      </w:r>
+    </w:p>
+    <w:p>
+      <w:pPr>
+        <w:keepNext/>
+        <w:ind w:left="340"/>
+      </w:pPr>
+      <w:r>
+        <w:rPr>
+          <w:rFonts w:ascii="Malgun Gothic" w:hAnsi="Malgun Gothic" w:cs="Malgun Gothic" w:eastAsia="Malgun Gothic"/>
+          <w:b w:val="0"/>
+          <w:i/>
+          <w:color w:val="404040"/>
+          <w:sz w:val="20"/>
+        </w:rPr>
+        <w:t>밀란의 찻집에서 접이식 의자 사십 개를 빌려 왔어요. 더 오면 나머지는 서 있어야죠. 그것도 하나의 태도예요.</w:t>
+      </w:r>
+    </w:p>
+    <w:tbl>
+      <w:tblPr>
+        <w:tblW w:type="auto" w:w="0"/>
+        <w:tblLayout w:type="fixed"/>
+        <w:tblLook w:firstColumn="1" w:firstRow="1" w:lastColumn="0" w:lastRow="0" w:noHBand="0" w:noVBand="1" w:val="04A0"/>
+      </w:tblPr>
+      <w:tblGrid>
+        <w:gridCol w:w="4819"/>
+        <w:gridCol w:w="4819"/>
+      </w:tblGrid>
+      <w:tr>
+        <w:tc>
+          <w:tcPr>
+            <w:tcW w:type="dxa" w:w="1500"/>
+            <w:tcBorders>
+              <w:top w:val="single" w:color="BFBFBF" w:sz="4"/>
+              <w:left w:val="single" w:color="BFBFBF" w:sz="4"/>
+              <w:bottom w:val="single" w:color="BFBFBF" w:sz="4"/>
+              <w:right w:val="single" w:color="BFBFBF" w:sz="4"/>
+            </w:tcBorders>
+            <w:shd w:fill="DEEAF6" w:color="auto" w:val="clear"/>
+          </w:tcPr>
+          <w:p>
+            <w:r>
+              <w:rPr>
+                <w:rFonts w:ascii="Malgun Gothic" w:hAnsi="Malgun Gothic" w:cs="Malgun Gothic" w:eastAsia="Malgun Gothic"/>
+                <w:b/>
+                <w:i w:val="0"/>
+                <w:color w:val="1F3864"/>
+                <w:sz w:val="20"/>
+              </w:rPr>
+              <w:t>주요 단어</w:t>
+            </w:r>
+          </w:p>
+        </w:tc>
+        <w:tc>
+          <w:tcPr>
+            <w:tcW w:type="dxa" w:w="8138"/>
+            <w:tcBorders>
+              <w:top w:val="single" w:color="BFBFBF" w:sz="4"/>
+              <w:left w:val="single" w:color="BFBFBF" w:sz="4"/>
+              <w:bottom w:val="single" w:color="BFBFBF" w:sz="4"/>
+              <w:right w:val="single" w:color="BFBFBF" w:sz="4"/>
+            </w:tcBorders>
+          </w:tcPr>
+          <w:p>
+            <w:pPr>
+              <w:spacing w:after="40"/>
+            </w:pPr>
+            <w:r>
+              <w:rPr>
+                <w:rFonts w:ascii="Arial" w:hAnsi="Arial" w:cs="Arial" w:eastAsia="Malgun Gothic"/>
+                <w:b/>
+                <w:i w:val="0"/>
+                <w:sz w:val="20"/>
+              </w:rPr>
+              <w:t>der Klappstuhl, -stühle</w:t>
+            </w:r>
+            <w:r>
+              <w:rPr>
+                <w:rFonts w:ascii="Malgun Gothic" w:hAnsi="Malgun Gothic" w:cs="Malgun Gothic" w:eastAsia="Malgun Gothic"/>
+                <w:b w:val="0"/>
+                <w:i w:val="0"/>
+                <w:sz w:val="20"/>
+              </w:rPr>
+              <w:t xml:space="preserve">  —  접이식 의자</w:t>
+            </w:r>
+          </w:p>
+          <w:p>
+            <w:pPr>
+              <w:spacing w:after="40"/>
+            </w:pPr>
+            <w:r>
+              <w:rPr>
+                <w:rFonts w:ascii="Arial" w:hAnsi="Arial" w:cs="Arial" w:eastAsia="Malgun Gothic"/>
+                <w:b/>
+                <w:i w:val="0"/>
+                <w:sz w:val="20"/>
+              </w:rPr>
+              <w:t>leihen</w:t>
+            </w:r>
+            <w:r>
+              <w:rPr>
+                <w:rFonts w:ascii="Malgun Gothic" w:hAnsi="Malgun Gothic" w:cs="Malgun Gothic" w:eastAsia="Malgun Gothic"/>
+                <w:b w:val="0"/>
+                <w:i w:val="0"/>
+                <w:sz w:val="20"/>
+              </w:rPr>
+              <w:t xml:space="preserve">  —  빌리다</w:t>
+            </w:r>
+          </w:p>
+          <w:p>
+            <w:pPr>
+              <w:spacing w:after="40"/>
+            </w:pPr>
+            <w:r>
+              <w:rPr>
+                <w:rFonts w:ascii="Arial" w:hAnsi="Arial" w:cs="Arial" w:eastAsia="Malgun Gothic"/>
+                <w:b/>
+                <w:i w:val="0"/>
+                <w:sz w:val="20"/>
+              </w:rPr>
+              <w:t>die Haltung, -en</w:t>
+            </w:r>
+            <w:r>
+              <w:rPr>
+                <w:rFonts w:ascii="Malgun Gothic" w:hAnsi="Malgun Gothic" w:cs="Malgun Gothic" w:eastAsia="Malgun Gothic"/>
+                <w:b w:val="0"/>
+                <w:i w:val="0"/>
+                <w:sz w:val="20"/>
+              </w:rPr>
+              <w:t xml:space="preserve">  —  태도</w:t>
+            </w:r>
+          </w:p>
+        </w:tc>
+      </w:tr>
+      <w:tr>
+        <w:tc>
+          <w:tcPr>
+            <w:tcW w:type="dxa" w:w="1500"/>
+            <w:tcBorders>
+              <w:top w:val="single" w:color="BFBFBF" w:sz="4"/>
+              <w:left w:val="single" w:color="BFBFBF" w:sz="4"/>
+              <w:bottom w:val="single" w:color="BFBFBF" w:sz="4"/>
+              <w:right w:val="single" w:color="BFBFBF" w:sz="4"/>
+            </w:tcBorders>
+            <w:shd w:fill="DEEAF6" w:color="auto" w:val="clear"/>
+          </w:tcPr>
+          <w:p>
+            <w:r>
+              <w:rPr>
+                <w:rFonts w:ascii="Malgun Gothic" w:hAnsi="Malgun Gothic" w:cs="Malgun Gothic" w:eastAsia="Malgun Gothic"/>
+                <w:b/>
+                <w:i w:val="0"/>
+                <w:color w:val="1F3864"/>
+                <w:sz w:val="20"/>
+              </w:rPr>
+              <w:t>문법</w:t>
+            </w:r>
+          </w:p>
+        </w:tc>
+        <w:tc>
+          <w:tcPr>
+            <w:tcW w:type="dxa" w:w="8138"/>
+            <w:tcBorders>
+              <w:top w:val="single" w:color="BFBFBF" w:sz="4"/>
+              <w:left w:val="single" w:color="BFBFBF" w:sz="4"/>
+              <w:bottom w:val="single" w:color="BFBFBF" w:sz="4"/>
+              <w:right w:val="single" w:color="BFBFBF" w:sz="4"/>
+            </w:tcBorders>
+          </w:tcPr>
+          <w:p>
+            <w:pPr>
+              <w:spacing w:after="40"/>
+            </w:pPr>
+            <w:r>
+              <w:rPr>
+                <w:rFonts w:ascii="Malgun Gothic" w:hAnsi="Malgun Gothic" w:cs="Malgun Gothic" w:eastAsia="Malgun Gothic"/>
+                <w:b w:val="0"/>
+                <w:i w:val="0"/>
+                <w:sz w:val="20"/>
+              </w:rPr>
+              <w:t>Ich habe ... geliehen은 현재완료입니다. Wenn mehr kommen, stehen die anderen에서 wenn절과 주절이 이어집니다.</w:t>
+            </w:r>
+          </w:p>
+        </w:tc>
+      </w:tr>
+      <w:tr>
+        <w:tc>
+          <w:tcPr>
+            <w:tcW w:type="dxa" w:w="1500"/>
+            <w:tcBorders>
+              <w:top w:val="single" w:color="BFBFBF" w:sz="4"/>
+              <w:left w:val="single" w:color="BFBFBF" w:sz="4"/>
+              <w:bottom w:val="single" w:color="BFBFBF" w:sz="4"/>
+              <w:right w:val="single" w:color="BFBFBF" w:sz="4"/>
+            </w:tcBorders>
+            <w:shd w:fill="DEEAF6" w:color="auto" w:val="clear"/>
+          </w:tcPr>
+          <w:p>
+            <w:r>
+              <w:rPr>
+                <w:rFonts w:ascii="Malgun Gothic" w:hAnsi="Malgun Gothic" w:cs="Malgun Gothic" w:eastAsia="Malgun Gothic"/>
+                <w:b/>
+                <w:i w:val="0"/>
+                <w:color w:val="1F3864"/>
+                <w:sz w:val="20"/>
+              </w:rPr>
+              <w:t>표현</w:t>
+            </w:r>
+          </w:p>
+        </w:tc>
+        <w:tc>
+          <w:tcPr>
+            <w:tcW w:type="dxa" w:w="8138"/>
+            <w:tcBorders>
+              <w:top w:val="single" w:color="BFBFBF" w:sz="4"/>
+              <w:left w:val="single" w:color="BFBFBF" w:sz="4"/>
+              <w:bottom w:val="single" w:color="BFBFBF" w:sz="4"/>
+              <w:right w:val="single" w:color="BFBFBF" w:sz="4"/>
+            </w:tcBorders>
+          </w:tcPr>
+          <w:p>
+            <w:pPr>
+              <w:spacing w:after="40"/>
+            </w:pPr>
+            <w:r>
+              <w:rPr>
+                <w:rFonts w:ascii="Malgun Gothic" w:hAnsi="Malgun Gothic" w:cs="Malgun Gothic" w:eastAsia="Malgun Gothic"/>
+                <w:b w:val="0"/>
+                <w:i w:val="0"/>
+                <w:sz w:val="20"/>
+              </w:rPr>
+              <w:t>die anderen은 형용사의 명사화입니다.</w:t>
+            </w:r>
+          </w:p>
+        </w:tc>
+      </w:tr>
+      <w:tr>
+        <w:tc>
+          <w:tcPr>
+            <w:tcW w:type="dxa" w:w="1500"/>
+            <w:tcBorders>
+              <w:top w:val="single" w:color="BFBFBF" w:sz="4"/>
+              <w:left w:val="single" w:color="BFBFBF" w:sz="4"/>
+              <w:bottom w:val="single" w:color="BFBFBF" w:sz="4"/>
+              <w:right w:val="single" w:color="BFBFBF" w:sz="4"/>
+            </w:tcBorders>
+            <w:shd w:fill="DEEAF6" w:color="auto" w:val="clear"/>
+          </w:tcPr>
+          <w:p>
+            <w:r>
+              <w:rPr>
+                <w:rFonts w:ascii="Malgun Gothic" w:hAnsi="Malgun Gothic" w:cs="Malgun Gothic" w:eastAsia="Malgun Gothic"/>
+                <w:b/>
+                <w:i w:val="0"/>
+                <w:color w:val="1F3864"/>
+                <w:sz w:val="20"/>
+              </w:rPr>
+              <w:t>시제</w:t>
+            </w:r>
+          </w:p>
+        </w:tc>
+        <w:tc>
+          <w:tcPr>
+            <w:tcW w:type="dxa" w:w="8138"/>
+            <w:tcBorders>
+              <w:top w:val="single" w:color="BFBFBF" w:sz="4"/>
+              <w:left w:val="single" w:color="BFBFBF" w:sz="4"/>
+              <w:bottom w:val="single" w:color="BFBFBF" w:sz="4"/>
+              <w:right w:val="single" w:color="BFBFBF" w:sz="4"/>
+            </w:tcBorders>
+          </w:tcPr>
+          <w:p>
+            <w:pPr>
+              <w:spacing w:after="40"/>
+            </w:pPr>
+            <w:r>
+              <w:rPr>
+                <w:rFonts w:ascii="Malgun Gothic" w:hAnsi="Malgun Gothic" w:cs="Malgun Gothic" w:eastAsia="Malgun Gothic"/>
+                <w:b w:val="0"/>
+                <w:i w:val="0"/>
+                <w:sz w:val="20"/>
+              </w:rPr>
+              <w:t>habe ... geliehen은 현재완료이고 kommen, stehen, ist는 현재형입니다.</w:t>
+            </w:r>
+          </w:p>
+        </w:tc>
+      </w:tr>
+    </w:tbl>
+    <w:p>
+      <w:pPr>
+        <w:spacing w:after="0"/>
+      </w:pPr>
+    </w:p>
+    <w:p>
+      <w:pPr>
+        <w:keepNext/>
+        <w:spacing w:before="160"/>
+      </w:pPr>
+      <w:r>
+        <w:rPr>
+          <w:rFonts w:ascii="Arial" w:hAnsi="Arial" w:cs="Arial" w:eastAsia="Malgun Gothic"/>
+          <w:b/>
+          <w:i w:val="0"/>
+          <w:sz w:val="22"/>
+        </w:rPr>
+        <w:t>3. Aylin: Ich habe einen Zettel gemalt: „Hier wird heute abgestimmt." Mit Pfeil. Falls sich jemand verirrt.</w:t>
+      </w:r>
+    </w:p>
+    <w:p>
+      <w:pPr>
+        <w:keepNext/>
+        <w:ind w:left="340"/>
+      </w:pPr>
+      <w:r>
+        <w:rPr>
+          <w:rFonts w:ascii="Malgun Gothic" w:hAnsi="Malgun Gothic" w:cs="Malgun Gothic" w:eastAsia="Malgun Gothic"/>
+          <w:b w:val="0"/>
+          <w:i/>
+          <w:color w:val="404040"/>
+          <w:sz w:val="20"/>
+        </w:rPr>
+        <w:t>쪽지에 '오늘 여기서 투표합니다'라고 화살표와 함께 그렸어요. 혹시 누가 길을 잃을까 봐요.</w:t>
+      </w:r>
+    </w:p>
+    <w:tbl>
+      <w:tblPr>
+        <w:tblW w:type="auto" w:w="0"/>
+        <w:tblLayout w:type="fixed"/>
+        <w:tblLook w:firstColumn="1" w:firstRow="1" w:lastColumn="0" w:lastRow="0" w:noHBand="0" w:noVBand="1" w:val="04A0"/>
+      </w:tblPr>
+      <w:tblGrid>
+        <w:gridCol w:w="4819"/>
+        <w:gridCol w:w="4819"/>
+      </w:tblGrid>
+      <w:tr>
+        <w:tc>
+          <w:tcPr>
+            <w:tcW w:type="dxa" w:w="1500"/>
+            <w:tcBorders>
+              <w:top w:val="single" w:color="BFBFBF" w:sz="4"/>
+              <w:left w:val="single" w:color="BFBFBF" w:sz="4"/>
+              <w:bottom w:val="single" w:color="BFBFBF" w:sz="4"/>
+              <w:right w:val="single" w:color="BFBFBF" w:sz="4"/>
+            </w:tcBorders>
+            <w:shd w:fill="DEEAF6" w:color="auto" w:val="clear"/>
+          </w:tcPr>
+          <w:p>
+            <w:r>
+              <w:rPr>
+                <w:rFonts w:ascii="Malgun Gothic" w:hAnsi="Malgun Gothic" w:cs="Malgun Gothic" w:eastAsia="Malgun Gothic"/>
+                <w:b/>
+                <w:i w:val="0"/>
+                <w:color w:val="1F3864"/>
+                <w:sz w:val="20"/>
+              </w:rPr>
+              <w:t>주요 단어</w:t>
+            </w:r>
+          </w:p>
+        </w:tc>
+        <w:tc>
+          <w:tcPr>
+            <w:tcW w:type="dxa" w:w="8138"/>
+            <w:tcBorders>
+              <w:top w:val="single" w:color="BFBFBF" w:sz="4"/>
+              <w:left w:val="single" w:color="BFBFBF" w:sz="4"/>
+              <w:bottom w:val="single" w:color="BFBFBF" w:sz="4"/>
+              <w:right w:val="single" w:color="BFBFBF" w:sz="4"/>
+            </w:tcBorders>
+          </w:tcPr>
+          <w:p>
+            <w:pPr>
+              <w:spacing w:after="40"/>
+            </w:pPr>
+            <w:r>
+              <w:rPr>
+                <w:rFonts w:ascii="Arial" w:hAnsi="Arial" w:cs="Arial" w:eastAsia="Malgun Gothic"/>
+                <w:b/>
+                <w:i w:val="0"/>
+                <w:sz w:val="20"/>
+              </w:rPr>
+              <w:t>abstimmen</w:t>
+            </w:r>
+            <w:r>
+              <w:rPr>
+                <w:rFonts w:ascii="Malgun Gothic" w:hAnsi="Malgun Gothic" w:cs="Malgun Gothic" w:eastAsia="Malgun Gothic"/>
+                <w:b w:val="0"/>
+                <w:i w:val="0"/>
+                <w:sz w:val="20"/>
+              </w:rPr>
+              <w:t xml:space="preserve">  —  투표하다</w:t>
+            </w:r>
+          </w:p>
+          <w:p>
+            <w:pPr>
+              <w:spacing w:after="40"/>
+            </w:pPr>
+            <w:r>
+              <w:rPr>
+                <w:rFonts w:ascii="Arial" w:hAnsi="Arial" w:cs="Arial" w:eastAsia="Malgun Gothic"/>
+                <w:b/>
+                <w:i w:val="0"/>
+                <w:sz w:val="20"/>
+              </w:rPr>
+              <w:t>der Pfeil, -e</w:t>
+            </w:r>
+            <w:r>
+              <w:rPr>
+                <w:rFonts w:ascii="Malgun Gothic" w:hAnsi="Malgun Gothic" w:cs="Malgun Gothic" w:eastAsia="Malgun Gothic"/>
+                <w:b w:val="0"/>
+                <w:i w:val="0"/>
+                <w:sz w:val="20"/>
+              </w:rPr>
+              <w:t xml:space="preserve">  —  화살표</w:t>
+            </w:r>
+          </w:p>
+          <w:p>
+            <w:pPr>
+              <w:spacing w:after="40"/>
+            </w:pPr>
+            <w:r>
+              <w:rPr>
+                <w:rFonts w:ascii="Arial" w:hAnsi="Arial" w:cs="Arial" w:eastAsia="Malgun Gothic"/>
+                <w:b/>
+                <w:i w:val="0"/>
+                <w:sz w:val="20"/>
+              </w:rPr>
+              <w:t>sich verirren</w:t>
+            </w:r>
+            <w:r>
+              <w:rPr>
+                <w:rFonts w:ascii="Malgun Gothic" w:hAnsi="Malgun Gothic" w:cs="Malgun Gothic" w:eastAsia="Malgun Gothic"/>
+                <w:b w:val="0"/>
+                <w:i w:val="0"/>
+                <w:sz w:val="20"/>
+              </w:rPr>
+              <w:t xml:space="preserve">  —  길을 잃다</w:t>
+            </w:r>
+          </w:p>
+        </w:tc>
+      </w:tr>
+      <w:tr>
+        <w:tc>
+          <w:tcPr>
+            <w:tcW w:type="dxa" w:w="1500"/>
+            <w:tcBorders>
+              <w:top w:val="single" w:color="BFBFBF" w:sz="4"/>
+              <w:left w:val="single" w:color="BFBFBF" w:sz="4"/>
+              <w:bottom w:val="single" w:color="BFBFBF" w:sz="4"/>
+              <w:right w:val="single" w:color="BFBFBF" w:sz="4"/>
+            </w:tcBorders>
+            <w:shd w:fill="DEEAF6" w:color="auto" w:val="clear"/>
+          </w:tcPr>
+          <w:p>
+            <w:r>
+              <w:rPr>
+                <w:rFonts w:ascii="Malgun Gothic" w:hAnsi="Malgun Gothic" w:cs="Malgun Gothic" w:eastAsia="Malgun Gothic"/>
+                <w:b/>
+                <w:i w:val="0"/>
+                <w:color w:val="1F3864"/>
+                <w:sz w:val="20"/>
+              </w:rPr>
+              <w:t>문법</w:t>
+            </w:r>
+          </w:p>
+        </w:tc>
+        <w:tc>
+          <w:tcPr>
+            <w:tcW w:type="dxa" w:w="8138"/>
+            <w:tcBorders>
+              <w:top w:val="single" w:color="BFBFBF" w:sz="4"/>
+              <w:left w:val="single" w:color="BFBFBF" w:sz="4"/>
+              <w:bottom w:val="single" w:color="BFBFBF" w:sz="4"/>
+              <w:right w:val="single" w:color="BFBFBF" w:sz="4"/>
+            </w:tcBorders>
+          </w:tcPr>
+          <w:p>
+            <w:pPr>
+              <w:spacing w:after="40"/>
+            </w:pPr>
+            <w:r>
+              <w:rPr>
+                <w:rFonts w:ascii="Malgun Gothic" w:hAnsi="Malgun Gothic" w:cs="Malgun Gothic" w:eastAsia="Malgun Gothic"/>
+                <w:b w:val="0"/>
+                <w:i w:val="0"/>
+                <w:sz w:val="20"/>
+              </w:rPr>
+              <w:t>Ich habe einen Zettel gemalt는 현재완료입니다. Hier wird heute abgestimmt는 비인칭 수동입니다. Falls sich jemand verirrt는 falls절입니다.</w:t>
+            </w:r>
+          </w:p>
+        </w:tc>
+      </w:tr>
+      <w:tr>
+        <w:tc>
+          <w:tcPr>
+            <w:tcW w:type="dxa" w:w="1500"/>
+            <w:tcBorders>
+              <w:top w:val="single" w:color="BFBFBF" w:sz="4"/>
+              <w:left w:val="single" w:color="BFBFBF" w:sz="4"/>
+              <w:bottom w:val="single" w:color="BFBFBF" w:sz="4"/>
+              <w:right w:val="single" w:color="BFBFBF" w:sz="4"/>
+            </w:tcBorders>
+            <w:shd w:fill="DEEAF6" w:color="auto" w:val="clear"/>
+          </w:tcPr>
+          <w:p>
+            <w:r>
+              <w:rPr>
+                <w:rFonts w:ascii="Malgun Gothic" w:hAnsi="Malgun Gothic" w:cs="Malgun Gothic" w:eastAsia="Malgun Gothic"/>
+                <w:b/>
+                <w:i w:val="0"/>
+                <w:color w:val="1F3864"/>
+                <w:sz w:val="20"/>
+              </w:rPr>
+              <w:t>표현</w:t>
+            </w:r>
+          </w:p>
+        </w:tc>
+        <w:tc>
+          <w:tcPr>
+            <w:tcW w:type="dxa" w:w="8138"/>
+            <w:tcBorders>
+              <w:top w:val="single" w:color="BFBFBF" w:sz="4"/>
+              <w:left w:val="single" w:color="BFBFBF" w:sz="4"/>
+              <w:bottom w:val="single" w:color="BFBFBF" w:sz="4"/>
+              <w:right w:val="single" w:color="BFBFBF" w:sz="4"/>
+            </w:tcBorders>
+          </w:tcPr>
+          <w:p>
+            <w:pPr>
+              <w:spacing w:after="40"/>
+            </w:pPr>
+            <w:r>
+              <w:rPr>
+                <w:rFonts w:ascii="Malgun Gothic" w:hAnsi="Malgun Gothic" w:cs="Malgun Gothic" w:eastAsia="Malgun Gothic"/>
+                <w:b w:val="0"/>
+                <w:i w:val="0"/>
+                <w:sz w:val="20"/>
+              </w:rPr>
+              <w:t>Mit Pfeil은 무관사 명사를 쓴 표현입니다.</w:t>
+            </w:r>
+          </w:p>
+        </w:tc>
+      </w:tr>
+      <w:tr>
+        <w:tc>
+          <w:tcPr>
+            <w:tcW w:type="dxa" w:w="1500"/>
+            <w:tcBorders>
+              <w:top w:val="single" w:color="BFBFBF" w:sz="4"/>
+              <w:left w:val="single" w:color="BFBFBF" w:sz="4"/>
+              <w:bottom w:val="single" w:color="BFBFBF" w:sz="4"/>
+              <w:right w:val="single" w:color="BFBFBF" w:sz="4"/>
+            </w:tcBorders>
+            <w:shd w:fill="DEEAF6" w:color="auto" w:val="clear"/>
+          </w:tcPr>
+          <w:p>
+            <w:r>
+              <w:rPr>
+                <w:rFonts w:ascii="Malgun Gothic" w:hAnsi="Malgun Gothic" w:cs="Malgun Gothic" w:eastAsia="Malgun Gothic"/>
+                <w:b/>
+                <w:i w:val="0"/>
+                <w:color w:val="1F3864"/>
+                <w:sz w:val="20"/>
+              </w:rPr>
+              <w:t>시제</w:t>
+            </w:r>
+          </w:p>
+        </w:tc>
+        <w:tc>
+          <w:tcPr>
+            <w:tcW w:type="dxa" w:w="8138"/>
+            <w:tcBorders>
+              <w:top w:val="single" w:color="BFBFBF" w:sz="4"/>
+              <w:left w:val="single" w:color="BFBFBF" w:sz="4"/>
+              <w:bottom w:val="single" w:color="BFBFBF" w:sz="4"/>
+              <w:right w:val="single" w:color="BFBFBF" w:sz="4"/>
+            </w:tcBorders>
+          </w:tcPr>
+          <w:p>
+            <w:pPr>
+              <w:spacing w:after="40"/>
+            </w:pPr>
+            <w:r>
+              <w:rPr>
+                <w:rFonts w:ascii="Malgun Gothic" w:hAnsi="Malgun Gothic" w:cs="Malgun Gothic" w:eastAsia="Malgun Gothic"/>
+                <w:b w:val="0"/>
+                <w:i w:val="0"/>
+                <w:sz w:val="20"/>
+              </w:rPr>
+              <w:t>habe ... gemalt는 현재완료이고 wird ... abgestimmt는 현재 수동, verirrt는 현재형입니다.</w:t>
+            </w:r>
+          </w:p>
+        </w:tc>
+      </w:tr>
+    </w:tbl>
+    <w:p>
+      <w:pPr>
+        <w:spacing w:after="0"/>
+      </w:pPr>
+    </w:p>
+    <w:p>
+      <w:pPr>
+        <w:keepNext/>
+        <w:spacing w:before="160"/>
+      </w:pPr>
+      <w:r>
+        <w:rPr>
+          <w:rFonts w:ascii="Arial" w:hAnsi="Arial" w:cs="Arial" w:eastAsia="Malgun Gothic"/>
+          <w:b/>
+          <w:i w:val="0"/>
+          <w:sz w:val="22"/>
+        </w:rPr>
+        <w:t>4. Hanna: Gut gemacht. Drei Dinge noch: Erstens, keine Namen auf Listen. Zweitens, die Abstimmung ist geheim, wer es wünscht. Drittens, wer sich bedroht fühlt, spricht mit mir.</w:t>
+      </w:r>
+    </w:p>
+    <w:p>
+      <w:pPr>
+        <w:keepNext/>
+        <w:ind w:left="340"/>
+      </w:pPr>
+      <w:r>
+        <w:rPr>
+          <w:rFonts w:ascii="Malgun Gothic" w:hAnsi="Malgun Gothic" w:cs="Malgun Gothic" w:eastAsia="Malgun Gothic"/>
+          <w:b w:val="0"/>
+          <w:i/>
+          <w:color w:val="404040"/>
+          <w:sz w:val="20"/>
+        </w:rPr>
+        <w:t>잘했어요. 세 가지만 더요. 첫째, 명단에 이름을 적지 않습니다. 둘째, 원하는 사람은 비밀 투표를 할 수 있습니다. 셋째, 위협을 느끼는 사람은 저와 이야기합니다.</w:t>
+      </w:r>
+    </w:p>
+    <w:tbl>
+      <w:tblPr>
+        <w:tblW w:type="auto" w:w="0"/>
+        <w:tblLayout w:type="fixed"/>
+        <w:tblLook w:firstColumn="1" w:firstRow="1" w:lastColumn="0" w:lastRow="0" w:noHBand="0" w:noVBand="1" w:val="04A0"/>
+      </w:tblPr>
+      <w:tblGrid>
+        <w:gridCol w:w="4819"/>
+        <w:gridCol w:w="4819"/>
+      </w:tblGrid>
+      <w:tr>
+        <w:tc>
+          <w:tcPr>
+            <w:tcW w:type="dxa" w:w="1500"/>
+            <w:tcBorders>
+              <w:top w:val="single" w:color="BFBFBF" w:sz="4"/>
+              <w:left w:val="single" w:color="BFBFBF" w:sz="4"/>
+              <w:bottom w:val="single" w:color="BFBFBF" w:sz="4"/>
+              <w:right w:val="single" w:color="BFBFBF" w:sz="4"/>
+            </w:tcBorders>
+            <w:shd w:fill="DEEAF6" w:color="auto" w:val="clear"/>
+          </w:tcPr>
+          <w:p>
+            <w:r>
+              <w:rPr>
+                <w:rFonts w:ascii="Malgun Gothic" w:hAnsi="Malgun Gothic" w:cs="Malgun Gothic" w:eastAsia="Malgun Gothic"/>
+                <w:b/>
+                <w:i w:val="0"/>
+                <w:color w:val="1F3864"/>
+                <w:sz w:val="20"/>
+              </w:rPr>
+              <w:t>주요 단어</w:t>
+            </w:r>
+          </w:p>
+        </w:tc>
+        <w:tc>
+          <w:tcPr>
+            <w:tcW w:type="dxa" w:w="8138"/>
+            <w:tcBorders>
+              <w:top w:val="single" w:color="BFBFBF" w:sz="4"/>
+              <w:left w:val="single" w:color="BFBFBF" w:sz="4"/>
+              <w:bottom w:val="single" w:color="BFBFBF" w:sz="4"/>
+              <w:right w:val="single" w:color="BFBFBF" w:sz="4"/>
+            </w:tcBorders>
+          </w:tcPr>
+          <w:p>
+            <w:pPr>
+              <w:spacing w:after="40"/>
+            </w:pPr>
+            <w:r>
+              <w:rPr>
+                <w:rFonts w:ascii="Arial" w:hAnsi="Arial" w:cs="Arial" w:eastAsia="Malgun Gothic"/>
+                <w:b/>
+                <w:i w:val="0"/>
+                <w:sz w:val="20"/>
+              </w:rPr>
+              <w:t>die Abstimmung, -en</w:t>
+            </w:r>
+            <w:r>
+              <w:rPr>
+                <w:rFonts w:ascii="Malgun Gothic" w:hAnsi="Malgun Gothic" w:cs="Malgun Gothic" w:eastAsia="Malgun Gothic"/>
+                <w:b w:val="0"/>
+                <w:i w:val="0"/>
+                <w:sz w:val="20"/>
+              </w:rPr>
+              <w:t xml:space="preserve">  —  투표</w:t>
+            </w:r>
+          </w:p>
+          <w:p>
+            <w:pPr>
+              <w:spacing w:after="40"/>
+            </w:pPr>
+            <w:r>
+              <w:rPr>
+                <w:rFonts w:ascii="Arial" w:hAnsi="Arial" w:cs="Arial" w:eastAsia="Malgun Gothic"/>
+                <w:b/>
+                <w:i w:val="0"/>
+                <w:sz w:val="20"/>
+              </w:rPr>
+              <w:t>geheim</w:t>
+            </w:r>
+            <w:r>
+              <w:rPr>
+                <w:rFonts w:ascii="Malgun Gothic" w:hAnsi="Malgun Gothic" w:cs="Malgun Gothic" w:eastAsia="Malgun Gothic"/>
+                <w:b w:val="0"/>
+                <w:i w:val="0"/>
+                <w:sz w:val="20"/>
+              </w:rPr>
+              <w:t xml:space="preserve">  —  비밀의</w:t>
+            </w:r>
+          </w:p>
+          <w:p>
+            <w:pPr>
+              <w:spacing w:after="40"/>
+            </w:pPr>
+            <w:r>
+              <w:rPr>
+                <w:rFonts w:ascii="Arial" w:hAnsi="Arial" w:cs="Arial" w:eastAsia="Malgun Gothic"/>
+                <w:b/>
+                <w:i w:val="0"/>
+                <w:sz w:val="20"/>
+              </w:rPr>
+              <w:t>bedrohen</w:t>
+            </w:r>
+            <w:r>
+              <w:rPr>
+                <w:rFonts w:ascii="Malgun Gothic" w:hAnsi="Malgun Gothic" w:cs="Malgun Gothic" w:eastAsia="Malgun Gothic"/>
+                <w:b w:val="0"/>
+                <w:i w:val="0"/>
+                <w:sz w:val="20"/>
+              </w:rPr>
+              <w:t xml:space="preserve">  —  위협하다</w:t>
+            </w:r>
+          </w:p>
+        </w:tc>
+      </w:tr>
+      <w:tr>
+        <w:tc>
+          <w:tcPr>
+            <w:tcW w:type="dxa" w:w="1500"/>
+            <w:tcBorders>
+              <w:top w:val="single" w:color="BFBFBF" w:sz="4"/>
+              <w:left w:val="single" w:color="BFBFBF" w:sz="4"/>
+              <w:bottom w:val="single" w:color="BFBFBF" w:sz="4"/>
+              <w:right w:val="single" w:color="BFBFBF" w:sz="4"/>
+            </w:tcBorders>
+            <w:shd w:fill="DEEAF6" w:color="auto" w:val="clear"/>
+          </w:tcPr>
+          <w:p>
+            <w:r>
+              <w:rPr>
+                <w:rFonts w:ascii="Malgun Gothic" w:hAnsi="Malgun Gothic" w:cs="Malgun Gothic" w:eastAsia="Malgun Gothic"/>
+                <w:b/>
+                <w:i w:val="0"/>
+                <w:color w:val="1F3864"/>
+                <w:sz w:val="20"/>
+              </w:rPr>
+              <w:t>문법</w:t>
+            </w:r>
+          </w:p>
+        </w:tc>
+        <w:tc>
+          <w:tcPr>
+            <w:tcW w:type="dxa" w:w="8138"/>
+            <w:tcBorders>
+              <w:top w:val="single" w:color="BFBFBF" w:sz="4"/>
+              <w:left w:val="single" w:color="BFBFBF" w:sz="4"/>
+              <w:bottom w:val="single" w:color="BFBFBF" w:sz="4"/>
+              <w:right w:val="single" w:color="BFBFBF" w:sz="4"/>
+            </w:tcBorders>
+          </w:tcPr>
+          <w:p>
+            <w:pPr>
+              <w:spacing w:after="40"/>
+            </w:pPr>
+            <w:r>
+              <w:rPr>
+                <w:rFonts w:ascii="Malgun Gothic" w:hAnsi="Malgun Gothic" w:cs="Malgun Gothic" w:eastAsia="Malgun Gothic"/>
+                <w:b w:val="0"/>
+                <w:i w:val="0"/>
+                <w:sz w:val="20"/>
+              </w:rPr>
+              <w:t>wer es wünscht와 wer sich bedroht fühlt, spricht mit mir에서 wer절이 주어 역할을 합니다.</w:t>
+            </w:r>
+          </w:p>
+        </w:tc>
+      </w:tr>
+      <w:tr>
+        <w:tc>
+          <w:tcPr>
+            <w:tcW w:type="dxa" w:w="1500"/>
+            <w:tcBorders>
+              <w:top w:val="single" w:color="BFBFBF" w:sz="4"/>
+              <w:left w:val="single" w:color="BFBFBF" w:sz="4"/>
+              <w:bottom w:val="single" w:color="BFBFBF" w:sz="4"/>
+              <w:right w:val="single" w:color="BFBFBF" w:sz="4"/>
+            </w:tcBorders>
+            <w:shd w:fill="DEEAF6" w:color="auto" w:val="clear"/>
+          </w:tcPr>
+          <w:p>
+            <w:r>
+              <w:rPr>
+                <w:rFonts w:ascii="Malgun Gothic" w:hAnsi="Malgun Gothic" w:cs="Malgun Gothic" w:eastAsia="Malgun Gothic"/>
+                <w:b/>
+                <w:i w:val="0"/>
+                <w:color w:val="1F3864"/>
+                <w:sz w:val="20"/>
+              </w:rPr>
+              <w:t>표현</w:t>
+            </w:r>
+          </w:p>
+        </w:tc>
+        <w:tc>
+          <w:tcPr>
+            <w:tcW w:type="dxa" w:w="8138"/>
+            <w:tcBorders>
+              <w:top w:val="single" w:color="BFBFBF" w:sz="4"/>
+              <w:left w:val="single" w:color="BFBFBF" w:sz="4"/>
+              <w:bottom w:val="single" w:color="BFBFBF" w:sz="4"/>
+              <w:right w:val="single" w:color="BFBFBF" w:sz="4"/>
+            </w:tcBorders>
+          </w:tcPr>
+          <w:p>
+            <w:pPr>
+              <w:spacing w:after="40"/>
+            </w:pPr>
+            <w:r>
+              <w:rPr>
+                <w:rFonts w:ascii="Malgun Gothic" w:hAnsi="Malgun Gothic" w:cs="Malgun Gothic" w:eastAsia="Malgun Gothic"/>
+                <w:b w:val="0"/>
+                <w:i w:val="0"/>
+                <w:sz w:val="20"/>
+              </w:rPr>
+              <w:t>Erstens, Zweitens, Drittens는 순서 부사입니다.</w:t>
+            </w:r>
+          </w:p>
+        </w:tc>
+      </w:tr>
+      <w:tr>
+        <w:tc>
+          <w:tcPr>
+            <w:tcW w:type="dxa" w:w="1500"/>
+            <w:tcBorders>
+              <w:top w:val="single" w:color="BFBFBF" w:sz="4"/>
+              <w:left w:val="single" w:color="BFBFBF" w:sz="4"/>
+              <w:bottom w:val="single" w:color="BFBFBF" w:sz="4"/>
+              <w:right w:val="single" w:color="BFBFBF" w:sz="4"/>
+            </w:tcBorders>
+            <w:shd w:fill="DEEAF6" w:color="auto" w:val="clear"/>
+          </w:tcPr>
+          <w:p>
+            <w:r>
+              <w:rPr>
+                <w:rFonts w:ascii="Malgun Gothic" w:hAnsi="Malgun Gothic" w:cs="Malgun Gothic" w:eastAsia="Malgun Gothic"/>
+                <w:b/>
+                <w:i w:val="0"/>
+                <w:color w:val="1F3864"/>
+                <w:sz w:val="20"/>
+              </w:rPr>
+              <w:t>시제</w:t>
+            </w:r>
+          </w:p>
+        </w:tc>
+        <w:tc>
+          <w:tcPr>
+            <w:tcW w:type="dxa" w:w="8138"/>
+            <w:tcBorders>
+              <w:top w:val="single" w:color="BFBFBF" w:sz="4"/>
+              <w:left w:val="single" w:color="BFBFBF" w:sz="4"/>
+              <w:bottom w:val="single" w:color="BFBFBF" w:sz="4"/>
+              <w:right w:val="single" w:color="BFBFBF" w:sz="4"/>
+            </w:tcBorders>
+          </w:tcPr>
+          <w:p>
+            <w:pPr>
+              <w:spacing w:after="40"/>
+            </w:pPr>
+            <w:r>
+              <w:rPr>
+                <w:rFonts w:ascii="Malgun Gothic" w:hAnsi="Malgun Gothic" w:cs="Malgun Gothic" w:eastAsia="Malgun Gothic"/>
+                <w:b w:val="0"/>
+                <w:i w:val="0"/>
+                <w:sz w:val="20"/>
+              </w:rPr>
+              <w:t>ist, wünscht, fühlt, spricht는 현재형입니다.</w:t>
+            </w:r>
+          </w:p>
+        </w:tc>
+      </w:tr>
+    </w:tbl>
+    <w:p>
+      <w:pPr>
+        <w:spacing w:after="0"/>
+      </w:pPr>
+    </w:p>
+    <w:p>
+      <w:pPr>
+        <w:keepNext/>
+        <w:spacing w:before="160"/>
+      </w:pPr>
+      <w:r>
+        <w:rPr>
+          <w:rFonts w:ascii="Arial" w:hAnsi="Arial" w:cs="Arial" w:eastAsia="Malgun Gothic"/>
+          <w:b/>
+          <w:i w:val="0"/>
+          <w:sz w:val="22"/>
+        </w:rPr>
+        <w:t>5. Jonas: Die Sonne sinkt hinter die Hochhäuser, und das Licht färbt die Mülltonnen golden. Es sieht aus wie ein Bühnenbild: der Hof als Forum, die Fahrräder als Kulisse.</w:t>
+      </w:r>
+    </w:p>
+    <w:p>
+      <w:pPr>
+        <w:keepNext/>
+        <w:ind w:left="340"/>
+      </w:pPr>
+      <w:r>
+        <w:rPr>
+          <w:rFonts w:ascii="Malgun Gothic" w:hAnsi="Malgun Gothic" w:cs="Malgun Gothic" w:eastAsia="Malgun Gothic"/>
+          <w:b w:val="0"/>
+          <w:i/>
+          <w:color w:val="404040"/>
+          <w:sz w:val="20"/>
+        </w:rPr>
+        <w:t>해가 고층 건물 뒤로 지고 빛이 쓰레기통을 금빛으로 물들인다. 무대 장치 같다. 광장이 된 마당, 배경이 된 자전거들.</w:t>
+      </w:r>
+    </w:p>
+    <w:tbl>
+      <w:tblPr>
+        <w:tblW w:type="auto" w:w="0"/>
+        <w:tblLayout w:type="fixed"/>
+        <w:tblLook w:firstColumn="1" w:firstRow="1" w:lastColumn="0" w:lastRow="0" w:noHBand="0" w:noVBand="1" w:val="04A0"/>
+      </w:tblPr>
+      <w:tblGrid>
+        <w:gridCol w:w="4819"/>
+        <w:gridCol w:w="4819"/>
+      </w:tblGrid>
+      <w:tr>
+        <w:tc>
+          <w:tcPr>
+            <w:tcW w:type="dxa" w:w="1500"/>
+            <w:tcBorders>
+              <w:top w:val="single" w:color="BFBFBF" w:sz="4"/>
+              <w:left w:val="single" w:color="BFBFBF" w:sz="4"/>
+              <w:bottom w:val="single" w:color="BFBFBF" w:sz="4"/>
+              <w:right w:val="single" w:color="BFBFBF" w:sz="4"/>
+            </w:tcBorders>
+            <w:shd w:fill="DEEAF6" w:color="auto" w:val="clear"/>
+          </w:tcPr>
+          <w:p>
+            <w:r>
+              <w:rPr>
+                <w:rFonts w:ascii="Malgun Gothic" w:hAnsi="Malgun Gothic" w:cs="Malgun Gothic" w:eastAsia="Malgun Gothic"/>
+                <w:b/>
+                <w:i w:val="0"/>
+                <w:color w:val="1F3864"/>
+                <w:sz w:val="20"/>
+              </w:rPr>
+              <w:t>주요 단어</w:t>
+            </w:r>
+          </w:p>
+        </w:tc>
+        <w:tc>
+          <w:tcPr>
+            <w:tcW w:type="dxa" w:w="8138"/>
+            <w:tcBorders>
+              <w:top w:val="single" w:color="BFBFBF" w:sz="4"/>
+              <w:left w:val="single" w:color="BFBFBF" w:sz="4"/>
+              <w:bottom w:val="single" w:color="BFBFBF" w:sz="4"/>
+              <w:right w:val="single" w:color="BFBFBF" w:sz="4"/>
+            </w:tcBorders>
+          </w:tcPr>
+          <w:p>
+            <w:pPr>
+              <w:spacing w:after="40"/>
+            </w:pPr>
+            <w:r>
+              <w:rPr>
+                <w:rFonts w:ascii="Arial" w:hAnsi="Arial" w:cs="Arial" w:eastAsia="Malgun Gothic"/>
+                <w:b/>
+                <w:i w:val="0"/>
+                <w:sz w:val="20"/>
+              </w:rPr>
+              <w:t>das Bühnenbild, -er</w:t>
+            </w:r>
+            <w:r>
+              <w:rPr>
+                <w:rFonts w:ascii="Malgun Gothic" w:hAnsi="Malgun Gothic" w:cs="Malgun Gothic" w:eastAsia="Malgun Gothic"/>
+                <w:b w:val="0"/>
+                <w:i w:val="0"/>
+                <w:sz w:val="20"/>
+              </w:rPr>
+              <w:t xml:space="preserve">  —  무대 장치</w:t>
+            </w:r>
+          </w:p>
+          <w:p>
+            <w:pPr>
+              <w:spacing w:after="40"/>
+            </w:pPr>
+            <w:r>
+              <w:rPr>
+                <w:rFonts w:ascii="Arial" w:hAnsi="Arial" w:cs="Arial" w:eastAsia="Malgun Gothic"/>
+                <w:b/>
+                <w:i w:val="0"/>
+                <w:sz w:val="20"/>
+              </w:rPr>
+              <w:t>die Kulisse, -n</w:t>
+            </w:r>
+            <w:r>
+              <w:rPr>
+                <w:rFonts w:ascii="Malgun Gothic" w:hAnsi="Malgun Gothic" w:cs="Malgun Gothic" w:eastAsia="Malgun Gothic"/>
+                <w:b w:val="0"/>
+                <w:i w:val="0"/>
+                <w:sz w:val="20"/>
+              </w:rPr>
+              <w:t xml:space="preserve">  —  배경</w:t>
+            </w:r>
+          </w:p>
+          <w:p>
+            <w:pPr>
+              <w:spacing w:after="40"/>
+            </w:pPr>
+            <w:r>
+              <w:rPr>
+                <w:rFonts w:ascii="Arial" w:hAnsi="Arial" w:cs="Arial" w:eastAsia="Malgun Gothic"/>
+                <w:b/>
+                <w:i w:val="0"/>
+                <w:sz w:val="20"/>
+              </w:rPr>
+              <w:t>das Forum, Foren</w:t>
+            </w:r>
+            <w:r>
+              <w:rPr>
+                <w:rFonts w:ascii="Malgun Gothic" w:hAnsi="Malgun Gothic" w:cs="Malgun Gothic" w:eastAsia="Malgun Gothic"/>
+                <w:b w:val="0"/>
+                <w:i w:val="0"/>
+                <w:sz w:val="20"/>
+              </w:rPr>
+              <w:t xml:space="preserve">  —  광장</w:t>
+            </w:r>
+          </w:p>
+        </w:tc>
+      </w:tr>
+      <w:tr>
+        <w:tc>
+          <w:tcPr>
+            <w:tcW w:type="dxa" w:w="1500"/>
+            <w:tcBorders>
+              <w:top w:val="single" w:color="BFBFBF" w:sz="4"/>
+              <w:left w:val="single" w:color="BFBFBF" w:sz="4"/>
+              <w:bottom w:val="single" w:color="BFBFBF" w:sz="4"/>
+              <w:right w:val="single" w:color="BFBFBF" w:sz="4"/>
+            </w:tcBorders>
+            <w:shd w:fill="DEEAF6" w:color="auto" w:val="clear"/>
+          </w:tcPr>
+          <w:p>
+            <w:r>
+              <w:rPr>
+                <w:rFonts w:ascii="Malgun Gothic" w:hAnsi="Malgun Gothic" w:cs="Malgun Gothic" w:eastAsia="Malgun Gothic"/>
+                <w:b/>
+                <w:i w:val="0"/>
+                <w:color w:val="1F3864"/>
+                <w:sz w:val="20"/>
+              </w:rPr>
+              <w:t>문법</w:t>
+            </w:r>
+          </w:p>
+        </w:tc>
+        <w:tc>
+          <w:tcPr>
+            <w:tcW w:type="dxa" w:w="8138"/>
+            <w:tcBorders>
+              <w:top w:val="single" w:color="BFBFBF" w:sz="4"/>
+              <w:left w:val="single" w:color="BFBFBF" w:sz="4"/>
+              <w:bottom w:val="single" w:color="BFBFBF" w:sz="4"/>
+              <w:right w:val="single" w:color="BFBFBF" w:sz="4"/>
+            </w:tcBorders>
+          </w:tcPr>
+          <w:p>
+            <w:pPr>
+              <w:spacing w:after="40"/>
+            </w:pPr>
+            <w:r>
+              <w:rPr>
+                <w:rFonts w:ascii="Malgun Gothic" w:hAnsi="Malgun Gothic" w:cs="Malgun Gothic" w:eastAsia="Malgun Gothic"/>
+                <w:b w:val="0"/>
+                <w:i w:val="0"/>
+                <w:sz w:val="20"/>
+              </w:rPr>
+              <w:t>Die Sonne sinkt hinter die Hochhäuser에서 hinter + 4격은 방향을 나타냅니다. der Hof als Forum, die Fahrräder als Kulisse는 동사 없는 병렬입니다.</w:t>
+            </w:r>
+          </w:p>
+        </w:tc>
+      </w:tr>
+      <w:tr>
+        <w:tc>
+          <w:tcPr>
+            <w:tcW w:type="dxa" w:w="1500"/>
+            <w:tcBorders>
+              <w:top w:val="single" w:color="BFBFBF" w:sz="4"/>
+              <w:left w:val="single" w:color="BFBFBF" w:sz="4"/>
+              <w:bottom w:val="single" w:color="BFBFBF" w:sz="4"/>
+              <w:right w:val="single" w:color="BFBFBF" w:sz="4"/>
+            </w:tcBorders>
+            <w:shd w:fill="DEEAF6" w:color="auto" w:val="clear"/>
+          </w:tcPr>
+          <w:p>
+            <w:r>
+              <w:rPr>
+                <w:rFonts w:ascii="Malgun Gothic" w:hAnsi="Malgun Gothic" w:cs="Malgun Gothic" w:eastAsia="Malgun Gothic"/>
+                <w:b/>
+                <w:i w:val="0"/>
+                <w:color w:val="1F3864"/>
+                <w:sz w:val="20"/>
+              </w:rPr>
+              <w:t>표현</w:t>
+            </w:r>
+          </w:p>
+        </w:tc>
+        <w:tc>
+          <w:tcPr>
+            <w:tcW w:type="dxa" w:w="8138"/>
+            <w:tcBorders>
+              <w:top w:val="single" w:color="BFBFBF" w:sz="4"/>
+              <w:left w:val="single" w:color="BFBFBF" w:sz="4"/>
+              <w:bottom w:val="single" w:color="BFBFBF" w:sz="4"/>
+              <w:right w:val="single" w:color="BFBFBF" w:sz="4"/>
+            </w:tcBorders>
+          </w:tcPr>
+          <w:p>
+            <w:pPr>
+              <w:spacing w:after="40"/>
+            </w:pPr>
+            <w:r>
+              <w:rPr>
+                <w:rFonts w:ascii="Malgun Gothic" w:hAnsi="Malgun Gothic" w:cs="Malgun Gothic" w:eastAsia="Malgun Gothic"/>
+                <w:b w:val="0"/>
+                <w:i w:val="0"/>
+                <w:sz w:val="20"/>
+              </w:rPr>
+              <w:t>Es sieht aus wie ein Bühnenbild는 분리동사 aussehen과 wie 비교입니다.</w:t>
+            </w:r>
+          </w:p>
+        </w:tc>
+      </w:tr>
+      <w:tr>
+        <w:tc>
+          <w:tcPr>
+            <w:tcW w:type="dxa" w:w="1500"/>
+            <w:tcBorders>
+              <w:top w:val="single" w:color="BFBFBF" w:sz="4"/>
+              <w:left w:val="single" w:color="BFBFBF" w:sz="4"/>
+              <w:bottom w:val="single" w:color="BFBFBF" w:sz="4"/>
+              <w:right w:val="single" w:color="BFBFBF" w:sz="4"/>
+            </w:tcBorders>
+            <w:shd w:fill="DEEAF6" w:color="auto" w:val="clear"/>
+          </w:tcPr>
+          <w:p>
+            <w:r>
+              <w:rPr>
+                <w:rFonts w:ascii="Malgun Gothic" w:hAnsi="Malgun Gothic" w:cs="Malgun Gothic" w:eastAsia="Malgun Gothic"/>
+                <w:b/>
+                <w:i w:val="0"/>
+                <w:color w:val="1F3864"/>
+                <w:sz w:val="20"/>
+              </w:rPr>
+              <w:t>시제</w:t>
+            </w:r>
+          </w:p>
+        </w:tc>
+        <w:tc>
+          <w:tcPr>
+            <w:tcW w:type="dxa" w:w="8138"/>
+            <w:tcBorders>
+              <w:top w:val="single" w:color="BFBFBF" w:sz="4"/>
+              <w:left w:val="single" w:color="BFBFBF" w:sz="4"/>
+              <w:bottom w:val="single" w:color="BFBFBF" w:sz="4"/>
+              <w:right w:val="single" w:color="BFBFBF" w:sz="4"/>
+            </w:tcBorders>
+          </w:tcPr>
+          <w:p>
+            <w:pPr>
+              <w:spacing w:after="40"/>
+            </w:pPr>
+            <w:r>
+              <w:rPr>
+                <w:rFonts w:ascii="Malgun Gothic" w:hAnsi="Malgun Gothic" w:cs="Malgun Gothic" w:eastAsia="Malgun Gothic"/>
+                <w:b w:val="0"/>
+                <w:i w:val="0"/>
+                <w:sz w:val="20"/>
+              </w:rPr>
+              <w:t>sinkt, färbt, sieht ... aus는 현재형입니다.</w:t>
+            </w:r>
+          </w:p>
+        </w:tc>
+      </w:tr>
+    </w:tbl>
+    <w:p>
+      <w:pPr>
+        <w:spacing w:after="0"/>
+      </w:pPr>
+    </w:p>
+    <w:p>
+      <w:pPr>
+        <w:keepNext/>
+        <w:spacing w:before="160"/>
+      </w:pPr>
+      <w:r>
+        <w:rPr>
+          <w:rFonts w:ascii="Arial" w:hAnsi="Arial" w:cs="Arial" w:eastAsia="Malgun Gothic"/>
+          <w:b/>
+          <w:i w:val="0"/>
+          <w:sz w:val="22"/>
+        </w:rPr>
+        <w:t>6. Milan: Ich habe zwei Kisten Tee mitgebracht. Und Onkel Mehmet hat mir verboten, ohne Baklava zu erscheinen. Er sagt, eine Wahl ohne Baklava ist keine Wahl.</w:t>
+      </w:r>
+    </w:p>
+    <w:p>
+      <w:pPr>
+        <w:keepNext/>
+        <w:ind w:left="340"/>
+      </w:pPr>
+      <w:r>
+        <w:rPr>
+          <w:rFonts w:ascii="Malgun Gothic" w:hAnsi="Malgun Gothic" w:cs="Malgun Gothic" w:eastAsia="Malgun Gothic"/>
+          <w:b w:val="0"/>
+          <w:i/>
+          <w:color w:val="404040"/>
+          <w:sz w:val="20"/>
+        </w:rPr>
+        <w:t>차 두 상자를 가져왔어. 삼촌이 바클라바 없이 나타나지 말라고 하셨지. 바클라바 없는 선거는 선거가 아니래.</w:t>
+      </w:r>
+    </w:p>
+    <w:tbl>
+      <w:tblPr>
+        <w:tblW w:type="auto" w:w="0"/>
+        <w:tblLayout w:type="fixed"/>
+        <w:tblLook w:firstColumn="1" w:firstRow="1" w:lastColumn="0" w:lastRow="0" w:noHBand="0" w:noVBand="1" w:val="04A0"/>
+      </w:tblPr>
+      <w:tblGrid>
+        <w:gridCol w:w="4819"/>
+        <w:gridCol w:w="4819"/>
+      </w:tblGrid>
+      <w:tr>
+        <w:tc>
+          <w:tcPr>
+            <w:tcW w:type="dxa" w:w="1500"/>
+            <w:tcBorders>
+              <w:top w:val="single" w:color="BFBFBF" w:sz="4"/>
+              <w:left w:val="single" w:color="BFBFBF" w:sz="4"/>
+              <w:bottom w:val="single" w:color="BFBFBF" w:sz="4"/>
+              <w:right w:val="single" w:color="BFBFBF" w:sz="4"/>
+            </w:tcBorders>
+            <w:shd w:fill="DEEAF6" w:color="auto" w:val="clear"/>
+          </w:tcPr>
+          <w:p>
+            <w:r>
+              <w:rPr>
+                <w:rFonts w:ascii="Malgun Gothic" w:hAnsi="Malgun Gothic" w:cs="Malgun Gothic" w:eastAsia="Malgun Gothic"/>
+                <w:b/>
+                <w:i w:val="0"/>
+                <w:color w:val="1F3864"/>
+                <w:sz w:val="20"/>
+              </w:rPr>
+              <w:t>주요 단어</w:t>
+            </w:r>
+          </w:p>
+        </w:tc>
+        <w:tc>
+          <w:tcPr>
+            <w:tcW w:type="dxa" w:w="8138"/>
+            <w:tcBorders>
+              <w:top w:val="single" w:color="BFBFBF" w:sz="4"/>
+              <w:left w:val="single" w:color="BFBFBF" w:sz="4"/>
+              <w:bottom w:val="single" w:color="BFBFBF" w:sz="4"/>
+              <w:right w:val="single" w:color="BFBFBF" w:sz="4"/>
+            </w:tcBorders>
+          </w:tcPr>
+          <w:p>
+            <w:pPr>
+              <w:spacing w:after="40"/>
+            </w:pPr>
+            <w:r>
+              <w:rPr>
+                <w:rFonts w:ascii="Arial" w:hAnsi="Arial" w:cs="Arial" w:eastAsia="Malgun Gothic"/>
+                <w:b/>
+                <w:i w:val="0"/>
+                <w:sz w:val="20"/>
+              </w:rPr>
+              <w:t>verbieten</w:t>
+            </w:r>
+            <w:r>
+              <w:rPr>
+                <w:rFonts w:ascii="Malgun Gothic" w:hAnsi="Malgun Gothic" w:cs="Malgun Gothic" w:eastAsia="Malgun Gothic"/>
+                <w:b w:val="0"/>
+                <w:i w:val="0"/>
+                <w:sz w:val="20"/>
+              </w:rPr>
+              <w:t xml:space="preserve">  —  금지하다</w:t>
+            </w:r>
+          </w:p>
+          <w:p>
+            <w:pPr>
+              <w:spacing w:after="40"/>
+            </w:pPr>
+            <w:r>
+              <w:rPr>
+                <w:rFonts w:ascii="Arial" w:hAnsi="Arial" w:cs="Arial" w:eastAsia="Malgun Gothic"/>
+                <w:b/>
+                <w:i w:val="0"/>
+                <w:sz w:val="20"/>
+              </w:rPr>
+              <w:t>erscheinen</w:t>
+            </w:r>
+            <w:r>
+              <w:rPr>
+                <w:rFonts w:ascii="Malgun Gothic" w:hAnsi="Malgun Gothic" w:cs="Malgun Gothic" w:eastAsia="Malgun Gothic"/>
+                <w:b w:val="0"/>
+                <w:i w:val="0"/>
+                <w:sz w:val="20"/>
+              </w:rPr>
+              <w:t xml:space="preserve">  —  나타나다</w:t>
+            </w:r>
+          </w:p>
+          <w:p>
+            <w:pPr>
+              <w:spacing w:after="40"/>
+            </w:pPr>
+            <w:r>
+              <w:rPr>
+                <w:rFonts w:ascii="Arial" w:hAnsi="Arial" w:cs="Arial" w:eastAsia="Malgun Gothic"/>
+                <w:b/>
+                <w:i w:val="0"/>
+                <w:sz w:val="20"/>
+              </w:rPr>
+              <w:t>die Kiste, -n</w:t>
+            </w:r>
+            <w:r>
+              <w:rPr>
+                <w:rFonts w:ascii="Malgun Gothic" w:hAnsi="Malgun Gothic" w:cs="Malgun Gothic" w:eastAsia="Malgun Gothic"/>
+                <w:b w:val="0"/>
+                <w:i w:val="0"/>
+                <w:sz w:val="20"/>
+              </w:rPr>
+              <w:t xml:space="preserve">  —  상자</w:t>
+            </w:r>
+          </w:p>
+        </w:tc>
+      </w:tr>
+      <w:tr>
+        <w:tc>
+          <w:tcPr>
+            <w:tcW w:type="dxa" w:w="1500"/>
+            <w:tcBorders>
+              <w:top w:val="single" w:color="BFBFBF" w:sz="4"/>
+              <w:left w:val="single" w:color="BFBFBF" w:sz="4"/>
+              <w:bottom w:val="single" w:color="BFBFBF" w:sz="4"/>
+              <w:right w:val="single" w:color="BFBFBF" w:sz="4"/>
+            </w:tcBorders>
+            <w:shd w:fill="DEEAF6" w:color="auto" w:val="clear"/>
+          </w:tcPr>
+          <w:p>
+            <w:r>
+              <w:rPr>
+                <w:rFonts w:ascii="Malgun Gothic" w:hAnsi="Malgun Gothic" w:cs="Malgun Gothic" w:eastAsia="Malgun Gothic"/>
+                <w:b/>
+                <w:i w:val="0"/>
+                <w:color w:val="1F3864"/>
+                <w:sz w:val="20"/>
+              </w:rPr>
+              <w:t>문법</w:t>
+            </w:r>
+          </w:p>
+        </w:tc>
+        <w:tc>
+          <w:tcPr>
+            <w:tcW w:type="dxa" w:w="8138"/>
+            <w:tcBorders>
+              <w:top w:val="single" w:color="BFBFBF" w:sz="4"/>
+              <w:left w:val="single" w:color="BFBFBF" w:sz="4"/>
+              <w:bottom w:val="single" w:color="BFBFBF" w:sz="4"/>
+              <w:right w:val="single" w:color="BFBFBF" w:sz="4"/>
+            </w:tcBorders>
+          </w:tcPr>
+          <w:p>
+            <w:pPr>
+              <w:spacing w:after="40"/>
+            </w:pPr>
+            <w:r>
+              <w:rPr>
+                <w:rFonts w:ascii="Malgun Gothic" w:hAnsi="Malgun Gothic" w:cs="Malgun Gothic" w:eastAsia="Malgun Gothic"/>
+                <w:b w:val="0"/>
+                <w:i w:val="0"/>
+                <w:sz w:val="20"/>
+              </w:rPr>
+              <w:t>Onkel Mehmet hat mir verboten, ohne Baklava zu erscheinen에서 verbieten은 3격을 취하고 ohne ... zu + 부정형이 쓰입니다.</w:t>
+            </w:r>
+          </w:p>
+        </w:tc>
+      </w:tr>
+      <w:tr>
+        <w:tc>
+          <w:tcPr>
+            <w:tcW w:type="dxa" w:w="1500"/>
+            <w:tcBorders>
+              <w:top w:val="single" w:color="BFBFBF" w:sz="4"/>
+              <w:left w:val="single" w:color="BFBFBF" w:sz="4"/>
+              <w:bottom w:val="single" w:color="BFBFBF" w:sz="4"/>
+              <w:right w:val="single" w:color="BFBFBF" w:sz="4"/>
+            </w:tcBorders>
+            <w:shd w:fill="DEEAF6" w:color="auto" w:val="clear"/>
+          </w:tcPr>
+          <w:p>
+            <w:r>
+              <w:rPr>
+                <w:rFonts w:ascii="Malgun Gothic" w:hAnsi="Malgun Gothic" w:cs="Malgun Gothic" w:eastAsia="Malgun Gothic"/>
+                <w:b/>
+                <w:i w:val="0"/>
+                <w:color w:val="1F3864"/>
+                <w:sz w:val="20"/>
+              </w:rPr>
+              <w:t>표현</w:t>
+            </w:r>
+          </w:p>
+        </w:tc>
+        <w:tc>
+          <w:tcPr>
+            <w:tcW w:type="dxa" w:w="8138"/>
+            <w:tcBorders>
+              <w:top w:val="single" w:color="BFBFBF" w:sz="4"/>
+              <w:left w:val="single" w:color="BFBFBF" w:sz="4"/>
+              <w:bottom w:val="single" w:color="BFBFBF" w:sz="4"/>
+              <w:right w:val="single" w:color="BFBFBF" w:sz="4"/>
+            </w:tcBorders>
+          </w:tcPr>
+          <w:p>
+            <w:pPr>
+              <w:spacing w:after="40"/>
+            </w:pPr>
+            <w:r>
+              <w:rPr>
+                <w:rFonts w:ascii="Malgun Gothic" w:hAnsi="Malgun Gothic" w:cs="Malgun Gothic" w:eastAsia="Malgun Gothic"/>
+                <w:b w:val="0"/>
+                <w:i w:val="0"/>
+                <w:sz w:val="20"/>
+              </w:rPr>
+              <w:t>Er sagt, eine Wahl ohne Baklava ist keine Wahl은 dass가 생략된 문장입니다.</w:t>
+            </w:r>
+          </w:p>
+        </w:tc>
+      </w:tr>
+      <w:tr>
+        <w:tc>
+          <w:tcPr>
+            <w:tcW w:type="dxa" w:w="1500"/>
+            <w:tcBorders>
+              <w:top w:val="single" w:color="BFBFBF" w:sz="4"/>
+              <w:left w:val="single" w:color="BFBFBF" w:sz="4"/>
+              <w:bottom w:val="single" w:color="BFBFBF" w:sz="4"/>
+              <w:right w:val="single" w:color="BFBFBF" w:sz="4"/>
+            </w:tcBorders>
+            <w:shd w:fill="DEEAF6" w:color="auto" w:val="clear"/>
+          </w:tcPr>
+          <w:p>
+            <w:r>
+              <w:rPr>
+                <w:rFonts w:ascii="Malgun Gothic" w:hAnsi="Malgun Gothic" w:cs="Malgun Gothic" w:eastAsia="Malgun Gothic"/>
+                <w:b/>
+                <w:i w:val="0"/>
+                <w:color w:val="1F3864"/>
+                <w:sz w:val="20"/>
+              </w:rPr>
+              <w:t>시제</w:t>
+            </w:r>
+          </w:p>
+        </w:tc>
+        <w:tc>
+          <w:tcPr>
+            <w:tcW w:type="dxa" w:w="8138"/>
+            <w:tcBorders>
+              <w:top w:val="single" w:color="BFBFBF" w:sz="4"/>
+              <w:left w:val="single" w:color="BFBFBF" w:sz="4"/>
+              <w:bottom w:val="single" w:color="BFBFBF" w:sz="4"/>
+              <w:right w:val="single" w:color="BFBFBF" w:sz="4"/>
+            </w:tcBorders>
+          </w:tcPr>
+          <w:p>
+            <w:pPr>
+              <w:spacing w:after="40"/>
+            </w:pPr>
+            <w:r>
+              <w:rPr>
+                <w:rFonts w:ascii="Malgun Gothic" w:hAnsi="Malgun Gothic" w:cs="Malgun Gothic" w:eastAsia="Malgun Gothic"/>
+                <w:b w:val="0"/>
+                <w:i w:val="0"/>
+                <w:sz w:val="20"/>
+              </w:rPr>
+              <w:t>habe ... mitgebracht, hat ... verboten은 현재완료이고 sagt, ist는 현재형입니다.</w:t>
+            </w:r>
+          </w:p>
+        </w:tc>
+      </w:tr>
+    </w:tbl>
+    <w:p>
+      <w:pPr>
+        <w:spacing w:after="0"/>
+      </w:pPr>
+    </w:p>
+    <w:p>
+      <w:pPr>
+        <w:keepNext/>
+        <w:spacing w:before="160"/>
+      </w:pPr>
+      <w:r>
+        <w:rPr>
+          <w:rFonts w:ascii="Arial" w:hAnsi="Arial" w:cs="Arial" w:eastAsia="Malgun Gothic"/>
+          <w:b/>
+          <w:i w:val="0"/>
+          <w:sz w:val="22"/>
+        </w:rPr>
+        <w:t>7. Karim: Dein Onkel versteht mehr von Demokratie als die halbe Bundesregierung. Er weiß, dass Menschen nur dort mitmachen, wo etwas Süßes auf dem Tisch steht.</w:t>
+      </w:r>
+    </w:p>
+    <w:p>
+      <w:pPr>
+        <w:keepNext/>
+        <w:ind w:left="340"/>
+      </w:pPr>
+      <w:r>
+        <w:rPr>
+          <w:rFonts w:ascii="Malgun Gothic" w:hAnsi="Malgun Gothic" w:cs="Malgun Gothic" w:eastAsia="Malgun Gothic"/>
+          <w:b w:val="0"/>
+          <w:i/>
+          <w:color w:val="404040"/>
+          <w:sz w:val="20"/>
+        </w:rPr>
+        <w:t>네 삼촌은 연방 정부의 절반보다 민주주의를 더 잘 알아. 달콤한 게 탁자에 있는 곳에서만 사람들이 참여한다는 걸 아시거든.</w:t>
+      </w:r>
+    </w:p>
+    <w:tbl>
+      <w:tblPr>
+        <w:tblW w:type="auto" w:w="0"/>
+        <w:tblLayout w:type="fixed"/>
+        <w:tblLook w:firstColumn="1" w:firstRow="1" w:lastColumn="0" w:lastRow="0" w:noHBand="0" w:noVBand="1" w:val="04A0"/>
+      </w:tblPr>
+      <w:tblGrid>
+        <w:gridCol w:w="4819"/>
+        <w:gridCol w:w="4819"/>
+      </w:tblGrid>
+      <w:tr>
+        <w:tc>
+          <w:tcPr>
+            <w:tcW w:type="dxa" w:w="1500"/>
+            <w:tcBorders>
+              <w:top w:val="single" w:color="BFBFBF" w:sz="4"/>
+              <w:left w:val="single" w:color="BFBFBF" w:sz="4"/>
+              <w:bottom w:val="single" w:color="BFBFBF" w:sz="4"/>
+              <w:right w:val="single" w:color="BFBFBF" w:sz="4"/>
+            </w:tcBorders>
+            <w:shd w:fill="DEEAF6" w:color="auto" w:val="clear"/>
+          </w:tcPr>
+          <w:p>
+            <w:r>
+              <w:rPr>
+                <w:rFonts w:ascii="Malgun Gothic" w:hAnsi="Malgun Gothic" w:cs="Malgun Gothic" w:eastAsia="Malgun Gothic"/>
+                <w:b/>
+                <w:i w:val="0"/>
+                <w:color w:val="1F3864"/>
+                <w:sz w:val="20"/>
+              </w:rPr>
+              <w:t>주요 단어</w:t>
+            </w:r>
+          </w:p>
+        </w:tc>
+        <w:tc>
+          <w:tcPr>
+            <w:tcW w:type="dxa" w:w="8138"/>
+            <w:tcBorders>
+              <w:top w:val="single" w:color="BFBFBF" w:sz="4"/>
+              <w:left w:val="single" w:color="BFBFBF" w:sz="4"/>
+              <w:bottom w:val="single" w:color="BFBFBF" w:sz="4"/>
+              <w:right w:val="single" w:color="BFBFBF" w:sz="4"/>
+            </w:tcBorders>
+          </w:tcPr>
+          <w:p>
+            <w:pPr>
+              <w:spacing w:after="40"/>
+            </w:pPr>
+            <w:r>
+              <w:rPr>
+                <w:rFonts w:ascii="Arial" w:hAnsi="Arial" w:cs="Arial" w:eastAsia="Malgun Gothic"/>
+                <w:b/>
+                <w:i w:val="0"/>
+                <w:sz w:val="20"/>
+              </w:rPr>
+              <w:t>die Demokratie, -n</w:t>
+            </w:r>
+            <w:r>
+              <w:rPr>
+                <w:rFonts w:ascii="Malgun Gothic" w:hAnsi="Malgun Gothic" w:cs="Malgun Gothic" w:eastAsia="Malgun Gothic"/>
+                <w:b w:val="0"/>
+                <w:i w:val="0"/>
+                <w:sz w:val="20"/>
+              </w:rPr>
+              <w:t xml:space="preserve">  —  민주주의</w:t>
+            </w:r>
+          </w:p>
+          <w:p>
+            <w:pPr>
+              <w:spacing w:after="40"/>
+            </w:pPr>
+            <w:r>
+              <w:rPr>
+                <w:rFonts w:ascii="Arial" w:hAnsi="Arial" w:cs="Arial" w:eastAsia="Malgun Gothic"/>
+                <w:b/>
+                <w:i w:val="0"/>
+                <w:sz w:val="20"/>
+              </w:rPr>
+              <w:t>die Bundesregierung (단수)</w:t>
+            </w:r>
+            <w:r>
+              <w:rPr>
+                <w:rFonts w:ascii="Malgun Gothic" w:hAnsi="Malgun Gothic" w:cs="Malgun Gothic" w:eastAsia="Malgun Gothic"/>
+                <w:b w:val="0"/>
+                <w:i w:val="0"/>
+                <w:sz w:val="20"/>
+              </w:rPr>
+              <w:t xml:space="preserve">  —  연방 정부</w:t>
+            </w:r>
+          </w:p>
+          <w:p>
+            <w:pPr>
+              <w:spacing w:after="40"/>
+            </w:pPr>
+            <w:r>
+              <w:rPr>
+                <w:rFonts w:ascii="Arial" w:hAnsi="Arial" w:cs="Arial" w:eastAsia="Malgun Gothic"/>
+                <w:b/>
+                <w:i w:val="0"/>
+                <w:sz w:val="20"/>
+              </w:rPr>
+              <w:t>mitmachen</w:t>
+            </w:r>
+            <w:r>
+              <w:rPr>
+                <w:rFonts w:ascii="Malgun Gothic" w:hAnsi="Malgun Gothic" w:cs="Malgun Gothic" w:eastAsia="Malgun Gothic"/>
+                <w:b w:val="0"/>
+                <w:i w:val="0"/>
+                <w:sz w:val="20"/>
+              </w:rPr>
+              <w:t xml:space="preserve">  —  참여하다</w:t>
+            </w:r>
+          </w:p>
+        </w:tc>
+      </w:tr>
+      <w:tr>
+        <w:tc>
+          <w:tcPr>
+            <w:tcW w:type="dxa" w:w="1500"/>
+            <w:tcBorders>
+              <w:top w:val="single" w:color="BFBFBF" w:sz="4"/>
+              <w:left w:val="single" w:color="BFBFBF" w:sz="4"/>
+              <w:bottom w:val="single" w:color="BFBFBF" w:sz="4"/>
+              <w:right w:val="single" w:color="BFBFBF" w:sz="4"/>
+            </w:tcBorders>
+            <w:shd w:fill="DEEAF6" w:color="auto" w:val="clear"/>
+          </w:tcPr>
+          <w:p>
+            <w:r>
+              <w:rPr>
+                <w:rFonts w:ascii="Malgun Gothic" w:hAnsi="Malgun Gothic" w:cs="Malgun Gothic" w:eastAsia="Malgun Gothic"/>
+                <w:b/>
+                <w:i w:val="0"/>
+                <w:color w:val="1F3864"/>
+                <w:sz w:val="20"/>
+              </w:rPr>
+              <w:t>문법</w:t>
+            </w:r>
+          </w:p>
+        </w:tc>
+        <w:tc>
+          <w:tcPr>
+            <w:tcW w:type="dxa" w:w="8138"/>
+            <w:tcBorders>
+              <w:top w:val="single" w:color="BFBFBF" w:sz="4"/>
+              <w:left w:val="single" w:color="BFBFBF" w:sz="4"/>
+              <w:bottom w:val="single" w:color="BFBFBF" w:sz="4"/>
+              <w:right w:val="single" w:color="BFBFBF" w:sz="4"/>
+            </w:tcBorders>
+          </w:tcPr>
+          <w:p>
+            <w:pPr>
+              <w:spacing w:after="40"/>
+            </w:pPr>
+            <w:r>
+              <w:rPr>
+                <w:rFonts w:ascii="Malgun Gothic" w:hAnsi="Malgun Gothic" w:cs="Malgun Gothic" w:eastAsia="Malgun Gothic"/>
+                <w:b w:val="0"/>
+                <w:i w:val="0"/>
+                <w:sz w:val="20"/>
+              </w:rPr>
+              <w:t>Er weiß, dass Menschen nur dort mitmachen, wo etwas Süßes ... steht에서 dass절과 wo절이 이어집니다. mehr ... als die halbe Bundesregierung은 비교 구문입니다.</w:t>
+            </w:r>
+          </w:p>
+        </w:tc>
+      </w:tr>
+      <w:tr>
+        <w:tc>
+          <w:tcPr>
+            <w:tcW w:type="dxa" w:w="1500"/>
+            <w:tcBorders>
+              <w:top w:val="single" w:color="BFBFBF" w:sz="4"/>
+              <w:left w:val="single" w:color="BFBFBF" w:sz="4"/>
+              <w:bottom w:val="single" w:color="BFBFBF" w:sz="4"/>
+              <w:right w:val="single" w:color="BFBFBF" w:sz="4"/>
+            </w:tcBorders>
+            <w:shd w:fill="DEEAF6" w:color="auto" w:val="clear"/>
+          </w:tcPr>
+          <w:p>
+            <w:r>
+              <w:rPr>
+                <w:rFonts w:ascii="Malgun Gothic" w:hAnsi="Malgun Gothic" w:cs="Malgun Gothic" w:eastAsia="Malgun Gothic"/>
+                <w:b/>
+                <w:i w:val="0"/>
+                <w:color w:val="1F3864"/>
+                <w:sz w:val="20"/>
+              </w:rPr>
+              <w:t>표현</w:t>
+            </w:r>
+          </w:p>
+        </w:tc>
+        <w:tc>
+          <w:tcPr>
+            <w:tcW w:type="dxa" w:w="8138"/>
+            <w:tcBorders>
+              <w:top w:val="single" w:color="BFBFBF" w:sz="4"/>
+              <w:left w:val="single" w:color="BFBFBF" w:sz="4"/>
+              <w:bottom w:val="single" w:color="BFBFBF" w:sz="4"/>
+              <w:right w:val="single" w:color="BFBFBF" w:sz="4"/>
+            </w:tcBorders>
+          </w:tcPr>
+          <w:p>
+            <w:pPr>
+              <w:spacing w:after="40"/>
+            </w:pPr>
+            <w:r>
+              <w:rPr>
+                <w:rFonts w:ascii="Malgun Gothic" w:hAnsi="Malgun Gothic" w:cs="Malgun Gothic" w:eastAsia="Malgun Gothic"/>
+                <w:b w:val="0"/>
+                <w:i w:val="0"/>
+                <w:sz w:val="20"/>
+              </w:rPr>
+              <w:t>etwas Süßes는 형용사의 명사화입니다.</w:t>
+            </w:r>
+          </w:p>
+        </w:tc>
+      </w:tr>
+      <w:tr>
+        <w:tc>
+          <w:tcPr>
+            <w:tcW w:type="dxa" w:w="1500"/>
+            <w:tcBorders>
+              <w:top w:val="single" w:color="BFBFBF" w:sz="4"/>
+              <w:left w:val="single" w:color="BFBFBF" w:sz="4"/>
+              <w:bottom w:val="single" w:color="BFBFBF" w:sz="4"/>
+              <w:right w:val="single" w:color="BFBFBF" w:sz="4"/>
+            </w:tcBorders>
+            <w:shd w:fill="DEEAF6" w:color="auto" w:val="clear"/>
+          </w:tcPr>
+          <w:p>
+            <w:r>
+              <w:rPr>
+                <w:rFonts w:ascii="Malgun Gothic" w:hAnsi="Malgun Gothic" w:cs="Malgun Gothic" w:eastAsia="Malgun Gothic"/>
+                <w:b/>
+                <w:i w:val="0"/>
+                <w:color w:val="1F3864"/>
+                <w:sz w:val="20"/>
+              </w:rPr>
+              <w:t>시제</w:t>
+            </w:r>
+          </w:p>
+        </w:tc>
+        <w:tc>
+          <w:tcPr>
+            <w:tcW w:type="dxa" w:w="8138"/>
+            <w:tcBorders>
+              <w:top w:val="single" w:color="BFBFBF" w:sz="4"/>
+              <w:left w:val="single" w:color="BFBFBF" w:sz="4"/>
+              <w:bottom w:val="single" w:color="BFBFBF" w:sz="4"/>
+              <w:right w:val="single" w:color="BFBFBF" w:sz="4"/>
+            </w:tcBorders>
+          </w:tcPr>
+          <w:p>
+            <w:pPr>
+              <w:spacing w:after="40"/>
+            </w:pPr>
+            <w:r>
+              <w:rPr>
+                <w:rFonts w:ascii="Malgun Gothic" w:hAnsi="Malgun Gothic" w:cs="Malgun Gothic" w:eastAsia="Malgun Gothic"/>
+                <w:b w:val="0"/>
+                <w:i w:val="0"/>
+                <w:sz w:val="20"/>
+              </w:rPr>
+              <w:t>versteht, weiß, mitmachen, steht는 현재형입니다.</w:t>
+            </w:r>
+          </w:p>
+        </w:tc>
+      </w:tr>
+    </w:tbl>
+    <w:p>
+      <w:pPr>
+        <w:spacing w:after="0"/>
+      </w:pPr>
+    </w:p>
+    <w:p>
+      <w:pPr>
+        <w:keepNext/>
+        <w:spacing w:before="160"/>
+      </w:pPr>
+      <w:r>
+        <w:rPr>
+          <w:rFonts w:ascii="Arial" w:hAnsi="Arial" w:cs="Arial" w:eastAsia="Malgun Gothic"/>
+          <w:b/>
+          <w:i w:val="0"/>
+          <w:sz w:val="22"/>
+        </w:rPr>
+        <w:t>8. Jonas: Um halb sieben füllt sich der Hof. Die Fahrer kommen einzeln und in Gruppen, mit Rucksäcken, die noch nach Pizza riechen. Manche bleiben zögernd am Tor stehen.</w:t>
+      </w:r>
+    </w:p>
+    <w:p>
+      <w:pPr>
+        <w:keepNext/>
+        <w:ind w:left="340"/>
+      </w:pPr>
+      <w:r>
+        <w:rPr>
+          <w:rFonts w:ascii="Malgun Gothic" w:hAnsi="Malgun Gothic" w:cs="Malgun Gothic" w:eastAsia="Malgun Gothic"/>
+          <w:b w:val="0"/>
+          <w:i/>
+          <w:color w:val="404040"/>
+          <w:sz w:val="20"/>
+        </w:rPr>
+        <w:t>여섯 시 반에 마당이 차기 시작한다. 배달원들이 혼자서, 혹은 무리 지어 피자 냄새가 아직 나는 배낭을 메고 온다. 몇몇은 머뭇거리며 문 앞에 멈춰 선다.</w:t>
+      </w:r>
+    </w:p>
+    <w:tbl>
+      <w:tblPr>
+        <w:tblW w:type="auto" w:w="0"/>
+        <w:tblLayout w:type="fixed"/>
+        <w:tblLook w:firstColumn="1" w:firstRow="1" w:lastColumn="0" w:lastRow="0" w:noHBand="0" w:noVBand="1" w:val="04A0"/>
+      </w:tblPr>
+      <w:tblGrid>
+        <w:gridCol w:w="4819"/>
+        <w:gridCol w:w="4819"/>
+      </w:tblGrid>
+      <w:tr>
+        <w:tc>
+          <w:tcPr>
+            <w:tcW w:type="dxa" w:w="1500"/>
+            <w:tcBorders>
+              <w:top w:val="single" w:color="BFBFBF" w:sz="4"/>
+              <w:left w:val="single" w:color="BFBFBF" w:sz="4"/>
+              <w:bottom w:val="single" w:color="BFBFBF" w:sz="4"/>
+              <w:right w:val="single" w:color="BFBFBF" w:sz="4"/>
+            </w:tcBorders>
+            <w:shd w:fill="DEEAF6" w:color="auto" w:val="clear"/>
+          </w:tcPr>
+          <w:p>
+            <w:r>
+              <w:rPr>
+                <w:rFonts w:ascii="Malgun Gothic" w:hAnsi="Malgun Gothic" w:cs="Malgun Gothic" w:eastAsia="Malgun Gothic"/>
+                <w:b/>
+                <w:i w:val="0"/>
+                <w:color w:val="1F3864"/>
+                <w:sz w:val="20"/>
+              </w:rPr>
+              <w:t>주요 단어</w:t>
+            </w:r>
+          </w:p>
+        </w:tc>
+        <w:tc>
+          <w:tcPr>
+            <w:tcW w:type="dxa" w:w="8138"/>
+            <w:tcBorders>
+              <w:top w:val="single" w:color="BFBFBF" w:sz="4"/>
+              <w:left w:val="single" w:color="BFBFBF" w:sz="4"/>
+              <w:bottom w:val="single" w:color="BFBFBF" w:sz="4"/>
+              <w:right w:val="single" w:color="BFBFBF" w:sz="4"/>
+            </w:tcBorders>
+          </w:tcPr>
+          <w:p>
+            <w:pPr>
+              <w:spacing w:after="40"/>
+            </w:pPr>
+            <w:r>
+              <w:rPr>
+                <w:rFonts w:ascii="Arial" w:hAnsi="Arial" w:cs="Arial" w:eastAsia="Malgun Gothic"/>
+                <w:b/>
+                <w:i w:val="0"/>
+                <w:sz w:val="20"/>
+              </w:rPr>
+              <w:t>zögernd</w:t>
+            </w:r>
+            <w:r>
+              <w:rPr>
+                <w:rFonts w:ascii="Malgun Gothic" w:hAnsi="Malgun Gothic" w:cs="Malgun Gothic" w:eastAsia="Malgun Gothic"/>
+                <w:b w:val="0"/>
+                <w:i w:val="0"/>
+                <w:sz w:val="20"/>
+              </w:rPr>
+              <w:t xml:space="preserve">  —  머뭇거리며</w:t>
+            </w:r>
+          </w:p>
+          <w:p>
+            <w:pPr>
+              <w:spacing w:after="40"/>
+            </w:pPr>
+            <w:r>
+              <w:rPr>
+                <w:rFonts w:ascii="Arial" w:hAnsi="Arial" w:cs="Arial" w:eastAsia="Malgun Gothic"/>
+                <w:b/>
+                <w:i w:val="0"/>
+                <w:sz w:val="20"/>
+              </w:rPr>
+              <w:t>einzeln</w:t>
+            </w:r>
+            <w:r>
+              <w:rPr>
+                <w:rFonts w:ascii="Malgun Gothic" w:hAnsi="Malgun Gothic" w:cs="Malgun Gothic" w:eastAsia="Malgun Gothic"/>
+                <w:b w:val="0"/>
+                <w:i w:val="0"/>
+                <w:sz w:val="20"/>
+              </w:rPr>
+              <w:t xml:space="preserve">  —  하나씩</w:t>
+            </w:r>
+          </w:p>
+          <w:p>
+            <w:pPr>
+              <w:spacing w:after="40"/>
+            </w:pPr>
+            <w:r>
+              <w:rPr>
+                <w:rFonts w:ascii="Arial" w:hAnsi="Arial" w:cs="Arial" w:eastAsia="Malgun Gothic"/>
+                <w:b/>
+                <w:i w:val="0"/>
+                <w:sz w:val="20"/>
+              </w:rPr>
+              <w:t>das Tor, -e</w:t>
+            </w:r>
+            <w:r>
+              <w:rPr>
+                <w:rFonts w:ascii="Malgun Gothic" w:hAnsi="Malgun Gothic" w:cs="Malgun Gothic" w:eastAsia="Malgun Gothic"/>
+                <w:b w:val="0"/>
+                <w:i w:val="0"/>
+                <w:sz w:val="20"/>
+              </w:rPr>
+              <w:t xml:space="preserve">  —  문</w:t>
+            </w:r>
+          </w:p>
+        </w:tc>
+      </w:tr>
+      <w:tr>
+        <w:tc>
+          <w:tcPr>
+            <w:tcW w:type="dxa" w:w="1500"/>
+            <w:tcBorders>
+              <w:top w:val="single" w:color="BFBFBF" w:sz="4"/>
+              <w:left w:val="single" w:color="BFBFBF" w:sz="4"/>
+              <w:bottom w:val="single" w:color="BFBFBF" w:sz="4"/>
+              <w:right w:val="single" w:color="BFBFBF" w:sz="4"/>
+            </w:tcBorders>
+            <w:shd w:fill="DEEAF6" w:color="auto" w:val="clear"/>
+          </w:tcPr>
+          <w:p>
+            <w:r>
+              <w:rPr>
+                <w:rFonts w:ascii="Malgun Gothic" w:hAnsi="Malgun Gothic" w:cs="Malgun Gothic" w:eastAsia="Malgun Gothic"/>
+                <w:b/>
+                <w:i w:val="0"/>
+                <w:color w:val="1F3864"/>
+                <w:sz w:val="20"/>
+              </w:rPr>
+              <w:t>문법</w:t>
+            </w:r>
+          </w:p>
+        </w:tc>
+        <w:tc>
+          <w:tcPr>
+            <w:tcW w:type="dxa" w:w="8138"/>
+            <w:tcBorders>
+              <w:top w:val="single" w:color="BFBFBF" w:sz="4"/>
+              <w:left w:val="single" w:color="BFBFBF" w:sz="4"/>
+              <w:bottom w:val="single" w:color="BFBFBF" w:sz="4"/>
+              <w:right w:val="single" w:color="BFBFBF" w:sz="4"/>
+            </w:tcBorders>
+          </w:tcPr>
+          <w:p>
+            <w:pPr>
+              <w:spacing w:after="40"/>
+            </w:pPr>
+            <w:r>
+              <w:rPr>
+                <w:rFonts w:ascii="Malgun Gothic" w:hAnsi="Malgun Gothic" w:cs="Malgun Gothic" w:eastAsia="Malgun Gothic"/>
+                <w:b w:val="0"/>
+                <w:i w:val="0"/>
+                <w:sz w:val="20"/>
+              </w:rPr>
+              <w:t>Die Fahrer kommen einzeln und in Gruppen에서 in + 3격 복수가 쓰입니다. Rucksäcken, die noch nach Pizza riechen에서 die는 관계대명사입니다.</w:t>
+            </w:r>
+          </w:p>
+        </w:tc>
+      </w:tr>
+      <w:tr>
+        <w:tc>
+          <w:tcPr>
+            <w:tcW w:type="dxa" w:w="1500"/>
+            <w:tcBorders>
+              <w:top w:val="single" w:color="BFBFBF" w:sz="4"/>
+              <w:left w:val="single" w:color="BFBFBF" w:sz="4"/>
+              <w:bottom w:val="single" w:color="BFBFBF" w:sz="4"/>
+              <w:right w:val="single" w:color="BFBFBF" w:sz="4"/>
+            </w:tcBorders>
+            <w:shd w:fill="DEEAF6" w:color="auto" w:val="clear"/>
+          </w:tcPr>
+          <w:p>
+            <w:r>
+              <w:rPr>
+                <w:rFonts w:ascii="Malgun Gothic" w:hAnsi="Malgun Gothic" w:cs="Malgun Gothic" w:eastAsia="Malgun Gothic"/>
+                <w:b/>
+                <w:i w:val="0"/>
+                <w:color w:val="1F3864"/>
+                <w:sz w:val="20"/>
+              </w:rPr>
+              <w:t>표현</w:t>
+            </w:r>
+          </w:p>
+        </w:tc>
+        <w:tc>
+          <w:tcPr>
+            <w:tcW w:type="dxa" w:w="8138"/>
+            <w:tcBorders>
+              <w:top w:val="single" w:color="BFBFBF" w:sz="4"/>
+              <w:left w:val="single" w:color="BFBFBF" w:sz="4"/>
+              <w:bottom w:val="single" w:color="BFBFBF" w:sz="4"/>
+              <w:right w:val="single" w:color="BFBFBF" w:sz="4"/>
+            </w:tcBorders>
+          </w:tcPr>
+          <w:p>
+            <w:pPr>
+              <w:spacing w:after="40"/>
+            </w:pPr>
+            <w:r>
+              <w:rPr>
+                <w:rFonts w:ascii="Malgun Gothic" w:hAnsi="Malgun Gothic" w:cs="Malgun Gothic" w:eastAsia="Malgun Gothic"/>
+                <w:b w:val="0"/>
+                <w:i w:val="0"/>
+                <w:sz w:val="20"/>
+              </w:rPr>
+              <w:t>Manche bleiben ... stehen은 stehen bleiben의 분리 형태입니다.</w:t>
+            </w:r>
+          </w:p>
+        </w:tc>
+      </w:tr>
+      <w:tr>
+        <w:tc>
+          <w:tcPr>
+            <w:tcW w:type="dxa" w:w="1500"/>
+            <w:tcBorders>
+              <w:top w:val="single" w:color="BFBFBF" w:sz="4"/>
+              <w:left w:val="single" w:color="BFBFBF" w:sz="4"/>
+              <w:bottom w:val="single" w:color="BFBFBF" w:sz="4"/>
+              <w:right w:val="single" w:color="BFBFBF" w:sz="4"/>
+            </w:tcBorders>
+            <w:shd w:fill="DEEAF6" w:color="auto" w:val="clear"/>
+          </w:tcPr>
+          <w:p>
+            <w:r>
+              <w:rPr>
+                <w:rFonts w:ascii="Malgun Gothic" w:hAnsi="Malgun Gothic" w:cs="Malgun Gothic" w:eastAsia="Malgun Gothic"/>
+                <w:b/>
+                <w:i w:val="0"/>
+                <w:color w:val="1F3864"/>
+                <w:sz w:val="20"/>
+              </w:rPr>
+              <w:t>시제</w:t>
+            </w:r>
+          </w:p>
+        </w:tc>
+        <w:tc>
+          <w:tcPr>
+            <w:tcW w:type="dxa" w:w="8138"/>
+            <w:tcBorders>
+              <w:top w:val="single" w:color="BFBFBF" w:sz="4"/>
+              <w:left w:val="single" w:color="BFBFBF" w:sz="4"/>
+              <w:bottom w:val="single" w:color="BFBFBF" w:sz="4"/>
+              <w:right w:val="single" w:color="BFBFBF" w:sz="4"/>
+            </w:tcBorders>
+          </w:tcPr>
+          <w:p>
+            <w:pPr>
+              <w:spacing w:after="40"/>
+            </w:pPr>
+            <w:r>
+              <w:rPr>
+                <w:rFonts w:ascii="Malgun Gothic" w:hAnsi="Malgun Gothic" w:cs="Malgun Gothic" w:eastAsia="Malgun Gothic"/>
+                <w:b w:val="0"/>
+                <w:i w:val="0"/>
+                <w:sz w:val="20"/>
+              </w:rPr>
+              <w:t>füllt sich, kommen, riechen, bleiben ... stehen은 현재형입니다.</w:t>
+            </w:r>
+          </w:p>
+        </w:tc>
+      </w:tr>
+    </w:tbl>
+    <w:p>
+      <w:pPr>
+        <w:spacing w:after="0"/>
+      </w:pPr>
+    </w:p>
+    <w:p>
+      <w:pPr>
+        <w:keepNext/>
+        <w:spacing w:before="160"/>
+      </w:pPr>
+      <w:r>
+        <w:rPr>
+          <w:rFonts w:ascii="Arial" w:hAnsi="Arial" w:cs="Arial" w:eastAsia="Malgun Gothic"/>
+          <w:b/>
+          <w:i w:val="0"/>
+          <w:sz w:val="22"/>
+        </w:rPr>
+        <w:t>9. Svetlana: Komm rein, komm rein. Bei uns beißt keiner. Sieh, es gibt Tee, und niemand fragt dich nach deinem Namen.</w:t>
+      </w:r>
+    </w:p>
+    <w:p>
+      <w:pPr>
+        <w:keepNext/>
+        <w:ind w:left="340"/>
+      </w:pPr>
+      <w:r>
+        <w:rPr>
+          <w:rFonts w:ascii="Malgun Gothic" w:hAnsi="Malgun Gothic" w:cs="Malgun Gothic" w:eastAsia="Malgun Gothic"/>
+          <w:b w:val="0"/>
+          <w:i/>
+          <w:color w:val="404040"/>
+          <w:sz w:val="20"/>
+        </w:rPr>
+        <w:t>들어와요, 들어와. 우리는 아무도 물지 않아요. 봐요, 차가 있고 아무도 이름을 묻지 않아요.</w:t>
+      </w:r>
+    </w:p>
+    <w:tbl>
+      <w:tblPr>
+        <w:tblW w:type="auto" w:w="0"/>
+        <w:tblLayout w:type="fixed"/>
+        <w:tblLook w:firstColumn="1" w:firstRow="1" w:lastColumn="0" w:lastRow="0" w:noHBand="0" w:noVBand="1" w:val="04A0"/>
+      </w:tblPr>
+      <w:tblGrid>
+        <w:gridCol w:w="4819"/>
+        <w:gridCol w:w="4819"/>
+      </w:tblGrid>
+      <w:tr>
+        <w:tc>
+          <w:tcPr>
+            <w:tcW w:type="dxa" w:w="1500"/>
+            <w:tcBorders>
+              <w:top w:val="single" w:color="BFBFBF" w:sz="4"/>
+              <w:left w:val="single" w:color="BFBFBF" w:sz="4"/>
+              <w:bottom w:val="single" w:color="BFBFBF" w:sz="4"/>
+              <w:right w:val="single" w:color="BFBFBF" w:sz="4"/>
+            </w:tcBorders>
+            <w:shd w:fill="DEEAF6" w:color="auto" w:val="clear"/>
+          </w:tcPr>
+          <w:p>
+            <w:r>
+              <w:rPr>
+                <w:rFonts w:ascii="Malgun Gothic" w:hAnsi="Malgun Gothic" w:cs="Malgun Gothic" w:eastAsia="Malgun Gothic"/>
+                <w:b/>
+                <w:i w:val="0"/>
+                <w:color w:val="1F3864"/>
+                <w:sz w:val="20"/>
+              </w:rPr>
+              <w:t>주요 단어</w:t>
+            </w:r>
+          </w:p>
+        </w:tc>
+        <w:tc>
+          <w:tcPr>
+            <w:tcW w:type="dxa" w:w="8138"/>
+            <w:tcBorders>
+              <w:top w:val="single" w:color="BFBFBF" w:sz="4"/>
+              <w:left w:val="single" w:color="BFBFBF" w:sz="4"/>
+              <w:bottom w:val="single" w:color="BFBFBF" w:sz="4"/>
+              <w:right w:val="single" w:color="BFBFBF" w:sz="4"/>
+            </w:tcBorders>
+          </w:tcPr>
+          <w:p>
+            <w:pPr>
+              <w:spacing w:after="40"/>
+            </w:pPr>
+            <w:r>
+              <w:rPr>
+                <w:rFonts w:ascii="Arial" w:hAnsi="Arial" w:cs="Arial" w:eastAsia="Malgun Gothic"/>
+                <w:b/>
+                <w:i w:val="0"/>
+                <w:sz w:val="20"/>
+              </w:rPr>
+              <w:t>beißen</w:t>
+            </w:r>
+            <w:r>
+              <w:rPr>
+                <w:rFonts w:ascii="Malgun Gothic" w:hAnsi="Malgun Gothic" w:cs="Malgun Gothic" w:eastAsia="Malgun Gothic"/>
+                <w:b w:val="0"/>
+                <w:i w:val="0"/>
+                <w:sz w:val="20"/>
+              </w:rPr>
+              <w:t xml:space="preserve">  —  물다</w:t>
+            </w:r>
+          </w:p>
+          <w:p>
+            <w:pPr>
+              <w:spacing w:after="40"/>
+            </w:pPr>
+            <w:r>
+              <w:rPr>
+                <w:rFonts w:ascii="Arial" w:hAnsi="Arial" w:cs="Arial" w:eastAsia="Malgun Gothic"/>
+                <w:b/>
+                <w:i w:val="0"/>
+                <w:sz w:val="20"/>
+              </w:rPr>
+              <w:t>fragen nach</w:t>
+            </w:r>
+            <w:r>
+              <w:rPr>
+                <w:rFonts w:ascii="Malgun Gothic" w:hAnsi="Malgun Gothic" w:cs="Malgun Gothic" w:eastAsia="Malgun Gothic"/>
+                <w:b w:val="0"/>
+                <w:i w:val="0"/>
+                <w:sz w:val="20"/>
+              </w:rPr>
+              <w:t xml:space="preserve">  —  ~를 묻다</w:t>
+            </w:r>
+          </w:p>
+          <w:p>
+            <w:pPr>
+              <w:spacing w:after="40"/>
+            </w:pPr>
+            <w:r>
+              <w:rPr>
+                <w:rFonts w:ascii="Arial" w:hAnsi="Arial" w:cs="Arial" w:eastAsia="Malgun Gothic"/>
+                <w:b/>
+                <w:i w:val="0"/>
+                <w:sz w:val="20"/>
+              </w:rPr>
+              <w:t>der Name, -n</w:t>
+            </w:r>
+            <w:r>
+              <w:rPr>
+                <w:rFonts w:ascii="Malgun Gothic" w:hAnsi="Malgun Gothic" w:cs="Malgun Gothic" w:eastAsia="Malgun Gothic"/>
+                <w:b w:val="0"/>
+                <w:i w:val="0"/>
+                <w:sz w:val="20"/>
+              </w:rPr>
+              <w:t xml:space="preserve">  —  이름</w:t>
+            </w:r>
+          </w:p>
+        </w:tc>
+      </w:tr>
+      <w:tr>
+        <w:tc>
+          <w:tcPr>
+            <w:tcW w:type="dxa" w:w="1500"/>
+            <w:tcBorders>
+              <w:top w:val="single" w:color="BFBFBF" w:sz="4"/>
+              <w:left w:val="single" w:color="BFBFBF" w:sz="4"/>
+              <w:bottom w:val="single" w:color="BFBFBF" w:sz="4"/>
+              <w:right w:val="single" w:color="BFBFBF" w:sz="4"/>
+            </w:tcBorders>
+            <w:shd w:fill="DEEAF6" w:color="auto" w:val="clear"/>
+          </w:tcPr>
+          <w:p>
+            <w:r>
+              <w:rPr>
+                <w:rFonts w:ascii="Malgun Gothic" w:hAnsi="Malgun Gothic" w:cs="Malgun Gothic" w:eastAsia="Malgun Gothic"/>
+                <w:b/>
+                <w:i w:val="0"/>
+                <w:color w:val="1F3864"/>
+                <w:sz w:val="20"/>
+              </w:rPr>
+              <w:t>문법</w:t>
+            </w:r>
+          </w:p>
+        </w:tc>
+        <w:tc>
+          <w:tcPr>
+            <w:tcW w:type="dxa" w:w="8138"/>
+            <w:tcBorders>
+              <w:top w:val="single" w:color="BFBFBF" w:sz="4"/>
+              <w:left w:val="single" w:color="BFBFBF" w:sz="4"/>
+              <w:bottom w:val="single" w:color="BFBFBF" w:sz="4"/>
+              <w:right w:val="single" w:color="BFBFBF" w:sz="4"/>
+            </w:tcBorders>
+          </w:tcPr>
+          <w:p>
+            <w:pPr>
+              <w:spacing w:after="40"/>
+            </w:pPr>
+            <w:r>
+              <w:rPr>
+                <w:rFonts w:ascii="Malgun Gothic" w:hAnsi="Malgun Gothic" w:cs="Malgun Gothic" w:eastAsia="Malgun Gothic"/>
+                <w:b w:val="0"/>
+                <w:i w:val="0"/>
+                <w:sz w:val="20"/>
+              </w:rPr>
+              <w:t>Komm rein은 du 명령형이며 반복해서 환영합니다. niemand fragt dich nach deinem Namen에서 fragen nach + 3격이 쓰입니다.</w:t>
+            </w:r>
+          </w:p>
+        </w:tc>
+      </w:tr>
+      <w:tr>
+        <w:tc>
+          <w:tcPr>
+            <w:tcW w:type="dxa" w:w="1500"/>
+            <w:tcBorders>
+              <w:top w:val="single" w:color="BFBFBF" w:sz="4"/>
+              <w:left w:val="single" w:color="BFBFBF" w:sz="4"/>
+              <w:bottom w:val="single" w:color="BFBFBF" w:sz="4"/>
+              <w:right w:val="single" w:color="BFBFBF" w:sz="4"/>
+            </w:tcBorders>
+            <w:shd w:fill="DEEAF6" w:color="auto" w:val="clear"/>
+          </w:tcPr>
+          <w:p>
+            <w:r>
+              <w:rPr>
+                <w:rFonts w:ascii="Malgun Gothic" w:hAnsi="Malgun Gothic" w:cs="Malgun Gothic" w:eastAsia="Malgun Gothic"/>
+                <w:b/>
+                <w:i w:val="0"/>
+                <w:color w:val="1F3864"/>
+                <w:sz w:val="20"/>
+              </w:rPr>
+              <w:t>표현</w:t>
+            </w:r>
+          </w:p>
+        </w:tc>
+        <w:tc>
+          <w:tcPr>
+            <w:tcW w:type="dxa" w:w="8138"/>
+            <w:tcBorders>
+              <w:top w:val="single" w:color="BFBFBF" w:sz="4"/>
+              <w:left w:val="single" w:color="BFBFBF" w:sz="4"/>
+              <w:bottom w:val="single" w:color="BFBFBF" w:sz="4"/>
+              <w:right w:val="single" w:color="BFBFBF" w:sz="4"/>
+            </w:tcBorders>
+          </w:tcPr>
+          <w:p>
+            <w:pPr>
+              <w:spacing w:after="40"/>
+            </w:pPr>
+            <w:r>
+              <w:rPr>
+                <w:rFonts w:ascii="Malgun Gothic" w:hAnsi="Malgun Gothic" w:cs="Malgun Gothic" w:eastAsia="Malgun Gothic"/>
+                <w:b w:val="0"/>
+                <w:i w:val="0"/>
+                <w:sz w:val="20"/>
+              </w:rPr>
+              <w:t>Bei uns beißt keiner는 이곳은 안전하다는 구어 표현입니다.</w:t>
+            </w:r>
+          </w:p>
+        </w:tc>
+      </w:tr>
+      <w:tr>
+        <w:tc>
+          <w:tcPr>
+            <w:tcW w:type="dxa" w:w="1500"/>
+            <w:tcBorders>
+              <w:top w:val="single" w:color="BFBFBF" w:sz="4"/>
+              <w:left w:val="single" w:color="BFBFBF" w:sz="4"/>
+              <w:bottom w:val="single" w:color="BFBFBF" w:sz="4"/>
+              <w:right w:val="single" w:color="BFBFBF" w:sz="4"/>
+            </w:tcBorders>
+            <w:shd w:fill="DEEAF6" w:color="auto" w:val="clear"/>
+          </w:tcPr>
+          <w:p>
+            <w:r>
+              <w:rPr>
+                <w:rFonts w:ascii="Malgun Gothic" w:hAnsi="Malgun Gothic" w:cs="Malgun Gothic" w:eastAsia="Malgun Gothic"/>
+                <w:b/>
+                <w:i w:val="0"/>
+                <w:color w:val="1F3864"/>
+                <w:sz w:val="20"/>
+              </w:rPr>
+              <w:t>시제</w:t>
+            </w:r>
+          </w:p>
+        </w:tc>
+        <w:tc>
+          <w:tcPr>
+            <w:tcW w:type="dxa" w:w="8138"/>
+            <w:tcBorders>
+              <w:top w:val="single" w:color="BFBFBF" w:sz="4"/>
+              <w:left w:val="single" w:color="BFBFBF" w:sz="4"/>
+              <w:bottom w:val="single" w:color="BFBFBF" w:sz="4"/>
+              <w:right w:val="single" w:color="BFBFBF" w:sz="4"/>
+            </w:tcBorders>
+          </w:tcPr>
+          <w:p>
+            <w:pPr>
+              <w:spacing w:after="40"/>
+            </w:pPr>
+            <w:r>
+              <w:rPr>
+                <w:rFonts w:ascii="Malgun Gothic" w:hAnsi="Malgun Gothic" w:cs="Malgun Gothic" w:eastAsia="Malgun Gothic"/>
+                <w:b w:val="0"/>
+                <w:i w:val="0"/>
+                <w:sz w:val="20"/>
+              </w:rPr>
+              <w:t>beißt, gibt, fragt는 현재형이고 Komm, Sieh는 명령형입니다.</w:t>
+            </w:r>
+          </w:p>
+        </w:tc>
+      </w:tr>
+    </w:tbl>
+    <w:p>
+      <w:pPr>
+        <w:spacing w:after="0"/>
+      </w:pPr>
+    </w:p>
+    <w:p>
+      <w:pPr>
+        <w:keepNext/>
+        <w:spacing w:before="160"/>
+      </w:pPr>
+      <w:r>
+        <w:rPr>
+          <w:rFonts w:ascii="Arial" w:hAnsi="Arial" w:cs="Arial" w:eastAsia="Malgun Gothic"/>
+          <w:b/>
+          <w:i w:val="0"/>
+          <w:sz w:val="22"/>
+        </w:rPr>
+        <w:t>10. Junger Fahrer: Ich bin heute nur zum Gucken da. Wenn mein Chef erfährt, dass ich hier war, bin ich morgen weg. Aber ich wollte sehen, wie es ist.</w:t>
+      </w:r>
+    </w:p>
+    <w:p>
+      <w:pPr>
+        <w:keepNext/>
+        <w:ind w:left="340"/>
+      </w:pPr>
+      <w:r>
+        <w:rPr>
+          <w:rFonts w:ascii="Malgun Gothic" w:hAnsi="Malgun Gothic" w:cs="Malgun Gothic" w:eastAsia="Malgun Gothic"/>
+          <w:b w:val="0"/>
+          <w:i/>
+          <w:color w:val="404040"/>
+          <w:sz w:val="20"/>
+        </w:rPr>
+        <w:t>오늘은 구경만 하러 왔어요. 사장님이 제가 여기 왔다는 걸 알면 내일 잘려요. 그래도 어떤지 보고 싶었어요.</w:t>
+      </w:r>
+    </w:p>
+    <w:tbl>
+      <w:tblPr>
+        <w:tblW w:type="auto" w:w="0"/>
+        <w:tblLayout w:type="fixed"/>
+        <w:tblLook w:firstColumn="1" w:firstRow="1" w:lastColumn="0" w:lastRow="0" w:noHBand="0" w:noVBand="1" w:val="04A0"/>
+      </w:tblPr>
+      <w:tblGrid>
+        <w:gridCol w:w="4819"/>
+        <w:gridCol w:w="4819"/>
+      </w:tblGrid>
+      <w:tr>
+        <w:tc>
+          <w:tcPr>
+            <w:tcW w:type="dxa" w:w="1500"/>
+            <w:tcBorders>
+              <w:top w:val="single" w:color="BFBFBF" w:sz="4"/>
+              <w:left w:val="single" w:color="BFBFBF" w:sz="4"/>
+              <w:bottom w:val="single" w:color="BFBFBF" w:sz="4"/>
+              <w:right w:val="single" w:color="BFBFBF" w:sz="4"/>
+            </w:tcBorders>
+            <w:shd w:fill="DEEAF6" w:color="auto" w:val="clear"/>
+          </w:tcPr>
+          <w:p>
+            <w:r>
+              <w:rPr>
+                <w:rFonts w:ascii="Malgun Gothic" w:hAnsi="Malgun Gothic" w:cs="Malgun Gothic" w:eastAsia="Malgun Gothic"/>
+                <w:b/>
+                <w:i w:val="0"/>
+                <w:color w:val="1F3864"/>
+                <w:sz w:val="20"/>
+              </w:rPr>
+              <w:t>주요 단어</w:t>
+            </w:r>
+          </w:p>
+        </w:tc>
+        <w:tc>
+          <w:tcPr>
+            <w:tcW w:type="dxa" w:w="8138"/>
+            <w:tcBorders>
+              <w:top w:val="single" w:color="BFBFBF" w:sz="4"/>
+              <w:left w:val="single" w:color="BFBFBF" w:sz="4"/>
+              <w:bottom w:val="single" w:color="BFBFBF" w:sz="4"/>
+              <w:right w:val="single" w:color="BFBFBF" w:sz="4"/>
+            </w:tcBorders>
+          </w:tcPr>
+          <w:p>
+            <w:pPr>
+              <w:spacing w:after="40"/>
+            </w:pPr>
+            <w:r>
+              <w:rPr>
+                <w:rFonts w:ascii="Arial" w:hAnsi="Arial" w:cs="Arial" w:eastAsia="Malgun Gothic"/>
+                <w:b/>
+                <w:i w:val="0"/>
+                <w:sz w:val="20"/>
+              </w:rPr>
+              <w:t>gucken</w:t>
+            </w:r>
+            <w:r>
+              <w:rPr>
+                <w:rFonts w:ascii="Malgun Gothic" w:hAnsi="Malgun Gothic" w:cs="Malgun Gothic" w:eastAsia="Malgun Gothic"/>
+                <w:b w:val="0"/>
+                <w:i w:val="0"/>
+                <w:sz w:val="20"/>
+              </w:rPr>
+              <w:t xml:space="preserve">  —  구경하다</w:t>
+            </w:r>
+          </w:p>
+          <w:p>
+            <w:pPr>
+              <w:spacing w:after="40"/>
+            </w:pPr>
+            <w:r>
+              <w:rPr>
+                <w:rFonts w:ascii="Arial" w:hAnsi="Arial" w:cs="Arial" w:eastAsia="Malgun Gothic"/>
+                <w:b/>
+                <w:i w:val="0"/>
+                <w:sz w:val="20"/>
+              </w:rPr>
+              <w:t>erfahren</w:t>
+            </w:r>
+            <w:r>
+              <w:rPr>
+                <w:rFonts w:ascii="Malgun Gothic" w:hAnsi="Malgun Gothic" w:cs="Malgun Gothic" w:eastAsia="Malgun Gothic"/>
+                <w:b w:val="0"/>
+                <w:i w:val="0"/>
+                <w:sz w:val="20"/>
+              </w:rPr>
+              <w:t xml:space="preserve">  —  알게 되다</w:t>
+            </w:r>
+          </w:p>
+          <w:p>
+            <w:pPr>
+              <w:spacing w:after="40"/>
+            </w:pPr>
+            <w:r>
+              <w:rPr>
+                <w:rFonts w:ascii="Arial" w:hAnsi="Arial" w:cs="Arial" w:eastAsia="Malgun Gothic"/>
+                <w:b/>
+                <w:i w:val="0"/>
+                <w:sz w:val="20"/>
+              </w:rPr>
+              <w:t>weg sein</w:t>
+            </w:r>
+            <w:r>
+              <w:rPr>
+                <w:rFonts w:ascii="Malgun Gothic" w:hAnsi="Malgun Gothic" w:cs="Malgun Gothic" w:eastAsia="Malgun Gothic"/>
+                <w:b w:val="0"/>
+                <w:i w:val="0"/>
+                <w:sz w:val="20"/>
+              </w:rPr>
+              <w:t xml:space="preserve">  —  없어지다</w:t>
+            </w:r>
+          </w:p>
+        </w:tc>
+      </w:tr>
+      <w:tr>
+        <w:tc>
+          <w:tcPr>
+            <w:tcW w:type="dxa" w:w="1500"/>
+            <w:tcBorders>
+              <w:top w:val="single" w:color="BFBFBF" w:sz="4"/>
+              <w:left w:val="single" w:color="BFBFBF" w:sz="4"/>
+              <w:bottom w:val="single" w:color="BFBFBF" w:sz="4"/>
+              <w:right w:val="single" w:color="BFBFBF" w:sz="4"/>
+            </w:tcBorders>
+            <w:shd w:fill="DEEAF6" w:color="auto" w:val="clear"/>
+          </w:tcPr>
+          <w:p>
+            <w:r>
+              <w:rPr>
+                <w:rFonts w:ascii="Malgun Gothic" w:hAnsi="Malgun Gothic" w:cs="Malgun Gothic" w:eastAsia="Malgun Gothic"/>
+                <w:b/>
+                <w:i w:val="0"/>
+                <w:color w:val="1F3864"/>
+                <w:sz w:val="20"/>
+              </w:rPr>
+              <w:t>문법</w:t>
+            </w:r>
+          </w:p>
+        </w:tc>
+        <w:tc>
+          <w:tcPr>
+            <w:tcW w:type="dxa" w:w="8138"/>
+            <w:tcBorders>
+              <w:top w:val="single" w:color="BFBFBF" w:sz="4"/>
+              <w:left w:val="single" w:color="BFBFBF" w:sz="4"/>
+              <w:bottom w:val="single" w:color="BFBFBF" w:sz="4"/>
+              <w:right w:val="single" w:color="BFBFBF" w:sz="4"/>
+            </w:tcBorders>
+          </w:tcPr>
+          <w:p>
+            <w:pPr>
+              <w:spacing w:after="40"/>
+            </w:pPr>
+            <w:r>
+              <w:rPr>
+                <w:rFonts w:ascii="Malgun Gothic" w:hAnsi="Malgun Gothic" w:cs="Malgun Gothic" w:eastAsia="Malgun Gothic"/>
+                <w:b w:val="0"/>
+                <w:i w:val="0"/>
+                <w:sz w:val="20"/>
+              </w:rPr>
+              <w:t>Wenn mein Chef erfährt, dass ich hier war, bin ich morgen weg에서 wenn절과 dass절이 겹칩니다. Ich wollte sehen, wie es ist는 wie절입니다.</w:t>
+            </w:r>
+          </w:p>
+        </w:tc>
+      </w:tr>
+      <w:tr>
+        <w:tc>
+          <w:tcPr>
+            <w:tcW w:type="dxa" w:w="1500"/>
+            <w:tcBorders>
+              <w:top w:val="single" w:color="BFBFBF" w:sz="4"/>
+              <w:left w:val="single" w:color="BFBFBF" w:sz="4"/>
+              <w:bottom w:val="single" w:color="BFBFBF" w:sz="4"/>
+              <w:right w:val="single" w:color="BFBFBF" w:sz="4"/>
+            </w:tcBorders>
+            <w:shd w:fill="DEEAF6" w:color="auto" w:val="clear"/>
+          </w:tcPr>
+          <w:p>
+            <w:r>
+              <w:rPr>
+                <w:rFonts w:ascii="Malgun Gothic" w:hAnsi="Malgun Gothic" w:cs="Malgun Gothic" w:eastAsia="Malgun Gothic"/>
+                <w:b/>
+                <w:i w:val="0"/>
+                <w:color w:val="1F3864"/>
+                <w:sz w:val="20"/>
+              </w:rPr>
+              <w:t>표현</w:t>
+            </w:r>
+          </w:p>
+        </w:tc>
+        <w:tc>
+          <w:tcPr>
+            <w:tcW w:type="dxa" w:w="8138"/>
+            <w:tcBorders>
+              <w:top w:val="single" w:color="BFBFBF" w:sz="4"/>
+              <w:left w:val="single" w:color="BFBFBF" w:sz="4"/>
+              <w:bottom w:val="single" w:color="BFBFBF" w:sz="4"/>
+              <w:right w:val="single" w:color="BFBFBF" w:sz="4"/>
+            </w:tcBorders>
+          </w:tcPr>
+          <w:p>
+            <w:pPr>
+              <w:spacing w:after="40"/>
+            </w:pPr>
+            <w:r>
+              <w:rPr>
+                <w:rFonts w:ascii="Malgun Gothic" w:hAnsi="Malgun Gothic" w:cs="Malgun Gothic" w:eastAsia="Malgun Gothic"/>
+                <w:b w:val="0"/>
+                <w:i w:val="0"/>
+                <w:sz w:val="20"/>
+              </w:rPr>
+              <w:t>nur zum Gucken은 구경만이라는 표현입니다.</w:t>
+            </w:r>
+          </w:p>
+        </w:tc>
+      </w:tr>
+      <w:tr>
+        <w:tc>
+          <w:tcPr>
+            <w:tcW w:type="dxa" w:w="1500"/>
+            <w:tcBorders>
+              <w:top w:val="single" w:color="BFBFBF" w:sz="4"/>
+              <w:left w:val="single" w:color="BFBFBF" w:sz="4"/>
+              <w:bottom w:val="single" w:color="BFBFBF" w:sz="4"/>
+              <w:right w:val="single" w:color="BFBFBF" w:sz="4"/>
+            </w:tcBorders>
+            <w:shd w:fill="DEEAF6" w:color="auto" w:val="clear"/>
+          </w:tcPr>
+          <w:p>
+            <w:r>
+              <w:rPr>
+                <w:rFonts w:ascii="Malgun Gothic" w:hAnsi="Malgun Gothic" w:cs="Malgun Gothic" w:eastAsia="Malgun Gothic"/>
+                <w:b/>
+                <w:i w:val="0"/>
+                <w:color w:val="1F3864"/>
+                <w:sz w:val="20"/>
+              </w:rPr>
+              <w:t>시제</w:t>
+            </w:r>
+          </w:p>
+        </w:tc>
+        <w:tc>
+          <w:tcPr>
+            <w:tcW w:type="dxa" w:w="8138"/>
+            <w:tcBorders>
+              <w:top w:val="single" w:color="BFBFBF" w:sz="4"/>
+              <w:left w:val="single" w:color="BFBFBF" w:sz="4"/>
+              <w:bottom w:val="single" w:color="BFBFBF" w:sz="4"/>
+              <w:right w:val="single" w:color="BFBFBF" w:sz="4"/>
+            </w:tcBorders>
+          </w:tcPr>
+          <w:p>
+            <w:pPr>
+              <w:spacing w:after="40"/>
+            </w:pPr>
+            <w:r>
+              <w:rPr>
+                <w:rFonts w:ascii="Malgun Gothic" w:hAnsi="Malgun Gothic" w:cs="Malgun Gothic" w:eastAsia="Malgun Gothic"/>
+                <w:b w:val="0"/>
+                <w:i w:val="0"/>
+                <w:sz w:val="20"/>
+              </w:rPr>
+              <w:t>bin, erfährt, bin ... weg는 현재형이고 war, wollte는 과거형입니다.</w:t>
+            </w:r>
+          </w:p>
+        </w:tc>
+      </w:tr>
+    </w:tbl>
+    <w:p>
+      <w:pPr>
+        <w:spacing w:after="0"/>
+      </w:pPr>
+    </w:p>
+    <w:p>
+      <w:pPr>
+        <w:keepNext/>
+        <w:spacing w:before="160"/>
+      </w:pPr>
+      <w:r>
+        <w:rPr>
+          <w:rFonts w:ascii="Arial" w:hAnsi="Arial" w:cs="Arial" w:eastAsia="Malgun Gothic"/>
+          <w:b/>
+          <w:i w:val="0"/>
+          <w:sz w:val="22"/>
+        </w:rPr>
+        <w:t>11. Hanna: Dann bleiben Sie ganz hinten, im Schatten. Niemand schreibt Ihren Namen auf, und Sie dürfen gehen, wann Sie wollen. Aber bleiben Sie. Das ist alles, worum wir bitten.</w:t>
+      </w:r>
+    </w:p>
+    <w:p>
+      <w:pPr>
+        <w:keepNext/>
+        <w:ind w:left="340"/>
+      </w:pPr>
+      <w:r>
+        <w:rPr>
+          <w:rFonts w:ascii="Malgun Gothic" w:hAnsi="Malgun Gothic" w:cs="Malgun Gothic" w:eastAsia="Malgun Gothic"/>
+          <w:b w:val="0"/>
+          <w:i/>
+          <w:color w:val="404040"/>
+          <w:sz w:val="20"/>
+        </w:rPr>
+        <w:t>그럼 맨 뒤 그늘에 계세요. 아무도 이름을 적지 않고 원하실 때 가셔도 됩니다. 하지만 남아 주세요. 우리가 부탁하는 건 그것뿐입니다.</w:t>
+      </w:r>
+    </w:p>
+    <w:tbl>
+      <w:tblPr>
+        <w:tblW w:type="auto" w:w="0"/>
+        <w:tblLayout w:type="fixed"/>
+        <w:tblLook w:firstColumn="1" w:firstRow="1" w:lastColumn="0" w:lastRow="0" w:noHBand="0" w:noVBand="1" w:val="04A0"/>
+      </w:tblPr>
+      <w:tblGrid>
+        <w:gridCol w:w="4819"/>
+        <w:gridCol w:w="4819"/>
+      </w:tblGrid>
+      <w:tr>
+        <w:tc>
+          <w:tcPr>
+            <w:tcW w:type="dxa" w:w="1500"/>
+            <w:tcBorders>
+              <w:top w:val="single" w:color="BFBFBF" w:sz="4"/>
+              <w:left w:val="single" w:color="BFBFBF" w:sz="4"/>
+              <w:bottom w:val="single" w:color="BFBFBF" w:sz="4"/>
+              <w:right w:val="single" w:color="BFBFBF" w:sz="4"/>
+            </w:tcBorders>
+            <w:shd w:fill="DEEAF6" w:color="auto" w:val="clear"/>
+          </w:tcPr>
+          <w:p>
+            <w:r>
+              <w:rPr>
+                <w:rFonts w:ascii="Malgun Gothic" w:hAnsi="Malgun Gothic" w:cs="Malgun Gothic" w:eastAsia="Malgun Gothic"/>
+                <w:b/>
+                <w:i w:val="0"/>
+                <w:color w:val="1F3864"/>
+                <w:sz w:val="20"/>
+              </w:rPr>
+              <w:t>주요 단어</w:t>
+            </w:r>
+          </w:p>
+        </w:tc>
+        <w:tc>
+          <w:tcPr>
+            <w:tcW w:type="dxa" w:w="8138"/>
+            <w:tcBorders>
+              <w:top w:val="single" w:color="BFBFBF" w:sz="4"/>
+              <w:left w:val="single" w:color="BFBFBF" w:sz="4"/>
+              <w:bottom w:val="single" w:color="BFBFBF" w:sz="4"/>
+              <w:right w:val="single" w:color="BFBFBF" w:sz="4"/>
+            </w:tcBorders>
+          </w:tcPr>
+          <w:p>
+            <w:pPr>
+              <w:spacing w:after="40"/>
+            </w:pPr>
+            <w:r>
+              <w:rPr>
+                <w:rFonts w:ascii="Arial" w:hAnsi="Arial" w:cs="Arial" w:eastAsia="Malgun Gothic"/>
+                <w:b/>
+                <w:i w:val="0"/>
+                <w:sz w:val="20"/>
+              </w:rPr>
+              <w:t>der Schatten, -</w:t>
+            </w:r>
+            <w:r>
+              <w:rPr>
+                <w:rFonts w:ascii="Malgun Gothic" w:hAnsi="Malgun Gothic" w:cs="Malgun Gothic" w:eastAsia="Malgun Gothic"/>
+                <w:b w:val="0"/>
+                <w:i w:val="0"/>
+                <w:sz w:val="20"/>
+              </w:rPr>
+              <w:t xml:space="preserve">  —  그늘</w:t>
+            </w:r>
+          </w:p>
+          <w:p>
+            <w:pPr>
+              <w:spacing w:after="40"/>
+            </w:pPr>
+            <w:r>
+              <w:rPr>
+                <w:rFonts w:ascii="Arial" w:hAnsi="Arial" w:cs="Arial" w:eastAsia="Malgun Gothic"/>
+                <w:b/>
+                <w:i w:val="0"/>
+                <w:sz w:val="20"/>
+              </w:rPr>
+              <w:t>aufschreiben</w:t>
+            </w:r>
+            <w:r>
+              <w:rPr>
+                <w:rFonts w:ascii="Malgun Gothic" w:hAnsi="Malgun Gothic" w:cs="Malgun Gothic" w:eastAsia="Malgun Gothic"/>
+                <w:b w:val="0"/>
+                <w:i w:val="0"/>
+                <w:sz w:val="20"/>
+              </w:rPr>
+              <w:t xml:space="preserve">  —  적다</w:t>
+            </w:r>
+          </w:p>
+          <w:p>
+            <w:pPr>
+              <w:spacing w:after="40"/>
+            </w:pPr>
+            <w:r>
+              <w:rPr>
+                <w:rFonts w:ascii="Arial" w:hAnsi="Arial" w:cs="Arial" w:eastAsia="Malgun Gothic"/>
+                <w:b/>
+                <w:i w:val="0"/>
+                <w:sz w:val="20"/>
+              </w:rPr>
+              <w:t>bitten um</w:t>
+            </w:r>
+            <w:r>
+              <w:rPr>
+                <w:rFonts w:ascii="Malgun Gothic" w:hAnsi="Malgun Gothic" w:cs="Malgun Gothic" w:eastAsia="Malgun Gothic"/>
+                <w:b w:val="0"/>
+                <w:i w:val="0"/>
+                <w:sz w:val="20"/>
+              </w:rPr>
+              <w:t xml:space="preserve">  —  부탁하다</w:t>
+            </w:r>
+          </w:p>
+        </w:tc>
+      </w:tr>
+      <w:tr>
+        <w:tc>
+          <w:tcPr>
+            <w:tcW w:type="dxa" w:w="1500"/>
+            <w:tcBorders>
+              <w:top w:val="single" w:color="BFBFBF" w:sz="4"/>
+              <w:left w:val="single" w:color="BFBFBF" w:sz="4"/>
+              <w:bottom w:val="single" w:color="BFBFBF" w:sz="4"/>
+              <w:right w:val="single" w:color="BFBFBF" w:sz="4"/>
+            </w:tcBorders>
+            <w:shd w:fill="DEEAF6" w:color="auto" w:val="clear"/>
+          </w:tcPr>
+          <w:p>
+            <w:r>
+              <w:rPr>
+                <w:rFonts w:ascii="Malgun Gothic" w:hAnsi="Malgun Gothic" w:cs="Malgun Gothic" w:eastAsia="Malgun Gothic"/>
+                <w:b/>
+                <w:i w:val="0"/>
+                <w:color w:val="1F3864"/>
+                <w:sz w:val="20"/>
+              </w:rPr>
+              <w:t>문법</w:t>
+            </w:r>
+          </w:p>
+        </w:tc>
+        <w:tc>
+          <w:tcPr>
+            <w:tcW w:type="dxa" w:w="8138"/>
+            <w:tcBorders>
+              <w:top w:val="single" w:color="BFBFBF" w:sz="4"/>
+              <w:left w:val="single" w:color="BFBFBF" w:sz="4"/>
+              <w:bottom w:val="single" w:color="BFBFBF" w:sz="4"/>
+              <w:right w:val="single" w:color="BFBFBF" w:sz="4"/>
+            </w:tcBorders>
+          </w:tcPr>
+          <w:p>
+            <w:pPr>
+              <w:spacing w:after="40"/>
+            </w:pPr>
+            <w:r>
+              <w:rPr>
+                <w:rFonts w:ascii="Malgun Gothic" w:hAnsi="Malgun Gothic" w:cs="Malgun Gothic" w:eastAsia="Malgun Gothic"/>
+                <w:b w:val="0"/>
+                <w:i w:val="0"/>
+                <w:sz w:val="20"/>
+              </w:rPr>
+              <w:t>Niemand schreibt Ihren Namen auf에서 aufschreiben은 분리동사입니다. alles, worum wir bitten에서 worum은 관계 대명사 부사이며 bitten이 끝에 옵니다.</w:t>
+            </w:r>
+          </w:p>
+        </w:tc>
+      </w:tr>
+      <w:tr>
+        <w:tc>
+          <w:tcPr>
+            <w:tcW w:type="dxa" w:w="1500"/>
+            <w:tcBorders>
+              <w:top w:val="single" w:color="BFBFBF" w:sz="4"/>
+              <w:left w:val="single" w:color="BFBFBF" w:sz="4"/>
+              <w:bottom w:val="single" w:color="BFBFBF" w:sz="4"/>
+              <w:right w:val="single" w:color="BFBFBF" w:sz="4"/>
+            </w:tcBorders>
+            <w:shd w:fill="DEEAF6" w:color="auto" w:val="clear"/>
+          </w:tcPr>
+          <w:p>
+            <w:r>
+              <w:rPr>
+                <w:rFonts w:ascii="Malgun Gothic" w:hAnsi="Malgun Gothic" w:cs="Malgun Gothic" w:eastAsia="Malgun Gothic"/>
+                <w:b/>
+                <w:i w:val="0"/>
+                <w:color w:val="1F3864"/>
+                <w:sz w:val="20"/>
+              </w:rPr>
+              <w:t>표현</w:t>
+            </w:r>
+          </w:p>
+        </w:tc>
+        <w:tc>
+          <w:tcPr>
+            <w:tcW w:type="dxa" w:w="8138"/>
+            <w:tcBorders>
+              <w:top w:val="single" w:color="BFBFBF" w:sz="4"/>
+              <w:left w:val="single" w:color="BFBFBF" w:sz="4"/>
+              <w:bottom w:val="single" w:color="BFBFBF" w:sz="4"/>
+              <w:right w:val="single" w:color="BFBFBF" w:sz="4"/>
+            </w:tcBorders>
+          </w:tcPr>
+          <w:p>
+            <w:pPr>
+              <w:spacing w:after="40"/>
+            </w:pPr>
+            <w:r>
+              <w:rPr>
+                <w:rFonts w:ascii="Malgun Gothic" w:hAnsi="Malgun Gothic" w:cs="Malgun Gothic" w:eastAsia="Malgun Gothic"/>
+                <w:b w:val="0"/>
+                <w:i w:val="0"/>
+                <w:sz w:val="20"/>
+              </w:rPr>
+              <w:t>wann Sie wollen은 wann절입니다.</w:t>
+            </w:r>
+          </w:p>
+        </w:tc>
+      </w:tr>
+      <w:tr>
+        <w:tc>
+          <w:tcPr>
+            <w:tcW w:type="dxa" w:w="1500"/>
+            <w:tcBorders>
+              <w:top w:val="single" w:color="BFBFBF" w:sz="4"/>
+              <w:left w:val="single" w:color="BFBFBF" w:sz="4"/>
+              <w:bottom w:val="single" w:color="BFBFBF" w:sz="4"/>
+              <w:right w:val="single" w:color="BFBFBF" w:sz="4"/>
+            </w:tcBorders>
+            <w:shd w:fill="DEEAF6" w:color="auto" w:val="clear"/>
+          </w:tcPr>
+          <w:p>
+            <w:r>
+              <w:rPr>
+                <w:rFonts w:ascii="Malgun Gothic" w:hAnsi="Malgun Gothic" w:cs="Malgun Gothic" w:eastAsia="Malgun Gothic"/>
+                <w:b/>
+                <w:i w:val="0"/>
+                <w:color w:val="1F3864"/>
+                <w:sz w:val="20"/>
+              </w:rPr>
+              <w:t>시제</w:t>
+            </w:r>
+          </w:p>
+        </w:tc>
+        <w:tc>
+          <w:tcPr>
+            <w:tcW w:type="dxa" w:w="8138"/>
+            <w:tcBorders>
+              <w:top w:val="single" w:color="BFBFBF" w:sz="4"/>
+              <w:left w:val="single" w:color="BFBFBF" w:sz="4"/>
+              <w:bottom w:val="single" w:color="BFBFBF" w:sz="4"/>
+              <w:right w:val="single" w:color="BFBFBF" w:sz="4"/>
+            </w:tcBorders>
+          </w:tcPr>
+          <w:p>
+            <w:pPr>
+              <w:spacing w:after="40"/>
+            </w:pPr>
+            <w:r>
+              <w:rPr>
+                <w:rFonts w:ascii="Malgun Gothic" w:hAnsi="Malgun Gothic" w:cs="Malgun Gothic" w:eastAsia="Malgun Gothic"/>
+                <w:b w:val="0"/>
+                <w:i w:val="0"/>
+                <w:sz w:val="20"/>
+              </w:rPr>
+              <w:t>bleiben은 명령형이고 schreibt ... auf, dürfen, wollen, bitten은 현재형입니다.</w:t>
+            </w:r>
+          </w:p>
+        </w:tc>
+      </w:tr>
+    </w:tbl>
+    <w:p>
+      <w:pPr>
+        <w:spacing w:after="0"/>
+      </w:pPr>
+    </w:p>
+    <w:p>
+      <w:pPr>
+        <w:keepNext/>
+        <w:spacing w:before="160"/>
+      </w:pPr>
+      <w:r>
+        <w:rPr>
+          <w:rFonts w:ascii="Arial" w:hAnsi="Arial" w:cs="Arial" w:eastAsia="Malgun Gothic"/>
+          <w:b/>
+          <w:i w:val="0"/>
+          <w:sz w:val="22"/>
+        </w:rPr>
+        <w:t>12. Jonas: Der junge Mann nickt, schluckt und stellt sich hinter den letzten Stuhl. Seine Hände zittern, aber er bleibt. Es sind die kleinen Entscheidungen, auf denen große Dinge gebaut werden.</w:t>
+      </w:r>
+    </w:p>
+    <w:p>
+      <w:pPr>
+        <w:keepNext/>
+        <w:ind w:left="340"/>
+      </w:pPr>
+      <w:r>
+        <w:rPr>
+          <w:rFonts w:ascii="Malgun Gothic" w:hAnsi="Malgun Gothic" w:cs="Malgun Gothic" w:eastAsia="Malgun Gothic"/>
+          <w:b w:val="0"/>
+          <w:i/>
+          <w:color w:val="404040"/>
+          <w:sz w:val="20"/>
+        </w:rPr>
+        <w:t>젊은이는 고개를 끄덕이고 침을 삼키며 마지막 의자 뒤에 선다. 손은 떨리지만 남는다. 큰일은 이런 작은 결정 위에 세워진다.</w:t>
+      </w:r>
+    </w:p>
+    <w:tbl>
+      <w:tblPr>
+        <w:tblW w:type="auto" w:w="0"/>
+        <w:tblLayout w:type="fixed"/>
+        <w:tblLook w:firstColumn="1" w:firstRow="1" w:lastColumn="0" w:lastRow="0" w:noHBand="0" w:noVBand="1" w:val="04A0"/>
+      </w:tblPr>
+      <w:tblGrid>
+        <w:gridCol w:w="4819"/>
+        <w:gridCol w:w="4819"/>
+      </w:tblGrid>
+      <w:tr>
+        <w:tc>
+          <w:tcPr>
+            <w:tcW w:type="dxa" w:w="1500"/>
+            <w:tcBorders>
+              <w:top w:val="single" w:color="BFBFBF" w:sz="4"/>
+              <w:left w:val="single" w:color="BFBFBF" w:sz="4"/>
+              <w:bottom w:val="single" w:color="BFBFBF" w:sz="4"/>
+              <w:right w:val="single" w:color="BFBFBF" w:sz="4"/>
+            </w:tcBorders>
+            <w:shd w:fill="DEEAF6" w:color="auto" w:val="clear"/>
+          </w:tcPr>
+          <w:p>
+            <w:r>
+              <w:rPr>
+                <w:rFonts w:ascii="Malgun Gothic" w:hAnsi="Malgun Gothic" w:cs="Malgun Gothic" w:eastAsia="Malgun Gothic"/>
+                <w:b/>
+                <w:i w:val="0"/>
+                <w:color w:val="1F3864"/>
+                <w:sz w:val="20"/>
+              </w:rPr>
+              <w:t>주요 단어</w:t>
+            </w:r>
+          </w:p>
+        </w:tc>
+        <w:tc>
+          <w:tcPr>
+            <w:tcW w:type="dxa" w:w="8138"/>
+            <w:tcBorders>
+              <w:top w:val="single" w:color="BFBFBF" w:sz="4"/>
+              <w:left w:val="single" w:color="BFBFBF" w:sz="4"/>
+              <w:bottom w:val="single" w:color="BFBFBF" w:sz="4"/>
+              <w:right w:val="single" w:color="BFBFBF" w:sz="4"/>
+            </w:tcBorders>
+          </w:tcPr>
+          <w:p>
+            <w:pPr>
+              <w:spacing w:after="40"/>
+            </w:pPr>
+            <w:r>
+              <w:rPr>
+                <w:rFonts w:ascii="Arial" w:hAnsi="Arial" w:cs="Arial" w:eastAsia="Malgun Gothic"/>
+                <w:b/>
+                <w:i w:val="0"/>
+                <w:sz w:val="20"/>
+              </w:rPr>
+              <w:t>schlucken</w:t>
+            </w:r>
+            <w:r>
+              <w:rPr>
+                <w:rFonts w:ascii="Malgun Gothic" w:hAnsi="Malgun Gothic" w:cs="Malgun Gothic" w:eastAsia="Malgun Gothic"/>
+                <w:b w:val="0"/>
+                <w:i w:val="0"/>
+                <w:sz w:val="20"/>
+              </w:rPr>
+              <w:t xml:space="preserve">  —  삼키다</w:t>
+            </w:r>
+          </w:p>
+          <w:p>
+            <w:pPr>
+              <w:spacing w:after="40"/>
+            </w:pPr>
+            <w:r>
+              <w:rPr>
+                <w:rFonts w:ascii="Arial" w:hAnsi="Arial" w:cs="Arial" w:eastAsia="Malgun Gothic"/>
+                <w:b/>
+                <w:i w:val="0"/>
+                <w:sz w:val="20"/>
+              </w:rPr>
+              <w:t>sich hinstellen</w:t>
+            </w:r>
+            <w:r>
+              <w:rPr>
+                <w:rFonts w:ascii="Malgun Gothic" w:hAnsi="Malgun Gothic" w:cs="Malgun Gothic" w:eastAsia="Malgun Gothic"/>
+                <w:b w:val="0"/>
+                <w:i w:val="0"/>
+                <w:sz w:val="20"/>
+              </w:rPr>
+              <w:t xml:space="preserve">  —  서다</w:t>
+            </w:r>
+          </w:p>
+          <w:p>
+            <w:pPr>
+              <w:spacing w:after="40"/>
+            </w:pPr>
+            <w:r>
+              <w:rPr>
+                <w:rFonts w:ascii="Arial" w:hAnsi="Arial" w:cs="Arial" w:eastAsia="Malgun Gothic"/>
+                <w:b/>
+                <w:i w:val="0"/>
+                <w:sz w:val="20"/>
+              </w:rPr>
+              <w:t>bauen</w:t>
+            </w:r>
+            <w:r>
+              <w:rPr>
+                <w:rFonts w:ascii="Malgun Gothic" w:hAnsi="Malgun Gothic" w:cs="Malgun Gothic" w:eastAsia="Malgun Gothic"/>
+                <w:b w:val="0"/>
+                <w:i w:val="0"/>
+                <w:sz w:val="20"/>
+              </w:rPr>
+              <w:t xml:space="preserve">  —  세우다</w:t>
+            </w:r>
+          </w:p>
+        </w:tc>
+      </w:tr>
+      <w:tr>
+        <w:tc>
+          <w:tcPr>
+            <w:tcW w:type="dxa" w:w="1500"/>
+            <w:tcBorders>
+              <w:top w:val="single" w:color="BFBFBF" w:sz="4"/>
+              <w:left w:val="single" w:color="BFBFBF" w:sz="4"/>
+              <w:bottom w:val="single" w:color="BFBFBF" w:sz="4"/>
+              <w:right w:val="single" w:color="BFBFBF" w:sz="4"/>
+            </w:tcBorders>
+            <w:shd w:fill="DEEAF6" w:color="auto" w:val="clear"/>
+          </w:tcPr>
+          <w:p>
+            <w:r>
+              <w:rPr>
+                <w:rFonts w:ascii="Malgun Gothic" w:hAnsi="Malgun Gothic" w:cs="Malgun Gothic" w:eastAsia="Malgun Gothic"/>
+                <w:b/>
+                <w:i w:val="0"/>
+                <w:color w:val="1F3864"/>
+                <w:sz w:val="20"/>
+              </w:rPr>
+              <w:t>문법</w:t>
+            </w:r>
+          </w:p>
+        </w:tc>
+        <w:tc>
+          <w:tcPr>
+            <w:tcW w:type="dxa" w:w="8138"/>
+            <w:tcBorders>
+              <w:top w:val="single" w:color="BFBFBF" w:sz="4"/>
+              <w:left w:val="single" w:color="BFBFBF" w:sz="4"/>
+              <w:bottom w:val="single" w:color="BFBFBF" w:sz="4"/>
+              <w:right w:val="single" w:color="BFBFBF" w:sz="4"/>
+            </w:tcBorders>
+          </w:tcPr>
+          <w:p>
+            <w:pPr>
+              <w:spacing w:after="40"/>
+            </w:pPr>
+            <w:r>
+              <w:rPr>
+                <w:rFonts w:ascii="Malgun Gothic" w:hAnsi="Malgun Gothic" w:cs="Malgun Gothic" w:eastAsia="Malgun Gothic"/>
+                <w:b w:val="0"/>
+                <w:i w:val="0"/>
+                <w:sz w:val="20"/>
+              </w:rPr>
+              <w:t>die kleinen Entscheidungen, auf denen große Dinge gebaut werden에서 auf denen은 관계대명사이고 수동 werden이 끝에 옵니다. stellt sich hinter den letzten Stuhl은 hinter + 4격입니다.</w:t>
+            </w:r>
+          </w:p>
+        </w:tc>
+      </w:tr>
+      <w:tr>
+        <w:tc>
+          <w:tcPr>
+            <w:tcW w:type="dxa" w:w="1500"/>
+            <w:tcBorders>
+              <w:top w:val="single" w:color="BFBFBF" w:sz="4"/>
+              <w:left w:val="single" w:color="BFBFBF" w:sz="4"/>
+              <w:bottom w:val="single" w:color="BFBFBF" w:sz="4"/>
+              <w:right w:val="single" w:color="BFBFBF" w:sz="4"/>
+            </w:tcBorders>
+            <w:shd w:fill="DEEAF6" w:color="auto" w:val="clear"/>
+          </w:tcPr>
+          <w:p>
+            <w:r>
+              <w:rPr>
+                <w:rFonts w:ascii="Malgun Gothic" w:hAnsi="Malgun Gothic" w:cs="Malgun Gothic" w:eastAsia="Malgun Gothic"/>
+                <w:b/>
+                <w:i w:val="0"/>
+                <w:color w:val="1F3864"/>
+                <w:sz w:val="20"/>
+              </w:rPr>
+              <w:t>표현</w:t>
+            </w:r>
+          </w:p>
+        </w:tc>
+        <w:tc>
+          <w:tcPr>
+            <w:tcW w:type="dxa" w:w="8138"/>
+            <w:tcBorders>
+              <w:top w:val="single" w:color="BFBFBF" w:sz="4"/>
+              <w:left w:val="single" w:color="BFBFBF" w:sz="4"/>
+              <w:bottom w:val="single" w:color="BFBFBF" w:sz="4"/>
+              <w:right w:val="single" w:color="BFBFBF" w:sz="4"/>
+            </w:tcBorders>
+          </w:tcPr>
+          <w:p>
+            <w:pPr>
+              <w:spacing w:after="40"/>
+            </w:pPr>
+            <w:r>
+              <w:rPr>
+                <w:rFonts w:ascii="Malgun Gothic" w:hAnsi="Malgun Gothic" w:cs="Malgun Gothic" w:eastAsia="Malgun Gothic"/>
+                <w:b w:val="0"/>
+                <w:i w:val="0"/>
+                <w:sz w:val="20"/>
+              </w:rPr>
+              <w:t>Es sind ...는 복수 술어 명사 문장입니다.</w:t>
+            </w:r>
+          </w:p>
+        </w:tc>
+      </w:tr>
+      <w:tr>
+        <w:tc>
+          <w:tcPr>
+            <w:tcW w:type="dxa" w:w="1500"/>
+            <w:tcBorders>
+              <w:top w:val="single" w:color="BFBFBF" w:sz="4"/>
+              <w:left w:val="single" w:color="BFBFBF" w:sz="4"/>
+              <w:bottom w:val="single" w:color="BFBFBF" w:sz="4"/>
+              <w:right w:val="single" w:color="BFBFBF" w:sz="4"/>
+            </w:tcBorders>
+            <w:shd w:fill="DEEAF6" w:color="auto" w:val="clear"/>
+          </w:tcPr>
+          <w:p>
+            <w:r>
+              <w:rPr>
+                <w:rFonts w:ascii="Malgun Gothic" w:hAnsi="Malgun Gothic" w:cs="Malgun Gothic" w:eastAsia="Malgun Gothic"/>
+                <w:b/>
+                <w:i w:val="0"/>
+                <w:color w:val="1F3864"/>
+                <w:sz w:val="20"/>
+              </w:rPr>
+              <w:t>시제</w:t>
+            </w:r>
+          </w:p>
+        </w:tc>
+        <w:tc>
+          <w:tcPr>
+            <w:tcW w:type="dxa" w:w="8138"/>
+            <w:tcBorders>
+              <w:top w:val="single" w:color="BFBFBF" w:sz="4"/>
+              <w:left w:val="single" w:color="BFBFBF" w:sz="4"/>
+              <w:bottom w:val="single" w:color="BFBFBF" w:sz="4"/>
+              <w:right w:val="single" w:color="BFBFBF" w:sz="4"/>
+            </w:tcBorders>
+          </w:tcPr>
+          <w:p>
+            <w:pPr>
+              <w:spacing w:after="40"/>
+            </w:pPr>
+            <w:r>
+              <w:rPr>
+                <w:rFonts w:ascii="Malgun Gothic" w:hAnsi="Malgun Gothic" w:cs="Malgun Gothic" w:eastAsia="Malgun Gothic"/>
+                <w:b w:val="0"/>
+                <w:i w:val="0"/>
+                <w:sz w:val="20"/>
+              </w:rPr>
+              <w:t>nickt, schluckt, stellt sich, zittern, bleibt, sind, werden ... gebaut는 현재형입니다.</w:t>
+            </w:r>
+          </w:p>
+        </w:tc>
+      </w:tr>
+    </w:tbl>
+    <w:p>
+      <w:pPr>
+        <w:spacing w:after="0"/>
+      </w:pPr>
+    </w:p>
+    <w:p>
+      <w:pPr>
+        <w:keepNext/>
+        <w:spacing w:before="160"/>
+      </w:pPr>
+      <w:r>
+        <w:rPr>
+          <w:rFonts w:ascii="Arial" w:hAnsi="Arial" w:cs="Arial" w:eastAsia="Malgun Gothic"/>
+          <w:b/>
+          <w:i w:val="0"/>
+          <w:sz w:val="22"/>
+        </w:rPr>
+        <w:t>13. Jonas: Mitte März. Im Depot von SchnellRad in Friedrichshain hängt ein neuer Zettel am Schwarzen Brett: „Einladung zur Wahlversammlung. Donnerstag, 19 Uhr, Hof."</w:t>
       </w:r>
     </w:p>
     <w:p>
@@ -347,7 +4019,7 @@
           <w:i w:val="0"/>
           <w:sz w:val="22"/>
         </w:rPr>
-        <w:t>2. Hanna: Der Zettel hängt seit heute früh. Er wurde dreimal abgerissen und viermal neu aufgehängt. Das ist ein gutes Zeichen: Jemand hat Angst davor.</w:t>
+        <w:t>14. Hanna: Der Zettel hängt seit heute früh. Er wurde dreimal abgerissen und viermal neu aufgehängt. Das ist ein gutes Zeichen: Jemand hat Angst davor.</w:t>
       </w:r>
     </w:p>
     <w:p>
@@ -653,7 +4325,7 @@
           <w:i w:val="0"/>
           <w:sz w:val="22"/>
         </w:rPr>
-        <w:t>3. Jonas: Ein Betriebsrat für Fahrer, die offiziell keine Angestellten sind. Das hätte vor einem halben Jahr noch niemand für möglich gehalten.</w:t>
+        <w:t>15. Jonas: Ein Betriebsrat für Fahrer, die offiziell keine Angestellten sind. Das hätte vor einem halben Jahr noch niemand für möglich gehalten.</w:t>
       </w:r>
     </w:p>
     <w:p>
@@ -959,7 +4631,7 @@
           <w:i w:val="0"/>
           <w:sz w:val="22"/>
         </w:rPr>
-        <w:t>4. Hanna: Rechtlich ist es kompliziert. Ein Betriebsrat setzt einen Betrieb voraus und Arbeitnehmer. Beides bestreitet SchnellRad. Aber die Wahl selbst ist erst einmal kein Gerichtsurteil, sondern eine Tatsache.</w:t>
+        <w:t>16. Hanna: Rechtlich ist es kompliziert. Ein Betriebsrat setzt einen Betrieb voraus und Arbeitnehmer. Beides bestreitet SchnellRad. Aber die Wahl selbst ist erst einmal kein Gerichtsurteil, sondern eine Tatsache.</w:t>
       </w:r>
     </w:p>
     <w:p>
@@ -1265,7 +4937,7 @@
           <w:i w:val="0"/>
           <w:sz w:val="22"/>
         </w:rPr>
-        <w:t>5. Jonas: Um sieben Uhr stehen etwa sechzig Fahrer im Hof, zwischen Fahrrädern und Mülltonnen. Der Atem steht ihnen als weiße Fahnen vor dem Mund.</w:t>
+        <w:t>17. Jonas: Um sieben Uhr stehen etwa sechzig Fahrer im Hof, zwischen Fahrrädern und Mülltonnen. Der Atem steht ihnen als weiße Fahnen vor dem Mund.</w:t>
       </w:r>
     </w:p>
     <w:p>
@@ -1571,7 +5243,7 @@
           <w:i w:val="0"/>
           <w:sz w:val="22"/>
         </w:rPr>
-        <w:t>6. Karim: Liebe Kollegen, Kolleginnen und Freunde. Wir sind heute hier, weil wir gehört werden wollen. Nicht als Nummern, sondern als Menschen.</w:t>
+        <w:t>18. Karim: Liebe Kollegen, Kolleginnen und Freunde. Wir sind heute hier, weil wir gehört werden wollen. Nicht als Nummern, sondern als Menschen.</w:t>
       </w:r>
     </w:p>
     <w:p>
@@ -1877,7 +5549,7 @@
           <w:i w:val="0"/>
           <w:sz w:val="22"/>
         </w:rPr>
-        <w:t>7. Fahrer: Und was bringt uns das? Wenn die uns rauswerfen, hilft uns kein Betriebsrat.</w:t>
+        <w:t>19. Fahrer: Und was bringt uns das? Wenn die uns rauswerfen, hilft uns kein Betriebsrat.</w:t>
       </w:r>
     </w:p>
     <w:p>
@@ -2183,7 +5855,7 @@
           <w:i w:val="0"/>
           <w:sz w:val="22"/>
         </w:rPr>
-        <w:t>8. Hanna: Das ist die wichtigste Frage des Abends. Der Betriebsrat schützt Sie nicht, weil er stark ist, sondern weil er sichtbar ist. Wer sichtbar ist, ist schwerer zu entlassen.</w:t>
+        <w:t>20. Hanna: Das ist die wichtigste Frage des Abends. Der Betriebsrat schützt Sie nicht, weil er stark ist, sondern weil er sichtbar ist. Wer sichtbar ist, ist schwerer zu entlassen.</w:t>
       </w:r>
     </w:p>
     <w:p>
@@ -2489,7 +6161,7 @@
           <w:i w:val="0"/>
           <w:sz w:val="22"/>
         </w:rPr>
-        <w:t>9. Fahrer: Und wer macht das? Ich habe weder Zeit noch Ahnung von Paragrafen.</w:t>
+        <w:t>21. Fahrer: Und wer macht das? Ich habe weder Zeit noch Ahnung von Paragrafen.</w:t>
       </w:r>
     </w:p>
     <w:p>
@@ -2795,7 +6467,7 @@
           <w:i w:val="0"/>
           <w:sz w:val="22"/>
         </w:rPr>
-        <w:t>10. Svetlana: Ich mache es, wenn ihr mich wählt. Ich habe zwei Jahre lang Schichten für andere organisiert, und nie hat mich jemand gefragt, was ich will.</w:t>
+        <w:t>22. Svetlana: Ich mache es, wenn ihr mich wählt. Ich habe zwei Jahre lang Schichten für andere organisiert, und nie hat mich jemand gefragt, was ich will.</w:t>
       </w:r>
     </w:p>
     <w:p>
@@ -3101,7 +6773,7 @@
           <w:i w:val="0"/>
           <w:sz w:val="22"/>
         </w:rPr>
-        <w:t>11. Fahrer: Svetlana macht das schon seit Wochen, ohne dass jemand es ihr aufgetragen hätte. Ich wähle sie.</w:t>
+        <w:t>23. Fahrer: Svetlana macht das schon seit Wochen, ohne dass jemand es ihr aufgetragen hätte. Ich wähle sie.</w:t>
       </w:r>
     </w:p>
     <w:p>
@@ -3407,7 +7079,7 @@
           <w:i w:val="0"/>
           <w:sz w:val="22"/>
         </w:rPr>
-        <w:t>12. Jonas: Zustimmendes Murmeln wandert durch die Reihen. Svetlana senkt den Kopf, und ich sehe, wie sie sich eine Träne mit dem Handrücken abwischt.</w:t>
+        <w:t>24. Jonas: Zustimmendes Murmeln wandert durch die Reihen. Svetlana senkt den Kopf, und ich sehe, wie sie sich eine Träne mit dem Handrücken abwischt.</w:t>
       </w:r>
     </w:p>
     <w:p>
@@ -3713,7 +7385,7 @@
           <w:i w:val="0"/>
           <w:sz w:val="22"/>
         </w:rPr>
-        <w:t>13. Hanna: Dann beschließen wir das Verfahren: Heute wählen wir einen Wahlvorstand aus drei Personen. Er bereitet die Betriebsratswahl vor und lädt alle Fahrer ein.</w:t>
+        <w:t>25. Hanna: Dann beschließen wir das Verfahren: Heute wählen wir einen Wahlvorstand aus drei Personen. Er bereitet die Betriebsratswahl vor und lädt alle Fahrer ein.</w:t>
       </w:r>
     </w:p>
     <w:p>
@@ -4019,7 +7691,7 @@
           <w:i w:val="0"/>
           <w:sz w:val="22"/>
         </w:rPr>
-        <w:t>14. Jonas: Drei Hände heben sich: Svetlana, Karim und eine junge Frau, die ich nicht kenne und die den Arm so energisch streckt, dass man sie nicht übersehen kann.</w:t>
+        <w:t>26. Jonas: Drei Hände heben sich: Svetlana, Karim und eine junge Frau, die ich nicht kenne und die den Arm so energisch streckt, dass man sie nicht übersehen kann.</w:t>
       </w:r>
     </w:p>
     <w:p>
@@ -4325,7 +7997,7 @@
           <w:i w:val="0"/>
           <w:sz w:val="22"/>
         </w:rPr>
-        <w:t>15. Junge Frau: Ich bin Aylin. Ich fahre seit sechs Monaten, studiere nebenbei Informatik. Ich habe keine Ahnung von Betriebsverfassungsrecht, aber ich kann Tabellen und Briefe schreiben.</w:t>
+        <w:t>27. Junge Frau: Ich bin Aylin. Ich fahre seit sechs Monaten, studiere nebenbei Informatik. Ich habe keine Ahnung von Betriebsverfassungsrecht, aber ich kann Tabellen und Briefe schreiben.</w:t>
       </w:r>
     </w:p>
     <w:p>
@@ -4631,7 +8303,7 @@
           <w:i w:val="0"/>
           <w:sz w:val="22"/>
         </w:rPr>
-        <w:t>16. Hanna: Das ist mehr, als manche Gewerkschaftssekretäre mitbringen. Wer ist für diese drei? Handzeichen.</w:t>
+        <w:t>28. Hanna: Das ist mehr, als manche Gewerkschaftssekretäre mitbringen. Wer ist für diese drei? Handzeichen.</w:t>
       </w:r>
     </w:p>
     <w:p>
@@ -4937,7 +8609,7 @@
           <w:i w:val="0"/>
           <w:sz w:val="22"/>
         </w:rPr>
-        <w:t>17. Jonas: Der Hof füllt sich mit Händen. Ich zähle nicht mehr, ich schaue nur noch in Gesichter. In manchen liegt Furcht, in anderen ein trotziger Stolz.</w:t>
+        <w:t>29. Jonas: Der Hof füllt sich mit Händen. Ich zähle nicht mehr, ich schaue nur noch in Gesichter. In manchen liegt Furcht, in anderen ein trotziger Stolz.</w:t>
       </w:r>
     </w:p>
     <w:p>
@@ -5243,7 +8915,7 @@
           <w:i w:val="0"/>
           <w:sz w:val="22"/>
         </w:rPr>
-        <w:t>18. Hanna: Einstimmig. Damit ist der Wahlvorstand gewählt. Die Wahl findet in vier Wochen statt, am zehnten April.</w:t>
+        <w:t>30. Hanna: Einstimmig. Damit ist der Wahlvorstand gewählt. Die Wahl findet in vier Wochen statt, am zehnten April.</w:t>
       </w:r>
     </w:p>
     <w:p>
@@ -5549,7 +9221,7 @@
           <w:i w:val="0"/>
           <w:sz w:val="22"/>
         </w:rPr>
-        <w:t>19. Jonas: Als der Beifall verebbt, sehe ich in der Einfahrt zum Hof einen Mann stehen. Anzug, Mantel, die Hände in den Taschen. Thomas Brandt.</w:t>
+        <w:t>31. Jonas: Als der Beifall verebbt, sehe ich in der Einfahrt zum Hof einen Mann stehen. Anzug, Mantel, die Hände in den Taschen. Thomas Brandt.</w:t>
       </w:r>
     </w:p>
     <w:p>
@@ -5855,7 +9527,7 @@
           <w:i w:val="0"/>
           <w:sz w:val="22"/>
         </w:rPr>
-        <w:t>20. Brandt: Guten Abend zusammen. Ich möchte nicht stören. Ich wollte nur sehen, wie viele Sie sind. Sechzig. Das ist beeindruckend.</w:t>
+        <w:t>32. Brandt: Guten Abend zusammen. Ich möchte nicht stören. Ich wollte nur sehen, wie viele Sie sind. Sechzig. Das ist beeindruckend.</w:t>
       </w:r>
     </w:p>
     <w:p>
@@ -6161,7 +9833,7 @@
           <w:i w:val="0"/>
           <w:sz w:val="22"/>
         </w:rPr>
-        <w:t>21. Karim: Herr Brandt. Sie sind hier nicht eingeladen. Die Versammlung ist ausschließlich für Fahrer.</w:t>
+        <w:t>33. Karim: Herr Brandt. Sie sind hier nicht eingeladen. Die Versammlung ist ausschließlich für Fahrer.</w:t>
       </w:r>
     </w:p>
     <w:p>
@@ -6467,7 +10139,7 @@
           <w:i w:val="0"/>
           <w:sz w:val="22"/>
         </w:rPr>
-        <w:t>22. Brandt: Das respektiere ich. Ich gehe gleich wieder. Aber lassen Sie mich eines sagen: Sie haben Mut bewiesen, und ich werde mich dem Gespräch nicht verschließen.</w:t>
+        <w:t>34. Brandt: Das respektiere ich. Ich gehe gleich wieder. Aber lassen Sie mich eines sagen: Sie haben Mut bewiesen, und ich werde mich dem Gespräch nicht verschließen.</w:t>
       </w:r>
     </w:p>
     <w:p>
@@ -6773,7 +10445,7 @@
           <w:i w:val="0"/>
           <w:sz w:val="22"/>
         </w:rPr>
-        <w:t>23. Svetlana: Dann beweisen Sie es, Herr Brandt. Nicht mit Worten, sondern mit einem Schreiben, in dem Sie die Wahl am zehnten April anerkennen.</w:t>
+        <w:t>35. Svetlana: Dann beweisen Sie es, Herr Brandt. Nicht mit Worten, sondern mit einem Schreiben, in dem Sie die Wahl am zehnten April anerkennen.</w:t>
       </w:r>
     </w:p>
     <w:p>
@@ -7079,7 +10751,7 @@
           <w:i w:val="0"/>
           <w:sz w:val="22"/>
         </w:rPr>
-        <w:t>24. Brandt: Das kann ich heute nicht zusagen. Aber ich werde es meinen Gremien vortragen. Ich verspreche nur, dass ich es ernsthaft tue.</w:t>
+        <w:t>36. Brandt: Das kann ich heute nicht zusagen. Aber ich werde es meinen Gremien vortragen. Ich verspreche nur, dass ich es ernsthaft tue.</w:t>
       </w:r>
     </w:p>
     <w:p>
@@ -7385,7 +11057,7 @@
           <w:i w:val="0"/>
           <w:sz w:val="22"/>
         </w:rPr>
-        <w:t>25. Jonas: Brandt geht, ohne sich umzudrehen. Seine Schritte hallen im Hof, bis das Tor hinter ihm zufällt. Niemand sagt etwas.</w:t>
+        <w:t>37. Jonas: Brandt geht, ohne sich umzudrehen. Seine Schritte hallen im Hof, bis das Tor hinter ihm zufällt. Niemand sagt etwas.</w:t>
       </w:r>
     </w:p>
     <w:p>
@@ -7691,7 +11363,7 @@
           <w:i w:val="0"/>
           <w:sz w:val="22"/>
         </w:rPr>
-        <w:t>26. Aylin: Der hat Angst. Habt ihr gesehen, wie er die Hände in den Taschen geballt hat?</w:t>
+        <w:t>38. Aylin: Der hat Angst. Habt ihr gesehen, wie er die Hände in den Taschen geballt hat?</w:t>
       </w:r>
     </w:p>
     <w:p>
@@ -7997,7 +11669,7 @@
           <w:i w:val="0"/>
           <w:sz w:val="22"/>
         </w:rPr>
-        <w:t>27. Hanna: Das stimmt vermutlich. Aber unterschätzen Sie ihn nicht. Er hat heute Abend etwas sehr Kluges getan: Er hat gezeigt, dass er zuhören kann. Das ist gefährlich.</w:t>
+        <w:t>39. Hanna: Das stimmt vermutlich. Aber unterschätzen Sie ihn nicht. Er hat heute Abend etwas sehr Kluges getan: Er hat gezeigt, dass er zuhören kann. Das ist gefährlich.</w:t>
       </w:r>
     </w:p>
     <w:p>
@@ -8303,7 +11975,7 @@
           <w:i w:val="0"/>
           <w:sz w:val="22"/>
         </w:rPr>
-        <w:t>28. Jonas: Gefährlich? Warum? Ist es nicht gut, wenn er das tut?</w:t>
+        <w:t>40. Jonas: Gefährlich? Warum? Ist es nicht gut, wenn er das tut?</w:t>
       </w:r>
     </w:p>
     <w:p>
@@ -8609,7 +12281,7 @@
           <w:i w:val="0"/>
           <w:sz w:val="22"/>
         </w:rPr>
-        <w:t>29. Hanna: Weil Zuhören die wirksamste Form der Entwaffnung ist. Wer zuhört, nimmt dem Gegenüber das Gefühl, er werde nicht gesehen. Und damit den Zorn.</w:t>
+        <w:t>41. Hanna: Weil Zuhören die wirksamste Form der Entwaffnung ist. Wer zuhört, nimmt dem Gegenüber das Gefühl, er werde nicht gesehen. Und damit den Zorn.</w:t>
       </w:r>
     </w:p>
     <w:p>
@@ -8915,7 +12587,7 @@
           <w:i w:val="0"/>
           <w:sz w:val="22"/>
         </w:rPr>
-        <w:t>30. Svetlana: Dann hören wir zurück. Wir hören dem Wahlvorstand zu und uns gegenseitig. Das ist unsere Waffe, wenn wir eine brauchen.</w:t>
+        <w:t>42. Svetlana: Dann hören wir zurück. Wir hören dem Wahlvorstand zu und uns gegenseitig. Das ist unsere Waffe, wenn wir eine brauchen.</w:t>
       </w:r>
     </w:p>
     <w:p>
@@ -9221,7 +12893,7 @@
           <w:i w:val="0"/>
           <w:sz w:val="22"/>
         </w:rPr>
-        <w:t>31. Jonas: Später räumen wir gemeinsam den Hof auf. Aylin stapelt die Stühle, Karim wirft die Zettel in einen Karton, Svetlana wischt mit einem Lappen über die Biertische.</w:t>
+        <w:t>43. Jonas: Später räumen wir gemeinsam den Hof auf. Aylin stapelt die Stühle, Karim wirft die Zettel in einen Karton, Svetlana wischt mit einem Lappen über die Biertische.</w:t>
       </w:r>
     </w:p>
     <w:p>
@@ -9527,7 +13199,7 @@
           <w:i w:val="0"/>
           <w:sz w:val="22"/>
         </w:rPr>
-        <w:t>32. Jonas: Ich trage die Kiste mit den Flyern zu Hannas Auto. Als ich sie in den Kofferraum stelle, fällt mir ein Zettel entgegen, ein einfacher weißer Zettel.</w:t>
+        <w:t>44. Jonas: Ich trage die Kiste mit den Flyern zu Hannas Auto. Als ich sie in den Kofferraum stelle, fällt mir ein Zettel entgegen, ein einfacher weißer Zettel.</w:t>
       </w:r>
     </w:p>
     <w:p>
@@ -9833,7 +13505,7 @@
           <w:i w:val="0"/>
           <w:sz w:val="22"/>
         </w:rPr>
-        <w:t>33. Jonas: Ich hebe ihn auf und lese: „Geh nicht zur Wahl. Wir wissen, wo du wohnst. Ein Freund." Mein Magen verkrampft sich.</w:t>
+        <w:t>45. Jonas: Ich hebe ihn auf und lese: „Geh nicht zur Wahl. Wir wissen, wo du wohnst. Ein Freund." Mein Magen verkrampft sich.</w:t>
       </w:r>
     </w:p>
     <w:p>
@@ -10139,7 +13811,7 @@
           <w:i w:val="0"/>
           <w:sz w:val="22"/>
         </w:rPr>
-        <w:t>34. Jonas: Ich halte den Zettel nur an den Rändern, wie ich es früher bei Beweismitteln getan habe. Dann hole ich Hanna.</w:t>
+        <w:t>46. Jonas: Ich halte den Zettel nur an den Rändern, wie ich es früher bei Beweismitteln getan habe. Dann hole ich Hanna.</w:t>
       </w:r>
     </w:p>
     <w:p>
@@ -10445,7 +14117,7 @@
           <w:i w:val="0"/>
           <w:sz w:val="22"/>
         </w:rPr>
-        <w:t>35. Hanna: Fassen Sie ihn nicht weiter an. Fotografieren Sie ihn, und legen Sie ihn in eine Klarsichthülle. Das geht noch heute Nacht zur Polizei.</w:t>
+        <w:t>47. Hanna: Fassen Sie ihn nicht weiter an. Fotografieren Sie ihn, und legen Sie ihn in eine Klarsichthülle. Das geht noch heute Nacht zur Polizei.</w:t>
       </w:r>
     </w:p>
     <w:p>
@@ -10751,7 +14423,7 @@
           <w:i w:val="0"/>
           <w:sz w:val="22"/>
         </w:rPr>
-        <w:t>36. Jonas: Ich tue, was sie sagt. Meine Hände sind ruhig, mein Kopf klar. Drinnen im Hof klirrt ein Glas, jemand lacht, und ich denke: Genau dafür tun wir das.</w:t>
+        <w:t>48. Jonas: Ich tue, was sie sagt. Meine Hände sind ruhig, mein Kopf klar. Drinnen im Hof klirrt ein Glas, jemand lacht, und ich denke: Genau dafür tun wir das.</w:t>
       </w:r>
     </w:p>
     <w:p>
@@ -11035,6 +14707,3066 @@
                 <w:sz w:val="20"/>
               </w:rPr>
               <w:t>tue, sind, klirrt, lacht, denke, tun은 현재형입니다.</w:t>
+            </w:r>
+          </w:p>
+        </w:tc>
+      </w:tr>
+    </w:tbl>
+    <w:p>
+      <w:pPr>
+        <w:spacing w:after="0"/>
+      </w:pPr>
+    </w:p>
+    <w:p>
+      <w:pPr>
+        <w:keepNext/>
+        <w:spacing w:before="160"/>
+      </w:pPr>
+      <w:r>
+        <w:rPr>
+          <w:rFonts w:ascii="Arial" w:hAnsi="Arial" w:cs="Arial" w:eastAsia="Malgun Gothic"/>
+          <w:b/>
+          <w:i w:val="0"/>
+          <w:sz w:val="22"/>
+        </w:rPr>
+        <w:t>49. Jonas: In der Wache am Boxhagener Platz riecht es nach kaltem Kaffee und Linoleum. Ein junger Beamter nimmt unseren Bericht auf und tippt mit zwei Fingern, sehr langsam.</w:t>
+      </w:r>
+    </w:p>
+    <w:p>
+      <w:pPr>
+        <w:keepNext/>
+        <w:ind w:left="340"/>
+      </w:pPr>
+      <w:r>
+        <w:rPr>
+          <w:rFonts w:ascii="Malgun Gothic" w:hAnsi="Malgun Gothic" w:cs="Malgun Gothic" w:eastAsia="Malgun Gothic"/>
+          <w:b w:val="0"/>
+          <w:i/>
+          <w:color w:val="404040"/>
+          <w:sz w:val="20"/>
+        </w:rPr>
+        <w:t>복스하게너 광장 경찰서에서는 식은 커피와 리놀륨 냄새가 난다. 젊은 경찰이 우리 진술을 받아 적으며 손가락 두 개로 아주 느리게 친다.</w:t>
+      </w:r>
+    </w:p>
+    <w:tbl>
+      <w:tblPr>
+        <w:tblW w:type="auto" w:w="0"/>
+        <w:tblLayout w:type="fixed"/>
+        <w:tblLook w:firstColumn="1" w:firstRow="1" w:lastColumn="0" w:lastRow="0" w:noHBand="0" w:noVBand="1" w:val="04A0"/>
+      </w:tblPr>
+      <w:tblGrid>
+        <w:gridCol w:w="4819"/>
+        <w:gridCol w:w="4819"/>
+      </w:tblGrid>
+      <w:tr>
+        <w:tc>
+          <w:tcPr>
+            <w:tcW w:type="dxa" w:w="1500"/>
+            <w:tcBorders>
+              <w:top w:val="single" w:color="BFBFBF" w:sz="4"/>
+              <w:left w:val="single" w:color="BFBFBF" w:sz="4"/>
+              <w:bottom w:val="single" w:color="BFBFBF" w:sz="4"/>
+              <w:right w:val="single" w:color="BFBFBF" w:sz="4"/>
+            </w:tcBorders>
+            <w:shd w:fill="DEEAF6" w:color="auto" w:val="clear"/>
+          </w:tcPr>
+          <w:p>
+            <w:r>
+              <w:rPr>
+                <w:rFonts w:ascii="Malgun Gothic" w:hAnsi="Malgun Gothic" w:cs="Malgun Gothic" w:eastAsia="Malgun Gothic"/>
+                <w:b/>
+                <w:i w:val="0"/>
+                <w:color w:val="1F3864"/>
+                <w:sz w:val="20"/>
+              </w:rPr>
+              <w:t>주요 단어</w:t>
+            </w:r>
+          </w:p>
+        </w:tc>
+        <w:tc>
+          <w:tcPr>
+            <w:tcW w:type="dxa" w:w="8138"/>
+            <w:tcBorders>
+              <w:top w:val="single" w:color="BFBFBF" w:sz="4"/>
+              <w:left w:val="single" w:color="BFBFBF" w:sz="4"/>
+              <w:bottom w:val="single" w:color="BFBFBF" w:sz="4"/>
+              <w:right w:val="single" w:color="BFBFBF" w:sz="4"/>
+            </w:tcBorders>
+          </w:tcPr>
+          <w:p>
+            <w:pPr>
+              <w:spacing w:after="40"/>
+            </w:pPr>
+            <w:r>
+              <w:rPr>
+                <w:rFonts w:ascii="Arial" w:hAnsi="Arial" w:cs="Arial" w:eastAsia="Malgun Gothic"/>
+                <w:b/>
+                <w:i w:val="0"/>
+                <w:sz w:val="20"/>
+              </w:rPr>
+              <w:t>die Wache, -n</w:t>
+            </w:r>
+            <w:r>
+              <w:rPr>
+                <w:rFonts w:ascii="Malgun Gothic" w:hAnsi="Malgun Gothic" w:cs="Malgun Gothic" w:eastAsia="Malgun Gothic"/>
+                <w:b w:val="0"/>
+                <w:i w:val="0"/>
+                <w:sz w:val="20"/>
+              </w:rPr>
+              <w:t xml:space="preserve">  —  경찰서</w:t>
+            </w:r>
+          </w:p>
+          <w:p>
+            <w:pPr>
+              <w:spacing w:after="40"/>
+            </w:pPr>
+            <w:r>
+              <w:rPr>
+                <w:rFonts w:ascii="Arial" w:hAnsi="Arial" w:cs="Arial" w:eastAsia="Malgun Gothic"/>
+                <w:b/>
+                <w:i w:val="0"/>
+                <w:sz w:val="20"/>
+              </w:rPr>
+              <w:t>aufnehmen</w:t>
+            </w:r>
+            <w:r>
+              <w:rPr>
+                <w:rFonts w:ascii="Malgun Gothic" w:hAnsi="Malgun Gothic" w:cs="Malgun Gothic" w:eastAsia="Malgun Gothic"/>
+                <w:b w:val="0"/>
+                <w:i w:val="0"/>
+                <w:sz w:val="20"/>
+              </w:rPr>
+              <w:t xml:space="preserve">  —  접수하다</w:t>
+            </w:r>
+          </w:p>
+          <w:p>
+            <w:pPr>
+              <w:spacing w:after="40"/>
+            </w:pPr>
+            <w:r>
+              <w:rPr>
+                <w:rFonts w:ascii="Arial" w:hAnsi="Arial" w:cs="Arial" w:eastAsia="Malgun Gothic"/>
+                <w:b/>
+                <w:i w:val="0"/>
+                <w:sz w:val="20"/>
+              </w:rPr>
+              <w:t>tippen</w:t>
+            </w:r>
+            <w:r>
+              <w:rPr>
+                <w:rFonts w:ascii="Malgun Gothic" w:hAnsi="Malgun Gothic" w:cs="Malgun Gothic" w:eastAsia="Malgun Gothic"/>
+                <w:b w:val="0"/>
+                <w:i w:val="0"/>
+                <w:sz w:val="20"/>
+              </w:rPr>
+              <w:t xml:space="preserve">  —  타자를 치다</w:t>
+            </w:r>
+          </w:p>
+        </w:tc>
+      </w:tr>
+      <w:tr>
+        <w:tc>
+          <w:tcPr>
+            <w:tcW w:type="dxa" w:w="1500"/>
+            <w:tcBorders>
+              <w:top w:val="single" w:color="BFBFBF" w:sz="4"/>
+              <w:left w:val="single" w:color="BFBFBF" w:sz="4"/>
+              <w:bottom w:val="single" w:color="BFBFBF" w:sz="4"/>
+              <w:right w:val="single" w:color="BFBFBF" w:sz="4"/>
+            </w:tcBorders>
+            <w:shd w:fill="DEEAF6" w:color="auto" w:val="clear"/>
+          </w:tcPr>
+          <w:p>
+            <w:r>
+              <w:rPr>
+                <w:rFonts w:ascii="Malgun Gothic" w:hAnsi="Malgun Gothic" w:cs="Malgun Gothic" w:eastAsia="Malgun Gothic"/>
+                <w:b/>
+                <w:i w:val="0"/>
+                <w:color w:val="1F3864"/>
+                <w:sz w:val="20"/>
+              </w:rPr>
+              <w:t>문법</w:t>
+            </w:r>
+          </w:p>
+        </w:tc>
+        <w:tc>
+          <w:tcPr>
+            <w:tcW w:type="dxa" w:w="8138"/>
+            <w:tcBorders>
+              <w:top w:val="single" w:color="BFBFBF" w:sz="4"/>
+              <w:left w:val="single" w:color="BFBFBF" w:sz="4"/>
+              <w:bottom w:val="single" w:color="BFBFBF" w:sz="4"/>
+              <w:right w:val="single" w:color="BFBFBF" w:sz="4"/>
+            </w:tcBorders>
+          </w:tcPr>
+          <w:p>
+            <w:pPr>
+              <w:spacing w:after="40"/>
+            </w:pPr>
+            <w:r>
+              <w:rPr>
+                <w:rFonts w:ascii="Malgun Gothic" w:hAnsi="Malgun Gothic" w:cs="Malgun Gothic" w:eastAsia="Malgun Gothic"/>
+                <w:b w:val="0"/>
+                <w:i w:val="0"/>
+                <w:sz w:val="20"/>
+              </w:rPr>
+              <w:t>In der Wache ... riecht es nach + 3격은 ~냄새가 난다는 구문입니다. nimmt unseren Bericht auf는 분리동사 aufnehmen입니다.</w:t>
+            </w:r>
+          </w:p>
+        </w:tc>
+      </w:tr>
+      <w:tr>
+        <w:tc>
+          <w:tcPr>
+            <w:tcW w:type="dxa" w:w="1500"/>
+            <w:tcBorders>
+              <w:top w:val="single" w:color="BFBFBF" w:sz="4"/>
+              <w:left w:val="single" w:color="BFBFBF" w:sz="4"/>
+              <w:bottom w:val="single" w:color="BFBFBF" w:sz="4"/>
+              <w:right w:val="single" w:color="BFBFBF" w:sz="4"/>
+            </w:tcBorders>
+            <w:shd w:fill="DEEAF6" w:color="auto" w:val="clear"/>
+          </w:tcPr>
+          <w:p>
+            <w:r>
+              <w:rPr>
+                <w:rFonts w:ascii="Malgun Gothic" w:hAnsi="Malgun Gothic" w:cs="Malgun Gothic" w:eastAsia="Malgun Gothic"/>
+                <w:b/>
+                <w:i w:val="0"/>
+                <w:color w:val="1F3864"/>
+                <w:sz w:val="20"/>
+              </w:rPr>
+              <w:t>표현</w:t>
+            </w:r>
+          </w:p>
+        </w:tc>
+        <w:tc>
+          <w:tcPr>
+            <w:tcW w:type="dxa" w:w="8138"/>
+            <w:tcBorders>
+              <w:top w:val="single" w:color="BFBFBF" w:sz="4"/>
+              <w:left w:val="single" w:color="BFBFBF" w:sz="4"/>
+              <w:bottom w:val="single" w:color="BFBFBF" w:sz="4"/>
+              <w:right w:val="single" w:color="BFBFBF" w:sz="4"/>
+            </w:tcBorders>
+          </w:tcPr>
+          <w:p>
+            <w:pPr>
+              <w:spacing w:after="40"/>
+            </w:pPr>
+            <w:r>
+              <w:rPr>
+                <w:rFonts w:ascii="Malgun Gothic" w:hAnsi="Malgun Gothic" w:cs="Malgun Gothic" w:eastAsia="Malgun Gothic"/>
+                <w:b w:val="0"/>
+                <w:i w:val="0"/>
+                <w:sz w:val="20"/>
+              </w:rPr>
+              <w:t>mit zwei Fingern은 mit + 3격 복수입니다.</w:t>
+            </w:r>
+          </w:p>
+        </w:tc>
+      </w:tr>
+      <w:tr>
+        <w:tc>
+          <w:tcPr>
+            <w:tcW w:type="dxa" w:w="1500"/>
+            <w:tcBorders>
+              <w:top w:val="single" w:color="BFBFBF" w:sz="4"/>
+              <w:left w:val="single" w:color="BFBFBF" w:sz="4"/>
+              <w:bottom w:val="single" w:color="BFBFBF" w:sz="4"/>
+              <w:right w:val="single" w:color="BFBFBF" w:sz="4"/>
+            </w:tcBorders>
+            <w:shd w:fill="DEEAF6" w:color="auto" w:val="clear"/>
+          </w:tcPr>
+          <w:p>
+            <w:r>
+              <w:rPr>
+                <w:rFonts w:ascii="Malgun Gothic" w:hAnsi="Malgun Gothic" w:cs="Malgun Gothic" w:eastAsia="Malgun Gothic"/>
+                <w:b/>
+                <w:i w:val="0"/>
+                <w:color w:val="1F3864"/>
+                <w:sz w:val="20"/>
+              </w:rPr>
+              <w:t>시제</w:t>
+            </w:r>
+          </w:p>
+        </w:tc>
+        <w:tc>
+          <w:tcPr>
+            <w:tcW w:type="dxa" w:w="8138"/>
+            <w:tcBorders>
+              <w:top w:val="single" w:color="BFBFBF" w:sz="4"/>
+              <w:left w:val="single" w:color="BFBFBF" w:sz="4"/>
+              <w:bottom w:val="single" w:color="BFBFBF" w:sz="4"/>
+              <w:right w:val="single" w:color="BFBFBF" w:sz="4"/>
+            </w:tcBorders>
+          </w:tcPr>
+          <w:p>
+            <w:pPr>
+              <w:spacing w:after="40"/>
+            </w:pPr>
+            <w:r>
+              <w:rPr>
+                <w:rFonts w:ascii="Malgun Gothic" w:hAnsi="Malgun Gothic" w:cs="Malgun Gothic" w:eastAsia="Malgun Gothic"/>
+                <w:b w:val="0"/>
+                <w:i w:val="0"/>
+                <w:sz w:val="20"/>
+              </w:rPr>
+              <w:t>riecht, nimmt ... auf, tippt는 현재형입니다.</w:t>
+            </w:r>
+          </w:p>
+        </w:tc>
+      </w:tr>
+    </w:tbl>
+    <w:p>
+      <w:pPr>
+        <w:spacing w:after="0"/>
+      </w:pPr>
+    </w:p>
+    <w:p>
+      <w:pPr>
+        <w:keepNext/>
+        <w:spacing w:before="160"/>
+      </w:pPr>
+      <w:r>
+        <w:rPr>
+          <w:rFonts w:ascii="Arial" w:hAnsi="Arial" w:cs="Arial" w:eastAsia="Malgun Gothic"/>
+          <w:b/>
+          <w:i w:val="0"/>
+          <w:sz w:val="22"/>
+        </w:rPr>
+        <w:t>50. Beamter: Eine Drohung per Zettel, anonym, ohne Absender. Haben Sie einen Verdacht, wer das geschrieben haben könnte?</w:t>
+      </w:r>
+    </w:p>
+    <w:p>
+      <w:pPr>
+        <w:keepNext/>
+        <w:ind w:left="340"/>
+      </w:pPr>
+      <w:r>
+        <w:rPr>
+          <w:rFonts w:ascii="Malgun Gothic" w:hAnsi="Malgun Gothic" w:cs="Malgun Gothic" w:eastAsia="Malgun Gothic"/>
+          <w:b w:val="0"/>
+          <w:i/>
+          <w:color w:val="404040"/>
+          <w:sz w:val="20"/>
+        </w:rPr>
+        <w:t>익명에 발신자도 없는 쪽지 위협이군요. 누가 썼을지 짐작 가는 사람이 있습니까?</w:t>
+      </w:r>
+    </w:p>
+    <w:tbl>
+      <w:tblPr>
+        <w:tblW w:type="auto" w:w="0"/>
+        <w:tblLayout w:type="fixed"/>
+        <w:tblLook w:firstColumn="1" w:firstRow="1" w:lastColumn="0" w:lastRow="0" w:noHBand="0" w:noVBand="1" w:val="04A0"/>
+      </w:tblPr>
+      <w:tblGrid>
+        <w:gridCol w:w="4819"/>
+        <w:gridCol w:w="4819"/>
+      </w:tblGrid>
+      <w:tr>
+        <w:tc>
+          <w:tcPr>
+            <w:tcW w:type="dxa" w:w="1500"/>
+            <w:tcBorders>
+              <w:top w:val="single" w:color="BFBFBF" w:sz="4"/>
+              <w:left w:val="single" w:color="BFBFBF" w:sz="4"/>
+              <w:bottom w:val="single" w:color="BFBFBF" w:sz="4"/>
+              <w:right w:val="single" w:color="BFBFBF" w:sz="4"/>
+            </w:tcBorders>
+            <w:shd w:fill="DEEAF6" w:color="auto" w:val="clear"/>
+          </w:tcPr>
+          <w:p>
+            <w:r>
+              <w:rPr>
+                <w:rFonts w:ascii="Malgun Gothic" w:hAnsi="Malgun Gothic" w:cs="Malgun Gothic" w:eastAsia="Malgun Gothic"/>
+                <w:b/>
+                <w:i w:val="0"/>
+                <w:color w:val="1F3864"/>
+                <w:sz w:val="20"/>
+              </w:rPr>
+              <w:t>주요 단어</w:t>
+            </w:r>
+          </w:p>
+        </w:tc>
+        <w:tc>
+          <w:tcPr>
+            <w:tcW w:type="dxa" w:w="8138"/>
+            <w:tcBorders>
+              <w:top w:val="single" w:color="BFBFBF" w:sz="4"/>
+              <w:left w:val="single" w:color="BFBFBF" w:sz="4"/>
+              <w:bottom w:val="single" w:color="BFBFBF" w:sz="4"/>
+              <w:right w:val="single" w:color="BFBFBF" w:sz="4"/>
+            </w:tcBorders>
+          </w:tcPr>
+          <w:p>
+            <w:pPr>
+              <w:spacing w:after="40"/>
+            </w:pPr>
+            <w:r>
+              <w:rPr>
+                <w:rFonts w:ascii="Arial" w:hAnsi="Arial" w:cs="Arial" w:eastAsia="Malgun Gothic"/>
+                <w:b/>
+                <w:i w:val="0"/>
+                <w:sz w:val="20"/>
+              </w:rPr>
+              <w:t>die Drohung, -en</w:t>
+            </w:r>
+            <w:r>
+              <w:rPr>
+                <w:rFonts w:ascii="Malgun Gothic" w:hAnsi="Malgun Gothic" w:cs="Malgun Gothic" w:eastAsia="Malgun Gothic"/>
+                <w:b w:val="0"/>
+                <w:i w:val="0"/>
+                <w:sz w:val="20"/>
+              </w:rPr>
+              <w:t xml:space="preserve">  —  위협</w:t>
+            </w:r>
+          </w:p>
+          <w:p>
+            <w:pPr>
+              <w:spacing w:after="40"/>
+            </w:pPr>
+            <w:r>
+              <w:rPr>
+                <w:rFonts w:ascii="Arial" w:hAnsi="Arial" w:cs="Arial" w:eastAsia="Malgun Gothic"/>
+                <w:b/>
+                <w:i w:val="0"/>
+                <w:sz w:val="20"/>
+              </w:rPr>
+              <w:t>anonym</w:t>
+            </w:r>
+            <w:r>
+              <w:rPr>
+                <w:rFonts w:ascii="Malgun Gothic" w:hAnsi="Malgun Gothic" w:cs="Malgun Gothic" w:eastAsia="Malgun Gothic"/>
+                <w:b w:val="0"/>
+                <w:i w:val="0"/>
+                <w:sz w:val="20"/>
+              </w:rPr>
+              <w:t xml:space="preserve">  —  익명의</w:t>
+            </w:r>
+          </w:p>
+          <w:p>
+            <w:pPr>
+              <w:spacing w:after="40"/>
+            </w:pPr>
+            <w:r>
+              <w:rPr>
+                <w:rFonts w:ascii="Arial" w:hAnsi="Arial" w:cs="Arial" w:eastAsia="Malgun Gothic"/>
+                <w:b/>
+                <w:i w:val="0"/>
+                <w:sz w:val="20"/>
+              </w:rPr>
+              <w:t>der Verdacht (단수)</w:t>
+            </w:r>
+            <w:r>
+              <w:rPr>
+                <w:rFonts w:ascii="Malgun Gothic" w:hAnsi="Malgun Gothic" w:cs="Malgun Gothic" w:eastAsia="Malgun Gothic"/>
+                <w:b w:val="0"/>
+                <w:i w:val="0"/>
+                <w:sz w:val="20"/>
+              </w:rPr>
+              <w:t xml:space="preserve">  —  혐의, 짐작</w:t>
+            </w:r>
+          </w:p>
+        </w:tc>
+      </w:tr>
+      <w:tr>
+        <w:tc>
+          <w:tcPr>
+            <w:tcW w:type="dxa" w:w="1500"/>
+            <w:tcBorders>
+              <w:top w:val="single" w:color="BFBFBF" w:sz="4"/>
+              <w:left w:val="single" w:color="BFBFBF" w:sz="4"/>
+              <w:bottom w:val="single" w:color="BFBFBF" w:sz="4"/>
+              <w:right w:val="single" w:color="BFBFBF" w:sz="4"/>
+            </w:tcBorders>
+            <w:shd w:fill="DEEAF6" w:color="auto" w:val="clear"/>
+          </w:tcPr>
+          <w:p>
+            <w:r>
+              <w:rPr>
+                <w:rFonts w:ascii="Malgun Gothic" w:hAnsi="Malgun Gothic" w:cs="Malgun Gothic" w:eastAsia="Malgun Gothic"/>
+                <w:b/>
+                <w:i w:val="0"/>
+                <w:color w:val="1F3864"/>
+                <w:sz w:val="20"/>
+              </w:rPr>
+              <w:t>문법</w:t>
+            </w:r>
+          </w:p>
+        </w:tc>
+        <w:tc>
+          <w:tcPr>
+            <w:tcW w:type="dxa" w:w="8138"/>
+            <w:tcBorders>
+              <w:top w:val="single" w:color="BFBFBF" w:sz="4"/>
+              <w:left w:val="single" w:color="BFBFBF" w:sz="4"/>
+              <w:bottom w:val="single" w:color="BFBFBF" w:sz="4"/>
+              <w:right w:val="single" w:color="BFBFBF" w:sz="4"/>
+            </w:tcBorders>
+          </w:tcPr>
+          <w:p>
+            <w:pPr>
+              <w:spacing w:after="40"/>
+            </w:pPr>
+            <w:r>
+              <w:rPr>
+                <w:rFonts w:ascii="Malgun Gothic" w:hAnsi="Malgun Gothic" w:cs="Malgun Gothic" w:eastAsia="Malgun Gothic"/>
+                <w:b w:val="0"/>
+                <w:i w:val="0"/>
+                <w:sz w:val="20"/>
+              </w:rPr>
+              <w:t>Haben Sie einen Verdacht, wer das geschrieben haben könnte?에서 wer절과 könnte는 접속법 II입니다. per Zettel은 쪽지로라는 표현입니다.</w:t>
+            </w:r>
+          </w:p>
+        </w:tc>
+      </w:tr>
+      <w:tr>
+        <w:tc>
+          <w:tcPr>
+            <w:tcW w:type="dxa" w:w="1500"/>
+            <w:tcBorders>
+              <w:top w:val="single" w:color="BFBFBF" w:sz="4"/>
+              <w:left w:val="single" w:color="BFBFBF" w:sz="4"/>
+              <w:bottom w:val="single" w:color="BFBFBF" w:sz="4"/>
+              <w:right w:val="single" w:color="BFBFBF" w:sz="4"/>
+            </w:tcBorders>
+            <w:shd w:fill="DEEAF6" w:color="auto" w:val="clear"/>
+          </w:tcPr>
+          <w:p>
+            <w:r>
+              <w:rPr>
+                <w:rFonts w:ascii="Malgun Gothic" w:hAnsi="Malgun Gothic" w:cs="Malgun Gothic" w:eastAsia="Malgun Gothic"/>
+                <w:b/>
+                <w:i w:val="0"/>
+                <w:color w:val="1F3864"/>
+                <w:sz w:val="20"/>
+              </w:rPr>
+              <w:t>표현</w:t>
+            </w:r>
+          </w:p>
+        </w:tc>
+        <w:tc>
+          <w:tcPr>
+            <w:tcW w:type="dxa" w:w="8138"/>
+            <w:tcBorders>
+              <w:top w:val="single" w:color="BFBFBF" w:sz="4"/>
+              <w:left w:val="single" w:color="BFBFBF" w:sz="4"/>
+              <w:bottom w:val="single" w:color="BFBFBF" w:sz="4"/>
+              <w:right w:val="single" w:color="BFBFBF" w:sz="4"/>
+            </w:tcBorders>
+          </w:tcPr>
+          <w:p>
+            <w:pPr>
+              <w:spacing w:after="40"/>
+            </w:pPr>
+            <w:r>
+              <w:rPr>
+                <w:rFonts w:ascii="Malgun Gothic" w:hAnsi="Malgun Gothic" w:cs="Malgun Gothic" w:eastAsia="Malgun Gothic"/>
+                <w:b w:val="0"/>
+                <w:i w:val="0"/>
+                <w:sz w:val="20"/>
+              </w:rPr>
+              <w:t>ohne Absender는 ohne + 4격입니다.</w:t>
+            </w:r>
+          </w:p>
+        </w:tc>
+      </w:tr>
+      <w:tr>
+        <w:tc>
+          <w:tcPr>
+            <w:tcW w:type="dxa" w:w="1500"/>
+            <w:tcBorders>
+              <w:top w:val="single" w:color="BFBFBF" w:sz="4"/>
+              <w:left w:val="single" w:color="BFBFBF" w:sz="4"/>
+              <w:bottom w:val="single" w:color="BFBFBF" w:sz="4"/>
+              <w:right w:val="single" w:color="BFBFBF" w:sz="4"/>
+            </w:tcBorders>
+            <w:shd w:fill="DEEAF6" w:color="auto" w:val="clear"/>
+          </w:tcPr>
+          <w:p>
+            <w:r>
+              <w:rPr>
+                <w:rFonts w:ascii="Malgun Gothic" w:hAnsi="Malgun Gothic" w:cs="Malgun Gothic" w:eastAsia="Malgun Gothic"/>
+                <w:b/>
+                <w:i w:val="0"/>
+                <w:color w:val="1F3864"/>
+                <w:sz w:val="20"/>
+              </w:rPr>
+              <w:t>시제</w:t>
+            </w:r>
+          </w:p>
+        </w:tc>
+        <w:tc>
+          <w:tcPr>
+            <w:tcW w:type="dxa" w:w="8138"/>
+            <w:tcBorders>
+              <w:top w:val="single" w:color="BFBFBF" w:sz="4"/>
+              <w:left w:val="single" w:color="BFBFBF" w:sz="4"/>
+              <w:bottom w:val="single" w:color="BFBFBF" w:sz="4"/>
+              <w:right w:val="single" w:color="BFBFBF" w:sz="4"/>
+            </w:tcBorders>
+          </w:tcPr>
+          <w:p>
+            <w:pPr>
+              <w:spacing w:after="40"/>
+            </w:pPr>
+            <w:r>
+              <w:rPr>
+                <w:rFonts w:ascii="Malgun Gothic" w:hAnsi="Malgun Gothic" w:cs="Malgun Gothic" w:eastAsia="Malgun Gothic"/>
+                <w:b w:val="0"/>
+                <w:i w:val="0"/>
+                <w:sz w:val="20"/>
+              </w:rPr>
+              <w:t>Haben은 현재형이고 geschrieben haben könnte는 접속법 II 완료입니다.</w:t>
+            </w:r>
+          </w:p>
+        </w:tc>
+      </w:tr>
+    </w:tbl>
+    <w:p>
+      <w:pPr>
+        <w:spacing w:after="0"/>
+      </w:pPr>
+    </w:p>
+    <w:p>
+      <w:pPr>
+        <w:keepNext/>
+        <w:spacing w:before="160"/>
+      </w:pPr>
+      <w:r>
+        <w:rPr>
+          <w:rFonts w:ascii="Arial" w:hAnsi="Arial" w:cs="Arial" w:eastAsia="Malgun Gothic"/>
+          <w:b/>
+          <w:i w:val="0"/>
+          <w:sz w:val="22"/>
+        </w:rPr>
+        <w:t>51. Hanna: Wir haben Vermutungen, aber keine Beweise. Ich möchte nicht, dass Sie in die Irre ermitteln. Bitte sichern Sie den Zettel auf Fingerabdrücke.</w:t>
+      </w:r>
+    </w:p>
+    <w:p>
+      <w:pPr>
+        <w:keepNext/>
+        <w:ind w:left="340"/>
+      </w:pPr>
+      <w:r>
+        <w:rPr>
+          <w:rFonts w:ascii="Malgun Gothic" w:hAnsi="Malgun Gothic" w:cs="Malgun Gothic" w:eastAsia="Malgun Gothic"/>
+          <w:b w:val="0"/>
+          <w:i/>
+          <w:color w:val="404040"/>
+          <w:sz w:val="20"/>
+        </w:rPr>
+        <w:t>짐작은 있지만 증거는 없습니다. 엉뚱한 방향으로 수사하시는 건 원치 않습니다. 쪽지에서 지문을 채취해 주세요.</w:t>
+      </w:r>
+    </w:p>
+    <w:tbl>
+      <w:tblPr>
+        <w:tblW w:type="auto" w:w="0"/>
+        <w:tblLayout w:type="fixed"/>
+        <w:tblLook w:firstColumn="1" w:firstRow="1" w:lastColumn="0" w:lastRow="0" w:noHBand="0" w:noVBand="1" w:val="04A0"/>
+      </w:tblPr>
+      <w:tblGrid>
+        <w:gridCol w:w="4819"/>
+        <w:gridCol w:w="4819"/>
+      </w:tblGrid>
+      <w:tr>
+        <w:tc>
+          <w:tcPr>
+            <w:tcW w:type="dxa" w:w="1500"/>
+            <w:tcBorders>
+              <w:top w:val="single" w:color="BFBFBF" w:sz="4"/>
+              <w:left w:val="single" w:color="BFBFBF" w:sz="4"/>
+              <w:bottom w:val="single" w:color="BFBFBF" w:sz="4"/>
+              <w:right w:val="single" w:color="BFBFBF" w:sz="4"/>
+            </w:tcBorders>
+            <w:shd w:fill="DEEAF6" w:color="auto" w:val="clear"/>
+          </w:tcPr>
+          <w:p>
+            <w:r>
+              <w:rPr>
+                <w:rFonts w:ascii="Malgun Gothic" w:hAnsi="Malgun Gothic" w:cs="Malgun Gothic" w:eastAsia="Malgun Gothic"/>
+                <w:b/>
+                <w:i w:val="0"/>
+                <w:color w:val="1F3864"/>
+                <w:sz w:val="20"/>
+              </w:rPr>
+              <w:t>주요 단어</w:t>
+            </w:r>
+          </w:p>
+        </w:tc>
+        <w:tc>
+          <w:tcPr>
+            <w:tcW w:type="dxa" w:w="8138"/>
+            <w:tcBorders>
+              <w:top w:val="single" w:color="BFBFBF" w:sz="4"/>
+              <w:left w:val="single" w:color="BFBFBF" w:sz="4"/>
+              <w:bottom w:val="single" w:color="BFBFBF" w:sz="4"/>
+              <w:right w:val="single" w:color="BFBFBF" w:sz="4"/>
+            </w:tcBorders>
+          </w:tcPr>
+          <w:p>
+            <w:pPr>
+              <w:spacing w:after="40"/>
+            </w:pPr>
+            <w:r>
+              <w:rPr>
+                <w:rFonts w:ascii="Arial" w:hAnsi="Arial" w:cs="Arial" w:eastAsia="Malgun Gothic"/>
+                <w:b/>
+                <w:i w:val="0"/>
+                <w:sz w:val="20"/>
+              </w:rPr>
+              <w:t>die Vermutung, -en</w:t>
+            </w:r>
+            <w:r>
+              <w:rPr>
+                <w:rFonts w:ascii="Malgun Gothic" w:hAnsi="Malgun Gothic" w:cs="Malgun Gothic" w:eastAsia="Malgun Gothic"/>
+                <w:b w:val="0"/>
+                <w:i w:val="0"/>
+                <w:sz w:val="20"/>
+              </w:rPr>
+              <w:t xml:space="preserve">  —  짐작</w:t>
+            </w:r>
+          </w:p>
+          <w:p>
+            <w:pPr>
+              <w:spacing w:after="40"/>
+            </w:pPr>
+            <w:r>
+              <w:rPr>
+                <w:rFonts w:ascii="Arial" w:hAnsi="Arial" w:cs="Arial" w:eastAsia="Malgun Gothic"/>
+                <w:b/>
+                <w:i w:val="0"/>
+                <w:sz w:val="20"/>
+              </w:rPr>
+              <w:t>sichern</w:t>
+            </w:r>
+            <w:r>
+              <w:rPr>
+                <w:rFonts w:ascii="Malgun Gothic" w:hAnsi="Malgun Gothic" w:cs="Malgun Gothic" w:eastAsia="Malgun Gothic"/>
+                <w:b w:val="0"/>
+                <w:i w:val="0"/>
+                <w:sz w:val="20"/>
+              </w:rPr>
+              <w:t xml:space="preserve">  —  확보하다</w:t>
+            </w:r>
+          </w:p>
+          <w:p>
+            <w:pPr>
+              <w:spacing w:after="40"/>
+            </w:pPr>
+            <w:r>
+              <w:rPr>
+                <w:rFonts w:ascii="Arial" w:hAnsi="Arial" w:cs="Arial" w:eastAsia="Malgun Gothic"/>
+                <w:b/>
+                <w:i w:val="0"/>
+                <w:sz w:val="20"/>
+              </w:rPr>
+              <w:t>der Fingerabdruck, -drücke</w:t>
+            </w:r>
+            <w:r>
+              <w:rPr>
+                <w:rFonts w:ascii="Malgun Gothic" w:hAnsi="Malgun Gothic" w:cs="Malgun Gothic" w:eastAsia="Malgun Gothic"/>
+                <w:b w:val="0"/>
+                <w:i w:val="0"/>
+                <w:sz w:val="20"/>
+              </w:rPr>
+              <w:t xml:space="preserve">  —  지문</w:t>
+            </w:r>
+          </w:p>
+        </w:tc>
+      </w:tr>
+      <w:tr>
+        <w:tc>
+          <w:tcPr>
+            <w:tcW w:type="dxa" w:w="1500"/>
+            <w:tcBorders>
+              <w:top w:val="single" w:color="BFBFBF" w:sz="4"/>
+              <w:left w:val="single" w:color="BFBFBF" w:sz="4"/>
+              <w:bottom w:val="single" w:color="BFBFBF" w:sz="4"/>
+              <w:right w:val="single" w:color="BFBFBF" w:sz="4"/>
+            </w:tcBorders>
+            <w:shd w:fill="DEEAF6" w:color="auto" w:val="clear"/>
+          </w:tcPr>
+          <w:p>
+            <w:r>
+              <w:rPr>
+                <w:rFonts w:ascii="Malgun Gothic" w:hAnsi="Malgun Gothic" w:cs="Malgun Gothic" w:eastAsia="Malgun Gothic"/>
+                <w:b/>
+                <w:i w:val="0"/>
+                <w:color w:val="1F3864"/>
+                <w:sz w:val="20"/>
+              </w:rPr>
+              <w:t>문법</w:t>
+            </w:r>
+          </w:p>
+        </w:tc>
+        <w:tc>
+          <w:tcPr>
+            <w:tcW w:type="dxa" w:w="8138"/>
+            <w:tcBorders>
+              <w:top w:val="single" w:color="BFBFBF" w:sz="4"/>
+              <w:left w:val="single" w:color="BFBFBF" w:sz="4"/>
+              <w:bottom w:val="single" w:color="BFBFBF" w:sz="4"/>
+              <w:right w:val="single" w:color="BFBFBF" w:sz="4"/>
+            </w:tcBorders>
+          </w:tcPr>
+          <w:p>
+            <w:pPr>
+              <w:spacing w:after="40"/>
+            </w:pPr>
+            <w:r>
+              <w:rPr>
+                <w:rFonts w:ascii="Malgun Gothic" w:hAnsi="Malgun Gothic" w:cs="Malgun Gothic" w:eastAsia="Malgun Gothic"/>
+                <w:b w:val="0"/>
+                <w:i w:val="0"/>
+                <w:sz w:val="20"/>
+              </w:rPr>
+              <w:t>Ich möchte nicht, dass Sie in die Irre ermitteln에서 dass절의 ermitteln이 끝에 옵니다. in die Irre ermitteln은 엉뚱한 방향으로 수사한다는 뜻입니다.</w:t>
+            </w:r>
+          </w:p>
+        </w:tc>
+      </w:tr>
+      <w:tr>
+        <w:tc>
+          <w:tcPr>
+            <w:tcW w:type="dxa" w:w="1500"/>
+            <w:tcBorders>
+              <w:top w:val="single" w:color="BFBFBF" w:sz="4"/>
+              <w:left w:val="single" w:color="BFBFBF" w:sz="4"/>
+              <w:bottom w:val="single" w:color="BFBFBF" w:sz="4"/>
+              <w:right w:val="single" w:color="BFBFBF" w:sz="4"/>
+            </w:tcBorders>
+            <w:shd w:fill="DEEAF6" w:color="auto" w:val="clear"/>
+          </w:tcPr>
+          <w:p>
+            <w:r>
+              <w:rPr>
+                <w:rFonts w:ascii="Malgun Gothic" w:hAnsi="Malgun Gothic" w:cs="Malgun Gothic" w:eastAsia="Malgun Gothic"/>
+                <w:b/>
+                <w:i w:val="0"/>
+                <w:color w:val="1F3864"/>
+                <w:sz w:val="20"/>
+              </w:rPr>
+              <w:t>표현</w:t>
+            </w:r>
+          </w:p>
+        </w:tc>
+        <w:tc>
+          <w:tcPr>
+            <w:tcW w:type="dxa" w:w="8138"/>
+            <w:tcBorders>
+              <w:top w:val="single" w:color="BFBFBF" w:sz="4"/>
+              <w:left w:val="single" w:color="BFBFBF" w:sz="4"/>
+              <w:bottom w:val="single" w:color="BFBFBF" w:sz="4"/>
+              <w:right w:val="single" w:color="BFBFBF" w:sz="4"/>
+            </w:tcBorders>
+          </w:tcPr>
+          <w:p>
+            <w:pPr>
+              <w:spacing w:after="40"/>
+            </w:pPr>
+            <w:r>
+              <w:rPr>
+                <w:rFonts w:ascii="Malgun Gothic" w:hAnsi="Malgun Gothic" w:cs="Malgun Gothic" w:eastAsia="Malgun Gothic"/>
+                <w:b w:val="0"/>
+                <w:i w:val="0"/>
+                <w:sz w:val="20"/>
+              </w:rPr>
+              <w:t>Bitte sichern Sie ...는 존칭 명령형입니다.</w:t>
+            </w:r>
+          </w:p>
+        </w:tc>
+      </w:tr>
+      <w:tr>
+        <w:tc>
+          <w:tcPr>
+            <w:tcW w:type="dxa" w:w="1500"/>
+            <w:tcBorders>
+              <w:top w:val="single" w:color="BFBFBF" w:sz="4"/>
+              <w:left w:val="single" w:color="BFBFBF" w:sz="4"/>
+              <w:bottom w:val="single" w:color="BFBFBF" w:sz="4"/>
+              <w:right w:val="single" w:color="BFBFBF" w:sz="4"/>
+            </w:tcBorders>
+            <w:shd w:fill="DEEAF6" w:color="auto" w:val="clear"/>
+          </w:tcPr>
+          <w:p>
+            <w:r>
+              <w:rPr>
+                <w:rFonts w:ascii="Malgun Gothic" w:hAnsi="Malgun Gothic" w:cs="Malgun Gothic" w:eastAsia="Malgun Gothic"/>
+                <w:b/>
+                <w:i w:val="0"/>
+                <w:color w:val="1F3864"/>
+                <w:sz w:val="20"/>
+              </w:rPr>
+              <w:t>시제</w:t>
+            </w:r>
+          </w:p>
+        </w:tc>
+        <w:tc>
+          <w:tcPr>
+            <w:tcW w:type="dxa" w:w="8138"/>
+            <w:tcBorders>
+              <w:top w:val="single" w:color="BFBFBF" w:sz="4"/>
+              <w:left w:val="single" w:color="BFBFBF" w:sz="4"/>
+              <w:bottom w:val="single" w:color="BFBFBF" w:sz="4"/>
+              <w:right w:val="single" w:color="BFBFBF" w:sz="4"/>
+            </w:tcBorders>
+          </w:tcPr>
+          <w:p>
+            <w:pPr>
+              <w:spacing w:after="40"/>
+            </w:pPr>
+            <w:r>
+              <w:rPr>
+                <w:rFonts w:ascii="Malgun Gothic" w:hAnsi="Malgun Gothic" w:cs="Malgun Gothic" w:eastAsia="Malgun Gothic"/>
+                <w:b w:val="0"/>
+                <w:i w:val="0"/>
+                <w:sz w:val="20"/>
+              </w:rPr>
+              <w:t>haben, möchte, ermitteln은 현재형이고 sichern은 명령형입니다.</w:t>
+            </w:r>
+          </w:p>
+        </w:tc>
+      </w:tr>
+    </w:tbl>
+    <w:p>
+      <w:pPr>
+        <w:spacing w:after="0"/>
+      </w:pPr>
+    </w:p>
+    <w:p>
+      <w:pPr>
+        <w:keepNext/>
+        <w:spacing w:before="160"/>
+      </w:pPr>
+      <w:r>
+        <w:rPr>
+          <w:rFonts w:ascii="Arial" w:hAnsi="Arial" w:cs="Arial" w:eastAsia="Malgun Gothic"/>
+          <w:b/>
+          <w:i w:val="0"/>
+          <w:sz w:val="22"/>
+        </w:rPr>
+        <w:t>52. Beamter: Das werden wir tun. Zeugen? Haben Sie jemanden gesehen, der den Zettel in den Kofferraum gelegt haben könnte?</w:t>
+      </w:r>
+    </w:p>
+    <w:p>
+      <w:pPr>
+        <w:keepNext/>
+        <w:ind w:left="340"/>
+      </w:pPr>
+      <w:r>
+        <w:rPr>
+          <w:rFonts w:ascii="Malgun Gothic" w:hAnsi="Malgun Gothic" w:cs="Malgun Gothic" w:eastAsia="Malgun Gothic"/>
+          <w:b w:val="0"/>
+          <w:i/>
+          <w:color w:val="404040"/>
+          <w:sz w:val="20"/>
+        </w:rPr>
+        <w:t>그렇게 하겠습니다. 목격자는요? 쪽지를 트렁크에 넣었을 만한 사람을 보셨나요?</w:t>
+      </w:r>
+    </w:p>
+    <w:tbl>
+      <w:tblPr>
+        <w:tblW w:type="auto" w:w="0"/>
+        <w:tblLayout w:type="fixed"/>
+        <w:tblLook w:firstColumn="1" w:firstRow="1" w:lastColumn="0" w:lastRow="0" w:noHBand="0" w:noVBand="1" w:val="04A0"/>
+      </w:tblPr>
+      <w:tblGrid>
+        <w:gridCol w:w="4819"/>
+        <w:gridCol w:w="4819"/>
+      </w:tblGrid>
+      <w:tr>
+        <w:tc>
+          <w:tcPr>
+            <w:tcW w:type="dxa" w:w="1500"/>
+            <w:tcBorders>
+              <w:top w:val="single" w:color="BFBFBF" w:sz="4"/>
+              <w:left w:val="single" w:color="BFBFBF" w:sz="4"/>
+              <w:bottom w:val="single" w:color="BFBFBF" w:sz="4"/>
+              <w:right w:val="single" w:color="BFBFBF" w:sz="4"/>
+            </w:tcBorders>
+            <w:shd w:fill="DEEAF6" w:color="auto" w:val="clear"/>
+          </w:tcPr>
+          <w:p>
+            <w:r>
+              <w:rPr>
+                <w:rFonts w:ascii="Malgun Gothic" w:hAnsi="Malgun Gothic" w:cs="Malgun Gothic" w:eastAsia="Malgun Gothic"/>
+                <w:b/>
+                <w:i w:val="0"/>
+                <w:color w:val="1F3864"/>
+                <w:sz w:val="20"/>
+              </w:rPr>
+              <w:t>주요 단어</w:t>
+            </w:r>
+          </w:p>
+        </w:tc>
+        <w:tc>
+          <w:tcPr>
+            <w:tcW w:type="dxa" w:w="8138"/>
+            <w:tcBorders>
+              <w:top w:val="single" w:color="BFBFBF" w:sz="4"/>
+              <w:left w:val="single" w:color="BFBFBF" w:sz="4"/>
+              <w:bottom w:val="single" w:color="BFBFBF" w:sz="4"/>
+              <w:right w:val="single" w:color="BFBFBF" w:sz="4"/>
+            </w:tcBorders>
+          </w:tcPr>
+          <w:p>
+            <w:pPr>
+              <w:spacing w:after="40"/>
+            </w:pPr>
+            <w:r>
+              <w:rPr>
+                <w:rFonts w:ascii="Arial" w:hAnsi="Arial" w:cs="Arial" w:eastAsia="Malgun Gothic"/>
+                <w:b/>
+                <w:i w:val="0"/>
+                <w:sz w:val="20"/>
+              </w:rPr>
+              <w:t>der Zeuge, -n</w:t>
+            </w:r>
+            <w:r>
+              <w:rPr>
+                <w:rFonts w:ascii="Malgun Gothic" w:hAnsi="Malgun Gothic" w:cs="Malgun Gothic" w:eastAsia="Malgun Gothic"/>
+                <w:b w:val="0"/>
+                <w:i w:val="0"/>
+                <w:sz w:val="20"/>
+              </w:rPr>
+              <w:t xml:space="preserve">  —  목격자</w:t>
+            </w:r>
+          </w:p>
+          <w:p>
+            <w:pPr>
+              <w:spacing w:after="40"/>
+            </w:pPr>
+            <w:r>
+              <w:rPr>
+                <w:rFonts w:ascii="Arial" w:hAnsi="Arial" w:cs="Arial" w:eastAsia="Malgun Gothic"/>
+                <w:b/>
+                <w:i w:val="0"/>
+                <w:sz w:val="20"/>
+              </w:rPr>
+              <w:t>der Kofferraum, -räume</w:t>
+            </w:r>
+            <w:r>
+              <w:rPr>
+                <w:rFonts w:ascii="Malgun Gothic" w:hAnsi="Malgun Gothic" w:cs="Malgun Gothic" w:eastAsia="Malgun Gothic"/>
+                <w:b w:val="0"/>
+                <w:i w:val="0"/>
+                <w:sz w:val="20"/>
+              </w:rPr>
+              <w:t xml:space="preserve">  —  트렁크</w:t>
+            </w:r>
+          </w:p>
+          <w:p>
+            <w:pPr>
+              <w:spacing w:after="40"/>
+            </w:pPr>
+            <w:r>
+              <w:rPr>
+                <w:rFonts w:ascii="Arial" w:hAnsi="Arial" w:cs="Arial" w:eastAsia="Malgun Gothic"/>
+                <w:b/>
+                <w:i w:val="0"/>
+                <w:sz w:val="20"/>
+              </w:rPr>
+              <w:t>legen</w:t>
+            </w:r>
+            <w:r>
+              <w:rPr>
+                <w:rFonts w:ascii="Malgun Gothic" w:hAnsi="Malgun Gothic" w:cs="Malgun Gothic" w:eastAsia="Malgun Gothic"/>
+                <w:b w:val="0"/>
+                <w:i w:val="0"/>
+                <w:sz w:val="20"/>
+              </w:rPr>
+              <w:t xml:space="preserve">  —  넣다</w:t>
+            </w:r>
+          </w:p>
+        </w:tc>
+      </w:tr>
+      <w:tr>
+        <w:tc>
+          <w:tcPr>
+            <w:tcW w:type="dxa" w:w="1500"/>
+            <w:tcBorders>
+              <w:top w:val="single" w:color="BFBFBF" w:sz="4"/>
+              <w:left w:val="single" w:color="BFBFBF" w:sz="4"/>
+              <w:bottom w:val="single" w:color="BFBFBF" w:sz="4"/>
+              <w:right w:val="single" w:color="BFBFBF" w:sz="4"/>
+            </w:tcBorders>
+            <w:shd w:fill="DEEAF6" w:color="auto" w:val="clear"/>
+          </w:tcPr>
+          <w:p>
+            <w:r>
+              <w:rPr>
+                <w:rFonts w:ascii="Malgun Gothic" w:hAnsi="Malgun Gothic" w:cs="Malgun Gothic" w:eastAsia="Malgun Gothic"/>
+                <w:b/>
+                <w:i w:val="0"/>
+                <w:color w:val="1F3864"/>
+                <w:sz w:val="20"/>
+              </w:rPr>
+              <w:t>문법</w:t>
+            </w:r>
+          </w:p>
+        </w:tc>
+        <w:tc>
+          <w:tcPr>
+            <w:tcW w:type="dxa" w:w="8138"/>
+            <w:tcBorders>
+              <w:top w:val="single" w:color="BFBFBF" w:sz="4"/>
+              <w:left w:val="single" w:color="BFBFBF" w:sz="4"/>
+              <w:bottom w:val="single" w:color="BFBFBF" w:sz="4"/>
+              <w:right w:val="single" w:color="BFBFBF" w:sz="4"/>
+            </w:tcBorders>
+          </w:tcPr>
+          <w:p>
+            <w:pPr>
+              <w:spacing w:after="40"/>
+            </w:pPr>
+            <w:r>
+              <w:rPr>
+                <w:rFonts w:ascii="Malgun Gothic" w:hAnsi="Malgun Gothic" w:cs="Malgun Gothic" w:eastAsia="Malgun Gothic"/>
+                <w:b w:val="0"/>
+                <w:i w:val="0"/>
+                <w:sz w:val="20"/>
+              </w:rPr>
+              <w:t>Das werden wir tun은 미래형입니다. jemanden gesehen, der ... gelegt haben könnte에서 der는 관계대명사입니다.</w:t>
+            </w:r>
+          </w:p>
+        </w:tc>
+      </w:tr>
+      <w:tr>
+        <w:tc>
+          <w:tcPr>
+            <w:tcW w:type="dxa" w:w="1500"/>
+            <w:tcBorders>
+              <w:top w:val="single" w:color="BFBFBF" w:sz="4"/>
+              <w:left w:val="single" w:color="BFBFBF" w:sz="4"/>
+              <w:bottom w:val="single" w:color="BFBFBF" w:sz="4"/>
+              <w:right w:val="single" w:color="BFBFBF" w:sz="4"/>
+            </w:tcBorders>
+            <w:shd w:fill="DEEAF6" w:color="auto" w:val="clear"/>
+          </w:tcPr>
+          <w:p>
+            <w:r>
+              <w:rPr>
+                <w:rFonts w:ascii="Malgun Gothic" w:hAnsi="Malgun Gothic" w:cs="Malgun Gothic" w:eastAsia="Malgun Gothic"/>
+                <w:b/>
+                <w:i w:val="0"/>
+                <w:color w:val="1F3864"/>
+                <w:sz w:val="20"/>
+              </w:rPr>
+              <w:t>표현</w:t>
+            </w:r>
+          </w:p>
+        </w:tc>
+        <w:tc>
+          <w:tcPr>
+            <w:tcW w:type="dxa" w:w="8138"/>
+            <w:tcBorders>
+              <w:top w:val="single" w:color="BFBFBF" w:sz="4"/>
+              <w:left w:val="single" w:color="BFBFBF" w:sz="4"/>
+              <w:bottom w:val="single" w:color="BFBFBF" w:sz="4"/>
+              <w:right w:val="single" w:color="BFBFBF" w:sz="4"/>
+            </w:tcBorders>
+          </w:tcPr>
+          <w:p>
+            <w:pPr>
+              <w:spacing w:after="40"/>
+            </w:pPr>
+            <w:r>
+              <w:rPr>
+                <w:rFonts w:ascii="Malgun Gothic" w:hAnsi="Malgun Gothic" w:cs="Malgun Gothic" w:eastAsia="Malgun Gothic"/>
+                <w:b w:val="0"/>
+                <w:i w:val="0"/>
+                <w:sz w:val="20"/>
+              </w:rPr>
+              <w:t>Zeugen?는 생략된 질문입니다.</w:t>
+            </w:r>
+          </w:p>
+        </w:tc>
+      </w:tr>
+      <w:tr>
+        <w:tc>
+          <w:tcPr>
+            <w:tcW w:type="dxa" w:w="1500"/>
+            <w:tcBorders>
+              <w:top w:val="single" w:color="BFBFBF" w:sz="4"/>
+              <w:left w:val="single" w:color="BFBFBF" w:sz="4"/>
+              <w:bottom w:val="single" w:color="BFBFBF" w:sz="4"/>
+              <w:right w:val="single" w:color="BFBFBF" w:sz="4"/>
+            </w:tcBorders>
+            <w:shd w:fill="DEEAF6" w:color="auto" w:val="clear"/>
+          </w:tcPr>
+          <w:p>
+            <w:r>
+              <w:rPr>
+                <w:rFonts w:ascii="Malgun Gothic" w:hAnsi="Malgun Gothic" w:cs="Malgun Gothic" w:eastAsia="Malgun Gothic"/>
+                <w:b/>
+                <w:i w:val="0"/>
+                <w:color w:val="1F3864"/>
+                <w:sz w:val="20"/>
+              </w:rPr>
+              <w:t>시제</w:t>
+            </w:r>
+          </w:p>
+        </w:tc>
+        <w:tc>
+          <w:tcPr>
+            <w:tcW w:type="dxa" w:w="8138"/>
+            <w:tcBorders>
+              <w:top w:val="single" w:color="BFBFBF" w:sz="4"/>
+              <w:left w:val="single" w:color="BFBFBF" w:sz="4"/>
+              <w:bottom w:val="single" w:color="BFBFBF" w:sz="4"/>
+              <w:right w:val="single" w:color="BFBFBF" w:sz="4"/>
+            </w:tcBorders>
+          </w:tcPr>
+          <w:p>
+            <w:pPr>
+              <w:spacing w:after="40"/>
+            </w:pPr>
+            <w:r>
+              <w:rPr>
+                <w:rFonts w:ascii="Malgun Gothic" w:hAnsi="Malgun Gothic" w:cs="Malgun Gothic" w:eastAsia="Malgun Gothic"/>
+                <w:b w:val="0"/>
+                <w:i w:val="0"/>
+                <w:sz w:val="20"/>
+              </w:rPr>
+              <w:t>werden ... tun은 미래형이고 Haben ... gesehen은 현재완료, könnte는 접속법 II입니다.</w:t>
+            </w:r>
+          </w:p>
+        </w:tc>
+      </w:tr>
+    </w:tbl>
+    <w:p>
+      <w:pPr>
+        <w:spacing w:after="0"/>
+      </w:pPr>
+    </w:p>
+    <w:p>
+      <w:pPr>
+        <w:keepNext/>
+        <w:spacing w:before="160"/>
+      </w:pPr>
+      <w:r>
+        <w:rPr>
+          <w:rFonts w:ascii="Arial" w:hAnsi="Arial" w:cs="Arial" w:eastAsia="Malgun Gothic"/>
+          <w:b/>
+          <w:i w:val="0"/>
+          <w:sz w:val="22"/>
+        </w:rPr>
+        <w:t>53. Jonas: Ich überlege. Der Wagen stand von sechs bis acht vor dem Depot, unverschlossen, weil ich die Flyer holen wollte. Jeder konnte hineingreifen, jeder. Und genau das macht mir Angst.</w:t>
+      </w:r>
+    </w:p>
+    <w:p>
+      <w:pPr>
+        <w:keepNext/>
+        <w:ind w:left="340"/>
+      </w:pPr>
+      <w:r>
+        <w:rPr>
+          <w:rFonts w:ascii="Malgun Gothic" w:hAnsi="Malgun Gothic" w:cs="Malgun Gothic" w:eastAsia="Malgun Gothic"/>
+          <w:b w:val="0"/>
+          <w:i/>
+          <w:color w:val="404040"/>
+          <w:sz w:val="20"/>
+        </w:rPr>
+        <w:t>생각해 본다. 차는 여섯 시부터 여덟 시까지 거점 앞에 잠기지 않은 채 서 있었다. 전단을 가지러 가려고 했으니까. 누구든 손을 넣을 수 있었다. 바로 그게 두렵다.</w:t>
+      </w:r>
+    </w:p>
+    <w:tbl>
+      <w:tblPr>
+        <w:tblW w:type="auto" w:w="0"/>
+        <w:tblLayout w:type="fixed"/>
+        <w:tblLook w:firstColumn="1" w:firstRow="1" w:lastColumn="0" w:lastRow="0" w:noHBand="0" w:noVBand="1" w:val="04A0"/>
+      </w:tblPr>
+      <w:tblGrid>
+        <w:gridCol w:w="4819"/>
+        <w:gridCol w:w="4819"/>
+      </w:tblGrid>
+      <w:tr>
+        <w:tc>
+          <w:tcPr>
+            <w:tcW w:type="dxa" w:w="1500"/>
+            <w:tcBorders>
+              <w:top w:val="single" w:color="BFBFBF" w:sz="4"/>
+              <w:left w:val="single" w:color="BFBFBF" w:sz="4"/>
+              <w:bottom w:val="single" w:color="BFBFBF" w:sz="4"/>
+              <w:right w:val="single" w:color="BFBFBF" w:sz="4"/>
+            </w:tcBorders>
+            <w:shd w:fill="DEEAF6" w:color="auto" w:val="clear"/>
+          </w:tcPr>
+          <w:p>
+            <w:r>
+              <w:rPr>
+                <w:rFonts w:ascii="Malgun Gothic" w:hAnsi="Malgun Gothic" w:cs="Malgun Gothic" w:eastAsia="Malgun Gothic"/>
+                <w:b/>
+                <w:i w:val="0"/>
+                <w:color w:val="1F3864"/>
+                <w:sz w:val="20"/>
+              </w:rPr>
+              <w:t>주요 단어</w:t>
+            </w:r>
+          </w:p>
+        </w:tc>
+        <w:tc>
+          <w:tcPr>
+            <w:tcW w:type="dxa" w:w="8138"/>
+            <w:tcBorders>
+              <w:top w:val="single" w:color="BFBFBF" w:sz="4"/>
+              <w:left w:val="single" w:color="BFBFBF" w:sz="4"/>
+              <w:bottom w:val="single" w:color="BFBFBF" w:sz="4"/>
+              <w:right w:val="single" w:color="BFBFBF" w:sz="4"/>
+            </w:tcBorders>
+          </w:tcPr>
+          <w:p>
+            <w:pPr>
+              <w:spacing w:after="40"/>
+            </w:pPr>
+            <w:r>
+              <w:rPr>
+                <w:rFonts w:ascii="Arial" w:hAnsi="Arial" w:cs="Arial" w:eastAsia="Malgun Gothic"/>
+                <w:b/>
+                <w:i w:val="0"/>
+                <w:sz w:val="20"/>
+              </w:rPr>
+              <w:t>unverschlossen</w:t>
+            </w:r>
+            <w:r>
+              <w:rPr>
+                <w:rFonts w:ascii="Malgun Gothic" w:hAnsi="Malgun Gothic" w:cs="Malgun Gothic" w:eastAsia="Malgun Gothic"/>
+                <w:b w:val="0"/>
+                <w:i w:val="0"/>
+                <w:sz w:val="20"/>
+              </w:rPr>
+              <w:t xml:space="preserve">  —  잠기지 않은</w:t>
+            </w:r>
+          </w:p>
+          <w:p>
+            <w:pPr>
+              <w:spacing w:after="40"/>
+            </w:pPr>
+            <w:r>
+              <w:rPr>
+                <w:rFonts w:ascii="Arial" w:hAnsi="Arial" w:cs="Arial" w:eastAsia="Malgun Gothic"/>
+                <w:b/>
+                <w:i w:val="0"/>
+                <w:sz w:val="20"/>
+              </w:rPr>
+              <w:t>hineingreifen</w:t>
+            </w:r>
+            <w:r>
+              <w:rPr>
+                <w:rFonts w:ascii="Malgun Gothic" w:hAnsi="Malgun Gothic" w:cs="Malgun Gothic" w:eastAsia="Malgun Gothic"/>
+                <w:b w:val="0"/>
+                <w:i w:val="0"/>
+                <w:sz w:val="20"/>
+              </w:rPr>
+              <w:t xml:space="preserve">  —  손을 넣다</w:t>
+            </w:r>
+          </w:p>
+          <w:p>
+            <w:pPr>
+              <w:spacing w:after="40"/>
+            </w:pPr>
+            <w:r>
+              <w:rPr>
+                <w:rFonts w:ascii="Arial" w:hAnsi="Arial" w:cs="Arial" w:eastAsia="Malgun Gothic"/>
+                <w:b/>
+                <w:i w:val="0"/>
+                <w:sz w:val="20"/>
+              </w:rPr>
+              <w:t>überlegen</w:t>
+            </w:r>
+            <w:r>
+              <w:rPr>
+                <w:rFonts w:ascii="Malgun Gothic" w:hAnsi="Malgun Gothic" w:cs="Malgun Gothic" w:eastAsia="Malgun Gothic"/>
+                <w:b w:val="0"/>
+                <w:i w:val="0"/>
+                <w:sz w:val="20"/>
+              </w:rPr>
+              <w:t xml:space="preserve">  —  생각하다</w:t>
+            </w:r>
+          </w:p>
+        </w:tc>
+      </w:tr>
+      <w:tr>
+        <w:tc>
+          <w:tcPr>
+            <w:tcW w:type="dxa" w:w="1500"/>
+            <w:tcBorders>
+              <w:top w:val="single" w:color="BFBFBF" w:sz="4"/>
+              <w:left w:val="single" w:color="BFBFBF" w:sz="4"/>
+              <w:bottom w:val="single" w:color="BFBFBF" w:sz="4"/>
+              <w:right w:val="single" w:color="BFBFBF" w:sz="4"/>
+            </w:tcBorders>
+            <w:shd w:fill="DEEAF6" w:color="auto" w:val="clear"/>
+          </w:tcPr>
+          <w:p>
+            <w:r>
+              <w:rPr>
+                <w:rFonts w:ascii="Malgun Gothic" w:hAnsi="Malgun Gothic" w:cs="Malgun Gothic" w:eastAsia="Malgun Gothic"/>
+                <w:b/>
+                <w:i w:val="0"/>
+                <w:color w:val="1F3864"/>
+                <w:sz w:val="20"/>
+              </w:rPr>
+              <w:t>문법</w:t>
+            </w:r>
+          </w:p>
+        </w:tc>
+        <w:tc>
+          <w:tcPr>
+            <w:tcW w:type="dxa" w:w="8138"/>
+            <w:tcBorders>
+              <w:top w:val="single" w:color="BFBFBF" w:sz="4"/>
+              <w:left w:val="single" w:color="BFBFBF" w:sz="4"/>
+              <w:bottom w:val="single" w:color="BFBFBF" w:sz="4"/>
+              <w:right w:val="single" w:color="BFBFBF" w:sz="4"/>
+            </w:tcBorders>
+          </w:tcPr>
+          <w:p>
+            <w:pPr>
+              <w:spacing w:after="40"/>
+            </w:pPr>
+            <w:r>
+              <w:rPr>
+                <w:rFonts w:ascii="Malgun Gothic" w:hAnsi="Malgun Gothic" w:cs="Malgun Gothic" w:eastAsia="Malgun Gothic"/>
+                <w:b w:val="0"/>
+                <w:i w:val="0"/>
+                <w:sz w:val="20"/>
+              </w:rPr>
+              <w:t>Der Wagen stand ... unverschlossen, weil ich die Flyer holen wollte에서 stand와 wollte는 과거형입니다. Jeder konnte hineingreifen은 분리동사의 부정형입니다.</w:t>
+            </w:r>
+          </w:p>
+        </w:tc>
+      </w:tr>
+      <w:tr>
+        <w:tc>
+          <w:tcPr>
+            <w:tcW w:type="dxa" w:w="1500"/>
+            <w:tcBorders>
+              <w:top w:val="single" w:color="BFBFBF" w:sz="4"/>
+              <w:left w:val="single" w:color="BFBFBF" w:sz="4"/>
+              <w:bottom w:val="single" w:color="BFBFBF" w:sz="4"/>
+              <w:right w:val="single" w:color="BFBFBF" w:sz="4"/>
+            </w:tcBorders>
+            <w:shd w:fill="DEEAF6" w:color="auto" w:val="clear"/>
+          </w:tcPr>
+          <w:p>
+            <w:r>
+              <w:rPr>
+                <w:rFonts w:ascii="Malgun Gothic" w:hAnsi="Malgun Gothic" w:cs="Malgun Gothic" w:eastAsia="Malgun Gothic"/>
+                <w:b/>
+                <w:i w:val="0"/>
+                <w:color w:val="1F3864"/>
+                <w:sz w:val="20"/>
+              </w:rPr>
+              <w:t>표현</w:t>
+            </w:r>
+          </w:p>
+        </w:tc>
+        <w:tc>
+          <w:tcPr>
+            <w:tcW w:type="dxa" w:w="8138"/>
+            <w:tcBorders>
+              <w:top w:val="single" w:color="BFBFBF" w:sz="4"/>
+              <w:left w:val="single" w:color="BFBFBF" w:sz="4"/>
+              <w:bottom w:val="single" w:color="BFBFBF" w:sz="4"/>
+              <w:right w:val="single" w:color="BFBFBF" w:sz="4"/>
+            </w:tcBorders>
+          </w:tcPr>
+          <w:p>
+            <w:pPr>
+              <w:spacing w:after="40"/>
+            </w:pPr>
+            <w:r>
+              <w:rPr>
+                <w:rFonts w:ascii="Malgun Gothic" w:hAnsi="Malgun Gothic" w:cs="Malgun Gothic" w:eastAsia="Malgun Gothic"/>
+                <w:b w:val="0"/>
+                <w:i w:val="0"/>
+                <w:sz w:val="20"/>
+              </w:rPr>
+              <w:t>von sechs bis acht는 시간 범위를 나타냅니다.</w:t>
+            </w:r>
+          </w:p>
+        </w:tc>
+      </w:tr>
+      <w:tr>
+        <w:tc>
+          <w:tcPr>
+            <w:tcW w:type="dxa" w:w="1500"/>
+            <w:tcBorders>
+              <w:top w:val="single" w:color="BFBFBF" w:sz="4"/>
+              <w:left w:val="single" w:color="BFBFBF" w:sz="4"/>
+              <w:bottom w:val="single" w:color="BFBFBF" w:sz="4"/>
+              <w:right w:val="single" w:color="BFBFBF" w:sz="4"/>
+            </w:tcBorders>
+            <w:shd w:fill="DEEAF6" w:color="auto" w:val="clear"/>
+          </w:tcPr>
+          <w:p>
+            <w:r>
+              <w:rPr>
+                <w:rFonts w:ascii="Malgun Gothic" w:hAnsi="Malgun Gothic" w:cs="Malgun Gothic" w:eastAsia="Malgun Gothic"/>
+                <w:b/>
+                <w:i w:val="0"/>
+                <w:color w:val="1F3864"/>
+                <w:sz w:val="20"/>
+              </w:rPr>
+              <w:t>시제</w:t>
+            </w:r>
+          </w:p>
+        </w:tc>
+        <w:tc>
+          <w:tcPr>
+            <w:tcW w:type="dxa" w:w="8138"/>
+            <w:tcBorders>
+              <w:top w:val="single" w:color="BFBFBF" w:sz="4"/>
+              <w:left w:val="single" w:color="BFBFBF" w:sz="4"/>
+              <w:bottom w:val="single" w:color="BFBFBF" w:sz="4"/>
+              <w:right w:val="single" w:color="BFBFBF" w:sz="4"/>
+            </w:tcBorders>
+          </w:tcPr>
+          <w:p>
+            <w:pPr>
+              <w:spacing w:after="40"/>
+            </w:pPr>
+            <w:r>
+              <w:rPr>
+                <w:rFonts w:ascii="Malgun Gothic" w:hAnsi="Malgun Gothic" w:cs="Malgun Gothic" w:eastAsia="Malgun Gothic"/>
+                <w:b w:val="0"/>
+                <w:i w:val="0"/>
+                <w:sz w:val="20"/>
+              </w:rPr>
+              <w:t>überlege, macht는 현재형이고 stand, konnte는 과거형입니다.</w:t>
+            </w:r>
+          </w:p>
+        </w:tc>
+      </w:tr>
+    </w:tbl>
+    <w:p>
+      <w:pPr>
+        <w:spacing w:after="0"/>
+      </w:pPr>
+    </w:p>
+    <w:p>
+      <w:pPr>
+        <w:keepNext/>
+        <w:spacing w:before="160"/>
+      </w:pPr>
+      <w:r>
+        <w:rPr>
+          <w:rFonts w:ascii="Arial" w:hAnsi="Arial" w:cs="Arial" w:eastAsia="Malgun Gothic"/>
+          <w:b/>
+          <w:i w:val="0"/>
+          <w:sz w:val="22"/>
+        </w:rPr>
+        <w:t>54. Beamter: Dann sind das keine Hinweise im engeren Sinn, aber es hilft uns. Wir nehmen die Kameras des Depots dazu. Haben Sie irgendwelche Bedenken?</w:t>
+      </w:r>
+    </w:p>
+    <w:p>
+      <w:pPr>
+        <w:keepNext/>
+        <w:ind w:left="340"/>
+      </w:pPr>
+      <w:r>
+        <w:rPr>
+          <w:rFonts w:ascii="Malgun Gothic" w:hAnsi="Malgun Gothic" w:cs="Malgun Gothic" w:eastAsia="Malgun Gothic"/>
+          <w:b w:val="0"/>
+          <w:i/>
+          <w:color w:val="404040"/>
+          <w:sz w:val="20"/>
+        </w:rPr>
+        <w:t>그럼 엄밀한 의미의 단서는 아니지만 도움이 됩니다. 거점의 카메라도 추가로 확인하겠습니다. 이의가 있습니까?</w:t>
+      </w:r>
+    </w:p>
+    <w:tbl>
+      <w:tblPr>
+        <w:tblW w:type="auto" w:w="0"/>
+        <w:tblLayout w:type="fixed"/>
+        <w:tblLook w:firstColumn="1" w:firstRow="1" w:lastColumn="0" w:lastRow="0" w:noHBand="0" w:noVBand="1" w:val="04A0"/>
+      </w:tblPr>
+      <w:tblGrid>
+        <w:gridCol w:w="4819"/>
+        <w:gridCol w:w="4819"/>
+      </w:tblGrid>
+      <w:tr>
+        <w:tc>
+          <w:tcPr>
+            <w:tcW w:type="dxa" w:w="1500"/>
+            <w:tcBorders>
+              <w:top w:val="single" w:color="BFBFBF" w:sz="4"/>
+              <w:left w:val="single" w:color="BFBFBF" w:sz="4"/>
+              <w:bottom w:val="single" w:color="BFBFBF" w:sz="4"/>
+              <w:right w:val="single" w:color="BFBFBF" w:sz="4"/>
+            </w:tcBorders>
+            <w:shd w:fill="DEEAF6" w:color="auto" w:val="clear"/>
+          </w:tcPr>
+          <w:p>
+            <w:r>
+              <w:rPr>
+                <w:rFonts w:ascii="Malgun Gothic" w:hAnsi="Malgun Gothic" w:cs="Malgun Gothic" w:eastAsia="Malgun Gothic"/>
+                <w:b/>
+                <w:i w:val="0"/>
+                <w:color w:val="1F3864"/>
+                <w:sz w:val="20"/>
+              </w:rPr>
+              <w:t>주요 단어</w:t>
+            </w:r>
+          </w:p>
+        </w:tc>
+        <w:tc>
+          <w:tcPr>
+            <w:tcW w:type="dxa" w:w="8138"/>
+            <w:tcBorders>
+              <w:top w:val="single" w:color="BFBFBF" w:sz="4"/>
+              <w:left w:val="single" w:color="BFBFBF" w:sz="4"/>
+              <w:bottom w:val="single" w:color="BFBFBF" w:sz="4"/>
+              <w:right w:val="single" w:color="BFBFBF" w:sz="4"/>
+            </w:tcBorders>
+          </w:tcPr>
+          <w:p>
+            <w:pPr>
+              <w:spacing w:after="40"/>
+            </w:pPr>
+            <w:r>
+              <w:rPr>
+                <w:rFonts w:ascii="Arial" w:hAnsi="Arial" w:cs="Arial" w:eastAsia="Malgun Gothic"/>
+                <w:b/>
+                <w:i w:val="0"/>
+                <w:sz w:val="20"/>
+              </w:rPr>
+              <w:t>der Hinweis, -e</w:t>
+            </w:r>
+            <w:r>
+              <w:rPr>
+                <w:rFonts w:ascii="Malgun Gothic" w:hAnsi="Malgun Gothic" w:cs="Malgun Gothic" w:eastAsia="Malgun Gothic"/>
+                <w:b w:val="0"/>
+                <w:i w:val="0"/>
+                <w:sz w:val="20"/>
+              </w:rPr>
+              <w:t xml:space="preserve">  —  단서</w:t>
+            </w:r>
+          </w:p>
+          <w:p>
+            <w:pPr>
+              <w:spacing w:after="40"/>
+            </w:pPr>
+            <w:r>
+              <w:rPr>
+                <w:rFonts w:ascii="Arial" w:hAnsi="Arial" w:cs="Arial" w:eastAsia="Malgun Gothic"/>
+                <w:b/>
+                <w:i w:val="0"/>
+                <w:sz w:val="20"/>
+              </w:rPr>
+              <w:t>das Bedenken, -</w:t>
+            </w:r>
+            <w:r>
+              <w:rPr>
+                <w:rFonts w:ascii="Malgun Gothic" w:hAnsi="Malgun Gothic" w:cs="Malgun Gothic" w:eastAsia="Malgun Gothic"/>
+                <w:b w:val="0"/>
+                <w:i w:val="0"/>
+                <w:sz w:val="20"/>
+              </w:rPr>
+              <w:t xml:space="preserve">  —  이의</w:t>
+            </w:r>
+          </w:p>
+          <w:p>
+            <w:pPr>
+              <w:spacing w:after="40"/>
+            </w:pPr>
+            <w:r>
+              <w:rPr>
+                <w:rFonts w:ascii="Arial" w:hAnsi="Arial" w:cs="Arial" w:eastAsia="Malgun Gothic"/>
+                <w:b/>
+                <w:i w:val="0"/>
+                <w:sz w:val="20"/>
+              </w:rPr>
+              <w:t>dazunehmen</w:t>
+            </w:r>
+            <w:r>
+              <w:rPr>
+                <w:rFonts w:ascii="Malgun Gothic" w:hAnsi="Malgun Gothic" w:cs="Malgun Gothic" w:eastAsia="Malgun Gothic"/>
+                <w:b w:val="0"/>
+                <w:i w:val="0"/>
+                <w:sz w:val="20"/>
+              </w:rPr>
+              <w:t xml:space="preserve">  —  추가하다</w:t>
+            </w:r>
+          </w:p>
+        </w:tc>
+      </w:tr>
+      <w:tr>
+        <w:tc>
+          <w:tcPr>
+            <w:tcW w:type="dxa" w:w="1500"/>
+            <w:tcBorders>
+              <w:top w:val="single" w:color="BFBFBF" w:sz="4"/>
+              <w:left w:val="single" w:color="BFBFBF" w:sz="4"/>
+              <w:bottom w:val="single" w:color="BFBFBF" w:sz="4"/>
+              <w:right w:val="single" w:color="BFBFBF" w:sz="4"/>
+            </w:tcBorders>
+            <w:shd w:fill="DEEAF6" w:color="auto" w:val="clear"/>
+          </w:tcPr>
+          <w:p>
+            <w:r>
+              <w:rPr>
+                <w:rFonts w:ascii="Malgun Gothic" w:hAnsi="Malgun Gothic" w:cs="Malgun Gothic" w:eastAsia="Malgun Gothic"/>
+                <w:b/>
+                <w:i w:val="0"/>
+                <w:color w:val="1F3864"/>
+                <w:sz w:val="20"/>
+              </w:rPr>
+              <w:t>문법</w:t>
+            </w:r>
+          </w:p>
+        </w:tc>
+        <w:tc>
+          <w:tcPr>
+            <w:tcW w:type="dxa" w:w="8138"/>
+            <w:tcBorders>
+              <w:top w:val="single" w:color="BFBFBF" w:sz="4"/>
+              <w:left w:val="single" w:color="BFBFBF" w:sz="4"/>
+              <w:bottom w:val="single" w:color="BFBFBF" w:sz="4"/>
+              <w:right w:val="single" w:color="BFBFBF" w:sz="4"/>
+            </w:tcBorders>
+          </w:tcPr>
+          <w:p>
+            <w:pPr>
+              <w:spacing w:after="40"/>
+            </w:pPr>
+            <w:r>
+              <w:rPr>
+                <w:rFonts w:ascii="Malgun Gothic" w:hAnsi="Malgun Gothic" w:cs="Malgun Gothic" w:eastAsia="Malgun Gothic"/>
+                <w:b w:val="0"/>
+                <w:i w:val="0"/>
+                <w:sz w:val="20"/>
+              </w:rPr>
+              <w:t>keine Hinweise im engeren Sinn에서 engeren은 비교급 형용사 3격입니다. Wir nehmen die Kameras ... dazu는 분리동사입니다.</w:t>
+            </w:r>
+          </w:p>
+        </w:tc>
+      </w:tr>
+      <w:tr>
+        <w:tc>
+          <w:tcPr>
+            <w:tcW w:type="dxa" w:w="1500"/>
+            <w:tcBorders>
+              <w:top w:val="single" w:color="BFBFBF" w:sz="4"/>
+              <w:left w:val="single" w:color="BFBFBF" w:sz="4"/>
+              <w:bottom w:val="single" w:color="BFBFBF" w:sz="4"/>
+              <w:right w:val="single" w:color="BFBFBF" w:sz="4"/>
+            </w:tcBorders>
+            <w:shd w:fill="DEEAF6" w:color="auto" w:val="clear"/>
+          </w:tcPr>
+          <w:p>
+            <w:r>
+              <w:rPr>
+                <w:rFonts w:ascii="Malgun Gothic" w:hAnsi="Malgun Gothic" w:cs="Malgun Gothic" w:eastAsia="Malgun Gothic"/>
+                <w:b/>
+                <w:i w:val="0"/>
+                <w:color w:val="1F3864"/>
+                <w:sz w:val="20"/>
+              </w:rPr>
+              <w:t>표현</w:t>
+            </w:r>
+          </w:p>
+        </w:tc>
+        <w:tc>
+          <w:tcPr>
+            <w:tcW w:type="dxa" w:w="8138"/>
+            <w:tcBorders>
+              <w:top w:val="single" w:color="BFBFBF" w:sz="4"/>
+              <w:left w:val="single" w:color="BFBFBF" w:sz="4"/>
+              <w:bottom w:val="single" w:color="BFBFBF" w:sz="4"/>
+              <w:right w:val="single" w:color="BFBFBF" w:sz="4"/>
+            </w:tcBorders>
+          </w:tcPr>
+          <w:p>
+            <w:pPr>
+              <w:spacing w:after="40"/>
+            </w:pPr>
+            <w:r>
+              <w:rPr>
+                <w:rFonts w:ascii="Malgun Gothic" w:hAnsi="Malgun Gothic" w:cs="Malgun Gothic" w:eastAsia="Malgun Gothic"/>
+                <w:b w:val="0"/>
+                <w:i w:val="0"/>
+                <w:sz w:val="20"/>
+              </w:rPr>
+              <w:t>Haben Sie irgendwelche Bedenken?은 이의 여부를 묻는 정형 질문입니다.</w:t>
+            </w:r>
+          </w:p>
+        </w:tc>
+      </w:tr>
+      <w:tr>
+        <w:tc>
+          <w:tcPr>
+            <w:tcW w:type="dxa" w:w="1500"/>
+            <w:tcBorders>
+              <w:top w:val="single" w:color="BFBFBF" w:sz="4"/>
+              <w:left w:val="single" w:color="BFBFBF" w:sz="4"/>
+              <w:bottom w:val="single" w:color="BFBFBF" w:sz="4"/>
+              <w:right w:val="single" w:color="BFBFBF" w:sz="4"/>
+            </w:tcBorders>
+            <w:shd w:fill="DEEAF6" w:color="auto" w:val="clear"/>
+          </w:tcPr>
+          <w:p>
+            <w:r>
+              <w:rPr>
+                <w:rFonts w:ascii="Malgun Gothic" w:hAnsi="Malgun Gothic" w:cs="Malgun Gothic" w:eastAsia="Malgun Gothic"/>
+                <w:b/>
+                <w:i w:val="0"/>
+                <w:color w:val="1F3864"/>
+                <w:sz w:val="20"/>
+              </w:rPr>
+              <w:t>시제</w:t>
+            </w:r>
+          </w:p>
+        </w:tc>
+        <w:tc>
+          <w:tcPr>
+            <w:tcW w:type="dxa" w:w="8138"/>
+            <w:tcBorders>
+              <w:top w:val="single" w:color="BFBFBF" w:sz="4"/>
+              <w:left w:val="single" w:color="BFBFBF" w:sz="4"/>
+              <w:bottom w:val="single" w:color="BFBFBF" w:sz="4"/>
+              <w:right w:val="single" w:color="BFBFBF" w:sz="4"/>
+            </w:tcBorders>
+          </w:tcPr>
+          <w:p>
+            <w:pPr>
+              <w:spacing w:after="40"/>
+            </w:pPr>
+            <w:r>
+              <w:rPr>
+                <w:rFonts w:ascii="Malgun Gothic" w:hAnsi="Malgun Gothic" w:cs="Malgun Gothic" w:eastAsia="Malgun Gothic"/>
+                <w:b w:val="0"/>
+                <w:i w:val="0"/>
+                <w:sz w:val="20"/>
+              </w:rPr>
+              <w:t>sind, hilft, nehmen ... dazu, Haben은 현재형입니다.</w:t>
+            </w:r>
+          </w:p>
+        </w:tc>
+      </w:tr>
+    </w:tbl>
+    <w:p>
+      <w:pPr>
+        <w:spacing w:after="0"/>
+      </w:pPr>
+    </w:p>
+    <w:p>
+      <w:pPr>
+        <w:keepNext/>
+        <w:spacing w:before="160"/>
+      </w:pPr>
+      <w:r>
+        <w:rPr>
+          <w:rFonts w:ascii="Arial" w:hAnsi="Arial" w:cs="Arial" w:eastAsia="Malgun Gothic"/>
+          <w:b/>
+          <w:i w:val="0"/>
+          <w:sz w:val="22"/>
+        </w:rPr>
+        <w:t>55. Hanna: Im Gegenteil, wir begrüßen es. Sichern Sie bitte die Aufnahmen von heute Abend. Und von der Woche davor, alle Zugänge zum Hof.</w:t>
+      </w:r>
+    </w:p>
+    <w:p>
+      <w:pPr>
+        <w:keepNext/>
+        <w:ind w:left="340"/>
+      </w:pPr>
+      <w:r>
+        <w:rPr>
+          <w:rFonts w:ascii="Malgun Gothic" w:hAnsi="Malgun Gothic" w:cs="Malgun Gothic" w:eastAsia="Malgun Gothic"/>
+          <w:b w:val="0"/>
+          <w:i/>
+          <w:color w:val="404040"/>
+          <w:sz w:val="20"/>
+        </w:rPr>
+        <w:t>오히려 환영합니다. 오늘 저녁 영상을 확보해 주세요. 그리고 그 전 주, 마당으로 들어오는 모든 출입 영상도요.</w:t>
+      </w:r>
+    </w:p>
+    <w:tbl>
+      <w:tblPr>
+        <w:tblW w:type="auto" w:w="0"/>
+        <w:tblLayout w:type="fixed"/>
+        <w:tblLook w:firstColumn="1" w:firstRow="1" w:lastColumn="0" w:lastRow="0" w:noHBand="0" w:noVBand="1" w:val="04A0"/>
+      </w:tblPr>
+      <w:tblGrid>
+        <w:gridCol w:w="4819"/>
+        <w:gridCol w:w="4819"/>
+      </w:tblGrid>
+      <w:tr>
+        <w:tc>
+          <w:tcPr>
+            <w:tcW w:type="dxa" w:w="1500"/>
+            <w:tcBorders>
+              <w:top w:val="single" w:color="BFBFBF" w:sz="4"/>
+              <w:left w:val="single" w:color="BFBFBF" w:sz="4"/>
+              <w:bottom w:val="single" w:color="BFBFBF" w:sz="4"/>
+              <w:right w:val="single" w:color="BFBFBF" w:sz="4"/>
+            </w:tcBorders>
+            <w:shd w:fill="DEEAF6" w:color="auto" w:val="clear"/>
+          </w:tcPr>
+          <w:p>
+            <w:r>
+              <w:rPr>
+                <w:rFonts w:ascii="Malgun Gothic" w:hAnsi="Malgun Gothic" w:cs="Malgun Gothic" w:eastAsia="Malgun Gothic"/>
+                <w:b/>
+                <w:i w:val="0"/>
+                <w:color w:val="1F3864"/>
+                <w:sz w:val="20"/>
+              </w:rPr>
+              <w:t>주요 단어</w:t>
+            </w:r>
+          </w:p>
+        </w:tc>
+        <w:tc>
+          <w:tcPr>
+            <w:tcW w:type="dxa" w:w="8138"/>
+            <w:tcBorders>
+              <w:top w:val="single" w:color="BFBFBF" w:sz="4"/>
+              <w:left w:val="single" w:color="BFBFBF" w:sz="4"/>
+              <w:bottom w:val="single" w:color="BFBFBF" w:sz="4"/>
+              <w:right w:val="single" w:color="BFBFBF" w:sz="4"/>
+            </w:tcBorders>
+          </w:tcPr>
+          <w:p>
+            <w:pPr>
+              <w:spacing w:after="40"/>
+            </w:pPr>
+            <w:r>
+              <w:rPr>
+                <w:rFonts w:ascii="Arial" w:hAnsi="Arial" w:cs="Arial" w:eastAsia="Malgun Gothic"/>
+                <w:b/>
+                <w:i w:val="0"/>
+                <w:sz w:val="20"/>
+              </w:rPr>
+              <w:t>begrüßen</w:t>
+            </w:r>
+            <w:r>
+              <w:rPr>
+                <w:rFonts w:ascii="Malgun Gothic" w:hAnsi="Malgun Gothic" w:cs="Malgun Gothic" w:eastAsia="Malgun Gothic"/>
+                <w:b w:val="0"/>
+                <w:i w:val="0"/>
+                <w:sz w:val="20"/>
+              </w:rPr>
+              <w:t xml:space="preserve">  —  환영하다</w:t>
+            </w:r>
+          </w:p>
+          <w:p>
+            <w:pPr>
+              <w:spacing w:after="40"/>
+            </w:pPr>
+            <w:r>
+              <w:rPr>
+                <w:rFonts w:ascii="Arial" w:hAnsi="Arial" w:cs="Arial" w:eastAsia="Malgun Gothic"/>
+                <w:b/>
+                <w:i w:val="0"/>
+                <w:sz w:val="20"/>
+              </w:rPr>
+              <w:t>die Aufnahme, -n</w:t>
+            </w:r>
+            <w:r>
+              <w:rPr>
+                <w:rFonts w:ascii="Malgun Gothic" w:hAnsi="Malgun Gothic" w:cs="Malgun Gothic" w:eastAsia="Malgun Gothic"/>
+                <w:b w:val="0"/>
+                <w:i w:val="0"/>
+                <w:sz w:val="20"/>
+              </w:rPr>
+              <w:t xml:space="preserve">  —  영상</w:t>
+            </w:r>
+          </w:p>
+          <w:p>
+            <w:pPr>
+              <w:spacing w:after="40"/>
+            </w:pPr>
+            <w:r>
+              <w:rPr>
+                <w:rFonts w:ascii="Arial" w:hAnsi="Arial" w:cs="Arial" w:eastAsia="Malgun Gothic"/>
+                <w:b/>
+                <w:i w:val="0"/>
+                <w:sz w:val="20"/>
+              </w:rPr>
+              <w:t>der Zugang, -gänge</w:t>
+            </w:r>
+            <w:r>
+              <w:rPr>
+                <w:rFonts w:ascii="Malgun Gothic" w:hAnsi="Malgun Gothic" w:cs="Malgun Gothic" w:eastAsia="Malgun Gothic"/>
+                <w:b w:val="0"/>
+                <w:i w:val="0"/>
+                <w:sz w:val="20"/>
+              </w:rPr>
+              <w:t xml:space="preserve">  —  출입구</w:t>
+            </w:r>
+          </w:p>
+        </w:tc>
+      </w:tr>
+      <w:tr>
+        <w:tc>
+          <w:tcPr>
+            <w:tcW w:type="dxa" w:w="1500"/>
+            <w:tcBorders>
+              <w:top w:val="single" w:color="BFBFBF" w:sz="4"/>
+              <w:left w:val="single" w:color="BFBFBF" w:sz="4"/>
+              <w:bottom w:val="single" w:color="BFBFBF" w:sz="4"/>
+              <w:right w:val="single" w:color="BFBFBF" w:sz="4"/>
+            </w:tcBorders>
+            <w:shd w:fill="DEEAF6" w:color="auto" w:val="clear"/>
+          </w:tcPr>
+          <w:p>
+            <w:r>
+              <w:rPr>
+                <w:rFonts w:ascii="Malgun Gothic" w:hAnsi="Malgun Gothic" w:cs="Malgun Gothic" w:eastAsia="Malgun Gothic"/>
+                <w:b/>
+                <w:i w:val="0"/>
+                <w:color w:val="1F3864"/>
+                <w:sz w:val="20"/>
+              </w:rPr>
+              <w:t>문법</w:t>
+            </w:r>
+          </w:p>
+        </w:tc>
+        <w:tc>
+          <w:tcPr>
+            <w:tcW w:type="dxa" w:w="8138"/>
+            <w:tcBorders>
+              <w:top w:val="single" w:color="BFBFBF" w:sz="4"/>
+              <w:left w:val="single" w:color="BFBFBF" w:sz="4"/>
+              <w:bottom w:val="single" w:color="BFBFBF" w:sz="4"/>
+              <w:right w:val="single" w:color="BFBFBF" w:sz="4"/>
+            </w:tcBorders>
+          </w:tcPr>
+          <w:p>
+            <w:pPr>
+              <w:spacing w:after="40"/>
+            </w:pPr>
+            <w:r>
+              <w:rPr>
+                <w:rFonts w:ascii="Malgun Gothic" w:hAnsi="Malgun Gothic" w:cs="Malgun Gothic" w:eastAsia="Malgun Gothic"/>
+                <w:b w:val="0"/>
+                <w:i w:val="0"/>
+                <w:sz w:val="20"/>
+              </w:rPr>
+              <w:t>Sichern Sie bitte die Aufnahmen는 존칭 명령형입니다. Im Gegenteil은 정반대로라는 표현입니다.</w:t>
+            </w:r>
+          </w:p>
+        </w:tc>
+      </w:tr>
+      <w:tr>
+        <w:tc>
+          <w:tcPr>
+            <w:tcW w:type="dxa" w:w="1500"/>
+            <w:tcBorders>
+              <w:top w:val="single" w:color="BFBFBF" w:sz="4"/>
+              <w:left w:val="single" w:color="BFBFBF" w:sz="4"/>
+              <w:bottom w:val="single" w:color="BFBFBF" w:sz="4"/>
+              <w:right w:val="single" w:color="BFBFBF" w:sz="4"/>
+            </w:tcBorders>
+            <w:shd w:fill="DEEAF6" w:color="auto" w:val="clear"/>
+          </w:tcPr>
+          <w:p>
+            <w:r>
+              <w:rPr>
+                <w:rFonts w:ascii="Malgun Gothic" w:hAnsi="Malgun Gothic" w:cs="Malgun Gothic" w:eastAsia="Malgun Gothic"/>
+                <w:b/>
+                <w:i w:val="0"/>
+                <w:color w:val="1F3864"/>
+                <w:sz w:val="20"/>
+              </w:rPr>
+              <w:t>표현</w:t>
+            </w:r>
+          </w:p>
+        </w:tc>
+        <w:tc>
+          <w:tcPr>
+            <w:tcW w:type="dxa" w:w="8138"/>
+            <w:tcBorders>
+              <w:top w:val="single" w:color="BFBFBF" w:sz="4"/>
+              <w:left w:val="single" w:color="BFBFBF" w:sz="4"/>
+              <w:bottom w:val="single" w:color="BFBFBF" w:sz="4"/>
+              <w:right w:val="single" w:color="BFBFBF" w:sz="4"/>
+            </w:tcBorders>
+          </w:tcPr>
+          <w:p>
+            <w:pPr>
+              <w:spacing w:after="40"/>
+            </w:pPr>
+            <w:r>
+              <w:rPr>
+                <w:rFonts w:ascii="Malgun Gothic" w:hAnsi="Malgun Gothic" w:cs="Malgun Gothic" w:eastAsia="Malgun Gothic"/>
+                <w:b w:val="0"/>
+                <w:i w:val="0"/>
+                <w:sz w:val="20"/>
+              </w:rPr>
+              <w:t>von der Woche davor는 그 전 주의라는 뜻입니다.</w:t>
+            </w:r>
+          </w:p>
+        </w:tc>
+      </w:tr>
+      <w:tr>
+        <w:tc>
+          <w:tcPr>
+            <w:tcW w:type="dxa" w:w="1500"/>
+            <w:tcBorders>
+              <w:top w:val="single" w:color="BFBFBF" w:sz="4"/>
+              <w:left w:val="single" w:color="BFBFBF" w:sz="4"/>
+              <w:bottom w:val="single" w:color="BFBFBF" w:sz="4"/>
+              <w:right w:val="single" w:color="BFBFBF" w:sz="4"/>
+            </w:tcBorders>
+            <w:shd w:fill="DEEAF6" w:color="auto" w:val="clear"/>
+          </w:tcPr>
+          <w:p>
+            <w:r>
+              <w:rPr>
+                <w:rFonts w:ascii="Malgun Gothic" w:hAnsi="Malgun Gothic" w:cs="Malgun Gothic" w:eastAsia="Malgun Gothic"/>
+                <w:b/>
+                <w:i w:val="0"/>
+                <w:color w:val="1F3864"/>
+                <w:sz w:val="20"/>
+              </w:rPr>
+              <w:t>시제</w:t>
+            </w:r>
+          </w:p>
+        </w:tc>
+        <w:tc>
+          <w:tcPr>
+            <w:tcW w:type="dxa" w:w="8138"/>
+            <w:tcBorders>
+              <w:top w:val="single" w:color="BFBFBF" w:sz="4"/>
+              <w:left w:val="single" w:color="BFBFBF" w:sz="4"/>
+              <w:bottom w:val="single" w:color="BFBFBF" w:sz="4"/>
+              <w:right w:val="single" w:color="BFBFBF" w:sz="4"/>
+            </w:tcBorders>
+          </w:tcPr>
+          <w:p>
+            <w:pPr>
+              <w:spacing w:after="40"/>
+            </w:pPr>
+            <w:r>
+              <w:rPr>
+                <w:rFonts w:ascii="Malgun Gothic" w:hAnsi="Malgun Gothic" w:cs="Malgun Gothic" w:eastAsia="Malgun Gothic"/>
+                <w:b w:val="0"/>
+                <w:i w:val="0"/>
+                <w:sz w:val="20"/>
+              </w:rPr>
+              <w:t>begrüßen은 현재형이고 Sichern은 명령형입니다.</w:t>
+            </w:r>
+          </w:p>
+        </w:tc>
+      </w:tr>
+    </w:tbl>
+    <w:p>
+      <w:pPr>
+        <w:spacing w:after="0"/>
+      </w:pPr>
+    </w:p>
+    <w:p>
+      <w:pPr>
+        <w:keepNext/>
+        <w:spacing w:before="160"/>
+      </w:pPr>
+      <w:r>
+        <w:rPr>
+          <w:rFonts w:ascii="Arial" w:hAnsi="Arial" w:cs="Arial" w:eastAsia="Malgun Gothic"/>
+          <w:b/>
+          <w:i w:val="0"/>
+          <w:sz w:val="22"/>
+        </w:rPr>
+        <w:t>56. Jonas: Als wir die Wache verlassen, ist es schon dunkel. Die Straße glänzt nass, und aus einer Kneipe dröhnt Musik. Ich schlucke und sage: Ich habe Angst. Zum ersten Mal laut.</w:t>
+      </w:r>
+    </w:p>
+    <w:p>
+      <w:pPr>
+        <w:keepNext/>
+        <w:ind w:left="340"/>
+      </w:pPr>
+      <w:r>
+        <w:rPr>
+          <w:rFonts w:ascii="Malgun Gothic" w:hAnsi="Malgun Gothic" w:cs="Malgun Gothic" w:eastAsia="Malgun Gothic"/>
+          <w:b w:val="0"/>
+          <w:i/>
+          <w:color w:val="404040"/>
+          <w:sz w:val="20"/>
+        </w:rPr>
+        <w:t>경찰서를 나설 때 이미 어둡다. 거리는 젖어 번들거리고 술집에서 음악이 쿵쿵 울린다. 나는 침을 삼키고 말한다. 무서워요. 처음으로 소리 내어.</w:t>
+      </w:r>
+    </w:p>
+    <w:tbl>
+      <w:tblPr>
+        <w:tblW w:type="auto" w:w="0"/>
+        <w:tblLayout w:type="fixed"/>
+        <w:tblLook w:firstColumn="1" w:firstRow="1" w:lastColumn="0" w:lastRow="0" w:noHBand="0" w:noVBand="1" w:val="04A0"/>
+      </w:tblPr>
+      <w:tblGrid>
+        <w:gridCol w:w="4819"/>
+        <w:gridCol w:w="4819"/>
+      </w:tblGrid>
+      <w:tr>
+        <w:tc>
+          <w:tcPr>
+            <w:tcW w:type="dxa" w:w="1500"/>
+            <w:tcBorders>
+              <w:top w:val="single" w:color="BFBFBF" w:sz="4"/>
+              <w:left w:val="single" w:color="BFBFBF" w:sz="4"/>
+              <w:bottom w:val="single" w:color="BFBFBF" w:sz="4"/>
+              <w:right w:val="single" w:color="BFBFBF" w:sz="4"/>
+            </w:tcBorders>
+            <w:shd w:fill="DEEAF6" w:color="auto" w:val="clear"/>
+          </w:tcPr>
+          <w:p>
+            <w:r>
+              <w:rPr>
+                <w:rFonts w:ascii="Malgun Gothic" w:hAnsi="Malgun Gothic" w:cs="Malgun Gothic" w:eastAsia="Malgun Gothic"/>
+                <w:b/>
+                <w:i w:val="0"/>
+                <w:color w:val="1F3864"/>
+                <w:sz w:val="20"/>
+              </w:rPr>
+              <w:t>주요 단어</w:t>
+            </w:r>
+          </w:p>
+        </w:tc>
+        <w:tc>
+          <w:tcPr>
+            <w:tcW w:type="dxa" w:w="8138"/>
+            <w:tcBorders>
+              <w:top w:val="single" w:color="BFBFBF" w:sz="4"/>
+              <w:left w:val="single" w:color="BFBFBF" w:sz="4"/>
+              <w:bottom w:val="single" w:color="BFBFBF" w:sz="4"/>
+              <w:right w:val="single" w:color="BFBFBF" w:sz="4"/>
+            </w:tcBorders>
+          </w:tcPr>
+          <w:p>
+            <w:pPr>
+              <w:spacing w:after="40"/>
+            </w:pPr>
+            <w:r>
+              <w:rPr>
+                <w:rFonts w:ascii="Arial" w:hAnsi="Arial" w:cs="Arial" w:eastAsia="Malgun Gothic"/>
+                <w:b/>
+                <w:i w:val="0"/>
+                <w:sz w:val="20"/>
+              </w:rPr>
+              <w:t>dröhnen</w:t>
+            </w:r>
+            <w:r>
+              <w:rPr>
+                <w:rFonts w:ascii="Malgun Gothic" w:hAnsi="Malgun Gothic" w:cs="Malgun Gothic" w:eastAsia="Malgun Gothic"/>
+                <w:b w:val="0"/>
+                <w:i w:val="0"/>
+                <w:sz w:val="20"/>
+              </w:rPr>
+              <w:t xml:space="preserve">  —  울려 퍼지다</w:t>
+            </w:r>
+          </w:p>
+          <w:p>
+            <w:pPr>
+              <w:spacing w:after="40"/>
+            </w:pPr>
+            <w:r>
+              <w:rPr>
+                <w:rFonts w:ascii="Arial" w:hAnsi="Arial" w:cs="Arial" w:eastAsia="Malgun Gothic"/>
+                <w:b/>
+                <w:i w:val="0"/>
+                <w:sz w:val="20"/>
+              </w:rPr>
+              <w:t>glänzen</w:t>
+            </w:r>
+            <w:r>
+              <w:rPr>
+                <w:rFonts w:ascii="Malgun Gothic" w:hAnsi="Malgun Gothic" w:cs="Malgun Gothic" w:eastAsia="Malgun Gothic"/>
+                <w:b w:val="0"/>
+                <w:i w:val="0"/>
+                <w:sz w:val="20"/>
+              </w:rPr>
+              <w:t xml:space="preserve">  —  번들거리다</w:t>
+            </w:r>
+          </w:p>
+          <w:p>
+            <w:pPr>
+              <w:spacing w:after="40"/>
+            </w:pPr>
+            <w:r>
+              <w:rPr>
+                <w:rFonts w:ascii="Arial" w:hAnsi="Arial" w:cs="Arial" w:eastAsia="Malgun Gothic"/>
+                <w:b/>
+                <w:i w:val="0"/>
+                <w:sz w:val="20"/>
+              </w:rPr>
+              <w:t>die Kneipe, -n</w:t>
+            </w:r>
+            <w:r>
+              <w:rPr>
+                <w:rFonts w:ascii="Malgun Gothic" w:hAnsi="Malgun Gothic" w:cs="Malgun Gothic" w:eastAsia="Malgun Gothic"/>
+                <w:b w:val="0"/>
+                <w:i w:val="0"/>
+                <w:sz w:val="20"/>
+              </w:rPr>
+              <w:t xml:space="preserve">  —  술집</w:t>
+            </w:r>
+          </w:p>
+        </w:tc>
+      </w:tr>
+      <w:tr>
+        <w:tc>
+          <w:tcPr>
+            <w:tcW w:type="dxa" w:w="1500"/>
+            <w:tcBorders>
+              <w:top w:val="single" w:color="BFBFBF" w:sz="4"/>
+              <w:left w:val="single" w:color="BFBFBF" w:sz="4"/>
+              <w:bottom w:val="single" w:color="BFBFBF" w:sz="4"/>
+              <w:right w:val="single" w:color="BFBFBF" w:sz="4"/>
+            </w:tcBorders>
+            <w:shd w:fill="DEEAF6" w:color="auto" w:val="clear"/>
+          </w:tcPr>
+          <w:p>
+            <w:r>
+              <w:rPr>
+                <w:rFonts w:ascii="Malgun Gothic" w:hAnsi="Malgun Gothic" w:cs="Malgun Gothic" w:eastAsia="Malgun Gothic"/>
+                <w:b/>
+                <w:i w:val="0"/>
+                <w:color w:val="1F3864"/>
+                <w:sz w:val="20"/>
+              </w:rPr>
+              <w:t>문법</w:t>
+            </w:r>
+          </w:p>
+        </w:tc>
+        <w:tc>
+          <w:tcPr>
+            <w:tcW w:type="dxa" w:w="8138"/>
+            <w:tcBorders>
+              <w:top w:val="single" w:color="BFBFBF" w:sz="4"/>
+              <w:left w:val="single" w:color="BFBFBF" w:sz="4"/>
+              <w:bottom w:val="single" w:color="BFBFBF" w:sz="4"/>
+              <w:right w:val="single" w:color="BFBFBF" w:sz="4"/>
+            </w:tcBorders>
+          </w:tcPr>
+          <w:p>
+            <w:pPr>
+              <w:spacing w:after="40"/>
+            </w:pPr>
+            <w:r>
+              <w:rPr>
+                <w:rFonts w:ascii="Malgun Gothic" w:hAnsi="Malgun Gothic" w:cs="Malgun Gothic" w:eastAsia="Malgun Gothic"/>
+                <w:b w:val="0"/>
+                <w:i w:val="0"/>
+                <w:sz w:val="20"/>
+              </w:rPr>
+              <w:t>Als wir die Wache verlassen, ist es schon dunkel에서 als절이 현재 서술에서 쓰입니다. aus einer Kneipe dröhnt Musik에서 aus + 3격이 문두에 옵니다.</w:t>
+            </w:r>
+          </w:p>
+        </w:tc>
+      </w:tr>
+      <w:tr>
+        <w:tc>
+          <w:tcPr>
+            <w:tcW w:type="dxa" w:w="1500"/>
+            <w:tcBorders>
+              <w:top w:val="single" w:color="BFBFBF" w:sz="4"/>
+              <w:left w:val="single" w:color="BFBFBF" w:sz="4"/>
+              <w:bottom w:val="single" w:color="BFBFBF" w:sz="4"/>
+              <w:right w:val="single" w:color="BFBFBF" w:sz="4"/>
+            </w:tcBorders>
+            <w:shd w:fill="DEEAF6" w:color="auto" w:val="clear"/>
+          </w:tcPr>
+          <w:p>
+            <w:r>
+              <w:rPr>
+                <w:rFonts w:ascii="Malgun Gothic" w:hAnsi="Malgun Gothic" w:cs="Malgun Gothic" w:eastAsia="Malgun Gothic"/>
+                <w:b/>
+                <w:i w:val="0"/>
+                <w:color w:val="1F3864"/>
+                <w:sz w:val="20"/>
+              </w:rPr>
+              <w:t>표현</w:t>
+            </w:r>
+          </w:p>
+        </w:tc>
+        <w:tc>
+          <w:tcPr>
+            <w:tcW w:type="dxa" w:w="8138"/>
+            <w:tcBorders>
+              <w:top w:val="single" w:color="BFBFBF" w:sz="4"/>
+              <w:left w:val="single" w:color="BFBFBF" w:sz="4"/>
+              <w:bottom w:val="single" w:color="BFBFBF" w:sz="4"/>
+              <w:right w:val="single" w:color="BFBFBF" w:sz="4"/>
+            </w:tcBorders>
+          </w:tcPr>
+          <w:p>
+            <w:pPr>
+              <w:spacing w:after="40"/>
+            </w:pPr>
+            <w:r>
+              <w:rPr>
+                <w:rFonts w:ascii="Malgun Gothic" w:hAnsi="Malgun Gothic" w:cs="Malgun Gothic" w:eastAsia="Malgun Gothic"/>
+                <w:b w:val="0"/>
+                <w:i w:val="0"/>
+                <w:sz w:val="20"/>
+              </w:rPr>
+              <w:t>Zum ersten Mal laut는 생략문입니다.</w:t>
+            </w:r>
+          </w:p>
+        </w:tc>
+      </w:tr>
+      <w:tr>
+        <w:tc>
+          <w:tcPr>
+            <w:tcW w:type="dxa" w:w="1500"/>
+            <w:tcBorders>
+              <w:top w:val="single" w:color="BFBFBF" w:sz="4"/>
+              <w:left w:val="single" w:color="BFBFBF" w:sz="4"/>
+              <w:bottom w:val="single" w:color="BFBFBF" w:sz="4"/>
+              <w:right w:val="single" w:color="BFBFBF" w:sz="4"/>
+            </w:tcBorders>
+            <w:shd w:fill="DEEAF6" w:color="auto" w:val="clear"/>
+          </w:tcPr>
+          <w:p>
+            <w:r>
+              <w:rPr>
+                <w:rFonts w:ascii="Malgun Gothic" w:hAnsi="Malgun Gothic" w:cs="Malgun Gothic" w:eastAsia="Malgun Gothic"/>
+                <w:b/>
+                <w:i w:val="0"/>
+                <w:color w:val="1F3864"/>
+                <w:sz w:val="20"/>
+              </w:rPr>
+              <w:t>시제</w:t>
+            </w:r>
+          </w:p>
+        </w:tc>
+        <w:tc>
+          <w:tcPr>
+            <w:tcW w:type="dxa" w:w="8138"/>
+            <w:tcBorders>
+              <w:top w:val="single" w:color="BFBFBF" w:sz="4"/>
+              <w:left w:val="single" w:color="BFBFBF" w:sz="4"/>
+              <w:bottom w:val="single" w:color="BFBFBF" w:sz="4"/>
+              <w:right w:val="single" w:color="BFBFBF" w:sz="4"/>
+            </w:tcBorders>
+          </w:tcPr>
+          <w:p>
+            <w:pPr>
+              <w:spacing w:after="40"/>
+            </w:pPr>
+            <w:r>
+              <w:rPr>
+                <w:rFonts w:ascii="Malgun Gothic" w:hAnsi="Malgun Gothic" w:cs="Malgun Gothic" w:eastAsia="Malgun Gothic"/>
+                <w:b w:val="0"/>
+                <w:i w:val="0"/>
+                <w:sz w:val="20"/>
+              </w:rPr>
+              <w:t>verlassen, ist, glänzt, dröhnt, schlucke, sage, habe는 현재형입니다.</w:t>
+            </w:r>
+          </w:p>
+        </w:tc>
+      </w:tr>
+    </w:tbl>
+    <w:p>
+      <w:pPr>
+        <w:spacing w:after="0"/>
+      </w:pPr>
+    </w:p>
+    <w:p>
+      <w:pPr>
+        <w:keepNext/>
+        <w:spacing w:before="160"/>
+      </w:pPr>
+      <w:r>
+        <w:rPr>
+          <w:rFonts w:ascii="Arial" w:hAnsi="Arial" w:cs="Arial" w:eastAsia="Malgun Gothic"/>
+          <w:b/>
+          <w:i w:val="0"/>
+          <w:sz w:val="22"/>
+        </w:rPr>
+        <w:t>57. Hanna: Gut, dass Sie es sagen. Angst ist keine Schande, sondern eine Information. Sie sagt Ihnen, dass das, was Sie tun, Gewicht hat. Wichtig ist nur, was Sie mit der Information machen.</w:t>
+      </w:r>
+    </w:p>
+    <w:p>
+      <w:pPr>
+        <w:keepNext/>
+        <w:ind w:left="340"/>
+      </w:pPr>
+      <w:r>
+        <w:rPr>
+          <w:rFonts w:ascii="Malgun Gothic" w:hAnsi="Malgun Gothic" w:cs="Malgun Gothic" w:eastAsia="Malgun Gothic"/>
+          <w:b w:val="0"/>
+          <w:i/>
+          <w:color w:val="404040"/>
+          <w:sz w:val="20"/>
+        </w:rPr>
+        <w:t>말해 주셔서 다행입니다. 두려움은 수치가 아니라 정보입니다. 지금 하시는 일에 무게가 있다는 걸 알려 주죠. 중요한 건 그 정보로 무엇을 하느냐입니다.</w:t>
+      </w:r>
+    </w:p>
+    <w:tbl>
+      <w:tblPr>
+        <w:tblW w:type="auto" w:w="0"/>
+        <w:tblLayout w:type="fixed"/>
+        <w:tblLook w:firstColumn="1" w:firstRow="1" w:lastColumn="0" w:lastRow="0" w:noHBand="0" w:noVBand="1" w:val="04A0"/>
+      </w:tblPr>
+      <w:tblGrid>
+        <w:gridCol w:w="4819"/>
+        <w:gridCol w:w="4819"/>
+      </w:tblGrid>
+      <w:tr>
+        <w:tc>
+          <w:tcPr>
+            <w:tcW w:type="dxa" w:w="1500"/>
+            <w:tcBorders>
+              <w:top w:val="single" w:color="BFBFBF" w:sz="4"/>
+              <w:left w:val="single" w:color="BFBFBF" w:sz="4"/>
+              <w:bottom w:val="single" w:color="BFBFBF" w:sz="4"/>
+              <w:right w:val="single" w:color="BFBFBF" w:sz="4"/>
+            </w:tcBorders>
+            <w:shd w:fill="DEEAF6" w:color="auto" w:val="clear"/>
+          </w:tcPr>
+          <w:p>
+            <w:r>
+              <w:rPr>
+                <w:rFonts w:ascii="Malgun Gothic" w:hAnsi="Malgun Gothic" w:cs="Malgun Gothic" w:eastAsia="Malgun Gothic"/>
+                <w:b/>
+                <w:i w:val="0"/>
+                <w:color w:val="1F3864"/>
+                <w:sz w:val="20"/>
+              </w:rPr>
+              <w:t>주요 단어</w:t>
+            </w:r>
+          </w:p>
+        </w:tc>
+        <w:tc>
+          <w:tcPr>
+            <w:tcW w:type="dxa" w:w="8138"/>
+            <w:tcBorders>
+              <w:top w:val="single" w:color="BFBFBF" w:sz="4"/>
+              <w:left w:val="single" w:color="BFBFBF" w:sz="4"/>
+              <w:bottom w:val="single" w:color="BFBFBF" w:sz="4"/>
+              <w:right w:val="single" w:color="BFBFBF" w:sz="4"/>
+            </w:tcBorders>
+          </w:tcPr>
+          <w:p>
+            <w:pPr>
+              <w:spacing w:after="40"/>
+            </w:pPr>
+            <w:r>
+              <w:rPr>
+                <w:rFonts w:ascii="Arial" w:hAnsi="Arial" w:cs="Arial" w:eastAsia="Malgun Gothic"/>
+                <w:b/>
+                <w:i w:val="0"/>
+                <w:sz w:val="20"/>
+              </w:rPr>
+              <w:t>die Schande (단수)</w:t>
+            </w:r>
+            <w:r>
+              <w:rPr>
+                <w:rFonts w:ascii="Malgun Gothic" w:hAnsi="Malgun Gothic" w:cs="Malgun Gothic" w:eastAsia="Malgun Gothic"/>
+                <w:b w:val="0"/>
+                <w:i w:val="0"/>
+                <w:sz w:val="20"/>
+              </w:rPr>
+              <w:t xml:space="preserve">  —  수치</w:t>
+            </w:r>
+          </w:p>
+          <w:p>
+            <w:pPr>
+              <w:spacing w:after="40"/>
+            </w:pPr>
+            <w:r>
+              <w:rPr>
+                <w:rFonts w:ascii="Arial" w:hAnsi="Arial" w:cs="Arial" w:eastAsia="Malgun Gothic"/>
+                <w:b/>
+                <w:i w:val="0"/>
+                <w:sz w:val="20"/>
+              </w:rPr>
+              <w:t>das Gewicht, -e</w:t>
+            </w:r>
+            <w:r>
+              <w:rPr>
+                <w:rFonts w:ascii="Malgun Gothic" w:hAnsi="Malgun Gothic" w:cs="Malgun Gothic" w:eastAsia="Malgun Gothic"/>
+                <w:b w:val="0"/>
+                <w:i w:val="0"/>
+                <w:sz w:val="20"/>
+              </w:rPr>
+              <w:t xml:space="preserve">  —  무게</w:t>
+            </w:r>
+          </w:p>
+          <w:p>
+            <w:pPr>
+              <w:spacing w:after="40"/>
+            </w:pPr>
+            <w:r>
+              <w:rPr>
+                <w:rFonts w:ascii="Arial" w:hAnsi="Arial" w:cs="Arial" w:eastAsia="Malgun Gothic"/>
+                <w:b/>
+                <w:i w:val="0"/>
+                <w:sz w:val="20"/>
+              </w:rPr>
+              <w:t>die Information, -en</w:t>
+            </w:r>
+            <w:r>
+              <w:rPr>
+                <w:rFonts w:ascii="Malgun Gothic" w:hAnsi="Malgun Gothic" w:cs="Malgun Gothic" w:eastAsia="Malgun Gothic"/>
+                <w:b w:val="0"/>
+                <w:i w:val="0"/>
+                <w:sz w:val="20"/>
+              </w:rPr>
+              <w:t xml:space="preserve">  —  정보</w:t>
+            </w:r>
+          </w:p>
+        </w:tc>
+      </w:tr>
+      <w:tr>
+        <w:tc>
+          <w:tcPr>
+            <w:tcW w:type="dxa" w:w="1500"/>
+            <w:tcBorders>
+              <w:top w:val="single" w:color="BFBFBF" w:sz="4"/>
+              <w:left w:val="single" w:color="BFBFBF" w:sz="4"/>
+              <w:bottom w:val="single" w:color="BFBFBF" w:sz="4"/>
+              <w:right w:val="single" w:color="BFBFBF" w:sz="4"/>
+            </w:tcBorders>
+            <w:shd w:fill="DEEAF6" w:color="auto" w:val="clear"/>
+          </w:tcPr>
+          <w:p>
+            <w:r>
+              <w:rPr>
+                <w:rFonts w:ascii="Malgun Gothic" w:hAnsi="Malgun Gothic" w:cs="Malgun Gothic" w:eastAsia="Malgun Gothic"/>
+                <w:b/>
+                <w:i w:val="0"/>
+                <w:color w:val="1F3864"/>
+                <w:sz w:val="20"/>
+              </w:rPr>
+              <w:t>문법</w:t>
+            </w:r>
+          </w:p>
+        </w:tc>
+        <w:tc>
+          <w:tcPr>
+            <w:tcW w:type="dxa" w:w="8138"/>
+            <w:tcBorders>
+              <w:top w:val="single" w:color="BFBFBF" w:sz="4"/>
+              <w:left w:val="single" w:color="BFBFBF" w:sz="4"/>
+              <w:bottom w:val="single" w:color="BFBFBF" w:sz="4"/>
+              <w:right w:val="single" w:color="BFBFBF" w:sz="4"/>
+            </w:tcBorders>
+          </w:tcPr>
+          <w:p>
+            <w:pPr>
+              <w:spacing w:after="40"/>
+            </w:pPr>
+            <w:r>
+              <w:rPr>
+                <w:rFonts w:ascii="Malgun Gothic" w:hAnsi="Malgun Gothic" w:cs="Malgun Gothic" w:eastAsia="Malgun Gothic"/>
+                <w:b w:val="0"/>
+                <w:i w:val="0"/>
+                <w:sz w:val="20"/>
+              </w:rPr>
+              <w:t>Angst ist keine Schande, sondern eine Information은 nicht A, sondern B 구문입니다. Sie sagt Ihnen, dass das, was Sie tun, Gewicht hat에서 dass절과 was절이 겹칩니다.</w:t>
+            </w:r>
+          </w:p>
+        </w:tc>
+      </w:tr>
+      <w:tr>
+        <w:tc>
+          <w:tcPr>
+            <w:tcW w:type="dxa" w:w="1500"/>
+            <w:tcBorders>
+              <w:top w:val="single" w:color="BFBFBF" w:sz="4"/>
+              <w:left w:val="single" w:color="BFBFBF" w:sz="4"/>
+              <w:bottom w:val="single" w:color="BFBFBF" w:sz="4"/>
+              <w:right w:val="single" w:color="BFBFBF" w:sz="4"/>
+            </w:tcBorders>
+            <w:shd w:fill="DEEAF6" w:color="auto" w:val="clear"/>
+          </w:tcPr>
+          <w:p>
+            <w:r>
+              <w:rPr>
+                <w:rFonts w:ascii="Malgun Gothic" w:hAnsi="Malgun Gothic" w:cs="Malgun Gothic" w:eastAsia="Malgun Gothic"/>
+                <w:b/>
+                <w:i w:val="0"/>
+                <w:color w:val="1F3864"/>
+                <w:sz w:val="20"/>
+              </w:rPr>
+              <w:t>표현</w:t>
+            </w:r>
+          </w:p>
+        </w:tc>
+        <w:tc>
+          <w:tcPr>
+            <w:tcW w:type="dxa" w:w="8138"/>
+            <w:tcBorders>
+              <w:top w:val="single" w:color="BFBFBF" w:sz="4"/>
+              <w:left w:val="single" w:color="BFBFBF" w:sz="4"/>
+              <w:bottom w:val="single" w:color="BFBFBF" w:sz="4"/>
+              <w:right w:val="single" w:color="BFBFBF" w:sz="4"/>
+            </w:tcBorders>
+          </w:tcPr>
+          <w:p>
+            <w:pPr>
+              <w:spacing w:after="40"/>
+            </w:pPr>
+            <w:r>
+              <w:rPr>
+                <w:rFonts w:ascii="Malgun Gothic" w:hAnsi="Malgun Gothic" w:cs="Malgun Gothic" w:eastAsia="Malgun Gothic"/>
+                <w:b w:val="0"/>
+                <w:i w:val="0"/>
+                <w:sz w:val="20"/>
+              </w:rPr>
+              <w:t>Wichtig ist nur, was ...는 형용사가 문두에 온 구문입니다.</w:t>
+            </w:r>
+          </w:p>
+        </w:tc>
+      </w:tr>
+      <w:tr>
+        <w:tc>
+          <w:tcPr>
+            <w:tcW w:type="dxa" w:w="1500"/>
+            <w:tcBorders>
+              <w:top w:val="single" w:color="BFBFBF" w:sz="4"/>
+              <w:left w:val="single" w:color="BFBFBF" w:sz="4"/>
+              <w:bottom w:val="single" w:color="BFBFBF" w:sz="4"/>
+              <w:right w:val="single" w:color="BFBFBF" w:sz="4"/>
+            </w:tcBorders>
+            <w:shd w:fill="DEEAF6" w:color="auto" w:val="clear"/>
+          </w:tcPr>
+          <w:p>
+            <w:r>
+              <w:rPr>
+                <w:rFonts w:ascii="Malgun Gothic" w:hAnsi="Malgun Gothic" w:cs="Malgun Gothic" w:eastAsia="Malgun Gothic"/>
+                <w:b/>
+                <w:i w:val="0"/>
+                <w:color w:val="1F3864"/>
+                <w:sz w:val="20"/>
+              </w:rPr>
+              <w:t>시제</w:t>
+            </w:r>
+          </w:p>
+        </w:tc>
+        <w:tc>
+          <w:tcPr>
+            <w:tcW w:type="dxa" w:w="8138"/>
+            <w:tcBorders>
+              <w:top w:val="single" w:color="BFBFBF" w:sz="4"/>
+              <w:left w:val="single" w:color="BFBFBF" w:sz="4"/>
+              <w:bottom w:val="single" w:color="BFBFBF" w:sz="4"/>
+              <w:right w:val="single" w:color="BFBFBF" w:sz="4"/>
+            </w:tcBorders>
+          </w:tcPr>
+          <w:p>
+            <w:pPr>
+              <w:spacing w:after="40"/>
+            </w:pPr>
+            <w:r>
+              <w:rPr>
+                <w:rFonts w:ascii="Malgun Gothic" w:hAnsi="Malgun Gothic" w:cs="Malgun Gothic" w:eastAsia="Malgun Gothic"/>
+                <w:b w:val="0"/>
+                <w:i w:val="0"/>
+                <w:sz w:val="20"/>
+              </w:rPr>
+              <w:t>sagen, ist, sagt, tun, hat, machen은 현재형입니다.</w:t>
+            </w:r>
+          </w:p>
+        </w:tc>
+      </w:tr>
+    </w:tbl>
+    <w:p>
+      <w:pPr>
+        <w:spacing w:after="0"/>
+      </w:pPr>
+    </w:p>
+    <w:p>
+      <w:pPr>
+        <w:keepNext/>
+        <w:spacing w:before="160"/>
+      </w:pPr>
+      <w:r>
+        <w:rPr>
+          <w:rFonts w:ascii="Arial" w:hAnsi="Arial" w:cs="Arial" w:eastAsia="Malgun Gothic"/>
+          <w:b/>
+          <w:i w:val="0"/>
+          <w:sz w:val="22"/>
+        </w:rPr>
+        <w:t>58. Jonas: Ich nicke. Die Nacht ist kühl, aber in meiner Jackentasche fühlt sich der Zettel mit den drei Zahlen warm an. Ich habe Angst, und ich mache weiter. Das ist die ganze Kunst.</w:t>
+      </w:r>
+    </w:p>
+    <w:p>
+      <w:pPr>
+        <w:keepNext/>
+        <w:ind w:left="340"/>
+      </w:pPr>
+      <w:r>
+        <w:rPr>
+          <w:rFonts w:ascii="Malgun Gothic" w:hAnsi="Malgun Gothic" w:cs="Malgun Gothic" w:eastAsia="Malgun Gothic"/>
+          <w:b w:val="0"/>
+          <w:i/>
+          <w:color w:val="404040"/>
+          <w:sz w:val="20"/>
+        </w:rPr>
+        <w:t>고개를 끄덕인다. 밤공기는 서늘하지만 재킷 주머니 속 세 숫자 쪽지는 따뜻하게 느껴진다. 두렵지만 계속한다. 그게 기술의 전부다.</w:t>
+      </w:r>
+    </w:p>
+    <w:tbl>
+      <w:tblPr>
+        <w:tblW w:type="auto" w:w="0"/>
+        <w:tblLayout w:type="fixed"/>
+        <w:tblLook w:firstColumn="1" w:firstRow="1" w:lastColumn="0" w:lastRow="0" w:noHBand="0" w:noVBand="1" w:val="04A0"/>
+      </w:tblPr>
+      <w:tblGrid>
+        <w:gridCol w:w="4819"/>
+        <w:gridCol w:w="4819"/>
+      </w:tblGrid>
+      <w:tr>
+        <w:tc>
+          <w:tcPr>
+            <w:tcW w:type="dxa" w:w="1500"/>
+            <w:tcBorders>
+              <w:top w:val="single" w:color="BFBFBF" w:sz="4"/>
+              <w:left w:val="single" w:color="BFBFBF" w:sz="4"/>
+              <w:bottom w:val="single" w:color="BFBFBF" w:sz="4"/>
+              <w:right w:val="single" w:color="BFBFBF" w:sz="4"/>
+            </w:tcBorders>
+            <w:shd w:fill="DEEAF6" w:color="auto" w:val="clear"/>
+          </w:tcPr>
+          <w:p>
+            <w:r>
+              <w:rPr>
+                <w:rFonts w:ascii="Malgun Gothic" w:hAnsi="Malgun Gothic" w:cs="Malgun Gothic" w:eastAsia="Malgun Gothic"/>
+                <w:b/>
+                <w:i w:val="0"/>
+                <w:color w:val="1F3864"/>
+                <w:sz w:val="20"/>
+              </w:rPr>
+              <w:t>주요 단어</w:t>
+            </w:r>
+          </w:p>
+        </w:tc>
+        <w:tc>
+          <w:tcPr>
+            <w:tcW w:type="dxa" w:w="8138"/>
+            <w:tcBorders>
+              <w:top w:val="single" w:color="BFBFBF" w:sz="4"/>
+              <w:left w:val="single" w:color="BFBFBF" w:sz="4"/>
+              <w:bottom w:val="single" w:color="BFBFBF" w:sz="4"/>
+              <w:right w:val="single" w:color="BFBFBF" w:sz="4"/>
+            </w:tcBorders>
+          </w:tcPr>
+          <w:p>
+            <w:pPr>
+              <w:spacing w:after="40"/>
+            </w:pPr>
+            <w:r>
+              <w:rPr>
+                <w:rFonts w:ascii="Arial" w:hAnsi="Arial" w:cs="Arial" w:eastAsia="Malgun Gothic"/>
+                <w:b/>
+                <w:i w:val="0"/>
+                <w:sz w:val="20"/>
+              </w:rPr>
+              <w:t>kühl</w:t>
+            </w:r>
+            <w:r>
+              <w:rPr>
+                <w:rFonts w:ascii="Malgun Gothic" w:hAnsi="Malgun Gothic" w:cs="Malgun Gothic" w:eastAsia="Malgun Gothic"/>
+                <w:b w:val="0"/>
+                <w:i w:val="0"/>
+                <w:sz w:val="20"/>
+              </w:rPr>
+              <w:t xml:space="preserve">  —  서늘한</w:t>
+            </w:r>
+          </w:p>
+          <w:p>
+            <w:pPr>
+              <w:spacing w:after="40"/>
+            </w:pPr>
+            <w:r>
+              <w:rPr>
+                <w:rFonts w:ascii="Arial" w:hAnsi="Arial" w:cs="Arial" w:eastAsia="Malgun Gothic"/>
+                <w:b/>
+                <w:i w:val="0"/>
+                <w:sz w:val="20"/>
+              </w:rPr>
+              <w:t>weitermachen</w:t>
+            </w:r>
+            <w:r>
+              <w:rPr>
+                <w:rFonts w:ascii="Malgun Gothic" w:hAnsi="Malgun Gothic" w:cs="Malgun Gothic" w:eastAsia="Malgun Gothic"/>
+                <w:b w:val="0"/>
+                <w:i w:val="0"/>
+                <w:sz w:val="20"/>
+              </w:rPr>
+              <w:t xml:space="preserve">  —  계속하다</w:t>
+            </w:r>
+          </w:p>
+          <w:p>
+            <w:pPr>
+              <w:spacing w:after="40"/>
+            </w:pPr>
+            <w:r>
+              <w:rPr>
+                <w:rFonts w:ascii="Arial" w:hAnsi="Arial" w:cs="Arial" w:eastAsia="Malgun Gothic"/>
+                <w:b/>
+                <w:i w:val="0"/>
+                <w:sz w:val="20"/>
+              </w:rPr>
+              <w:t>die Kunst, Künste</w:t>
+            </w:r>
+            <w:r>
+              <w:rPr>
+                <w:rFonts w:ascii="Malgun Gothic" w:hAnsi="Malgun Gothic" w:cs="Malgun Gothic" w:eastAsia="Malgun Gothic"/>
+                <w:b w:val="0"/>
+                <w:i w:val="0"/>
+                <w:sz w:val="20"/>
+              </w:rPr>
+              <w:t xml:space="preserve">  —  기술</w:t>
+            </w:r>
+          </w:p>
+        </w:tc>
+      </w:tr>
+      <w:tr>
+        <w:tc>
+          <w:tcPr>
+            <w:tcW w:type="dxa" w:w="1500"/>
+            <w:tcBorders>
+              <w:top w:val="single" w:color="BFBFBF" w:sz="4"/>
+              <w:left w:val="single" w:color="BFBFBF" w:sz="4"/>
+              <w:bottom w:val="single" w:color="BFBFBF" w:sz="4"/>
+              <w:right w:val="single" w:color="BFBFBF" w:sz="4"/>
+            </w:tcBorders>
+            <w:shd w:fill="DEEAF6" w:color="auto" w:val="clear"/>
+          </w:tcPr>
+          <w:p>
+            <w:r>
+              <w:rPr>
+                <w:rFonts w:ascii="Malgun Gothic" w:hAnsi="Malgun Gothic" w:cs="Malgun Gothic" w:eastAsia="Malgun Gothic"/>
+                <w:b/>
+                <w:i w:val="0"/>
+                <w:color w:val="1F3864"/>
+                <w:sz w:val="20"/>
+              </w:rPr>
+              <w:t>문법</w:t>
+            </w:r>
+          </w:p>
+        </w:tc>
+        <w:tc>
+          <w:tcPr>
+            <w:tcW w:type="dxa" w:w="8138"/>
+            <w:tcBorders>
+              <w:top w:val="single" w:color="BFBFBF" w:sz="4"/>
+              <w:left w:val="single" w:color="BFBFBF" w:sz="4"/>
+              <w:bottom w:val="single" w:color="BFBFBF" w:sz="4"/>
+              <w:right w:val="single" w:color="BFBFBF" w:sz="4"/>
+            </w:tcBorders>
+          </w:tcPr>
+          <w:p>
+            <w:pPr>
+              <w:spacing w:after="40"/>
+            </w:pPr>
+            <w:r>
+              <w:rPr>
+                <w:rFonts w:ascii="Malgun Gothic" w:hAnsi="Malgun Gothic" w:cs="Malgun Gothic" w:eastAsia="Malgun Gothic"/>
+                <w:b w:val="0"/>
+                <w:i w:val="0"/>
+                <w:sz w:val="20"/>
+              </w:rPr>
+              <w:t>fühlt sich ... warm an은 분리동사 anfühlen의 재귀 용법입니다. Ich habe Angst, und ich mache weiter는 두 주절의 병렬입니다.</w:t>
+            </w:r>
+          </w:p>
+        </w:tc>
+      </w:tr>
+      <w:tr>
+        <w:tc>
+          <w:tcPr>
+            <w:tcW w:type="dxa" w:w="1500"/>
+            <w:tcBorders>
+              <w:top w:val="single" w:color="BFBFBF" w:sz="4"/>
+              <w:left w:val="single" w:color="BFBFBF" w:sz="4"/>
+              <w:bottom w:val="single" w:color="BFBFBF" w:sz="4"/>
+              <w:right w:val="single" w:color="BFBFBF" w:sz="4"/>
+            </w:tcBorders>
+            <w:shd w:fill="DEEAF6" w:color="auto" w:val="clear"/>
+          </w:tcPr>
+          <w:p>
+            <w:r>
+              <w:rPr>
+                <w:rFonts w:ascii="Malgun Gothic" w:hAnsi="Malgun Gothic" w:cs="Malgun Gothic" w:eastAsia="Malgun Gothic"/>
+                <w:b/>
+                <w:i w:val="0"/>
+                <w:color w:val="1F3864"/>
+                <w:sz w:val="20"/>
+              </w:rPr>
+              <w:t>표현</w:t>
+            </w:r>
+          </w:p>
+        </w:tc>
+        <w:tc>
+          <w:tcPr>
+            <w:tcW w:type="dxa" w:w="8138"/>
+            <w:tcBorders>
+              <w:top w:val="single" w:color="BFBFBF" w:sz="4"/>
+              <w:left w:val="single" w:color="BFBFBF" w:sz="4"/>
+              <w:bottom w:val="single" w:color="BFBFBF" w:sz="4"/>
+              <w:right w:val="single" w:color="BFBFBF" w:sz="4"/>
+            </w:tcBorders>
+          </w:tcPr>
+          <w:p>
+            <w:pPr>
+              <w:spacing w:after="40"/>
+            </w:pPr>
+            <w:r>
+              <w:rPr>
+                <w:rFonts w:ascii="Malgun Gothic" w:hAnsi="Malgun Gothic" w:cs="Malgun Gothic" w:eastAsia="Malgun Gothic"/>
+                <w:b w:val="0"/>
+                <w:i w:val="0"/>
+                <w:sz w:val="20"/>
+              </w:rPr>
+              <w:t>in meiner Jackentasche는 in + 3격입니다.</w:t>
+            </w:r>
+          </w:p>
+        </w:tc>
+      </w:tr>
+      <w:tr>
+        <w:tc>
+          <w:tcPr>
+            <w:tcW w:type="dxa" w:w="1500"/>
+            <w:tcBorders>
+              <w:top w:val="single" w:color="BFBFBF" w:sz="4"/>
+              <w:left w:val="single" w:color="BFBFBF" w:sz="4"/>
+              <w:bottom w:val="single" w:color="BFBFBF" w:sz="4"/>
+              <w:right w:val="single" w:color="BFBFBF" w:sz="4"/>
+            </w:tcBorders>
+            <w:shd w:fill="DEEAF6" w:color="auto" w:val="clear"/>
+          </w:tcPr>
+          <w:p>
+            <w:r>
+              <w:rPr>
+                <w:rFonts w:ascii="Malgun Gothic" w:hAnsi="Malgun Gothic" w:cs="Malgun Gothic" w:eastAsia="Malgun Gothic"/>
+                <w:b/>
+                <w:i w:val="0"/>
+                <w:color w:val="1F3864"/>
+                <w:sz w:val="20"/>
+              </w:rPr>
+              <w:t>시제</w:t>
+            </w:r>
+          </w:p>
+        </w:tc>
+        <w:tc>
+          <w:tcPr>
+            <w:tcW w:type="dxa" w:w="8138"/>
+            <w:tcBorders>
+              <w:top w:val="single" w:color="BFBFBF" w:sz="4"/>
+              <w:left w:val="single" w:color="BFBFBF" w:sz="4"/>
+              <w:bottom w:val="single" w:color="BFBFBF" w:sz="4"/>
+              <w:right w:val="single" w:color="BFBFBF" w:sz="4"/>
+            </w:tcBorders>
+          </w:tcPr>
+          <w:p>
+            <w:pPr>
+              <w:spacing w:after="40"/>
+            </w:pPr>
+            <w:r>
+              <w:rPr>
+                <w:rFonts w:ascii="Malgun Gothic" w:hAnsi="Malgun Gothic" w:cs="Malgun Gothic" w:eastAsia="Malgun Gothic"/>
+                <w:b w:val="0"/>
+                <w:i w:val="0"/>
+                <w:sz w:val="20"/>
+              </w:rPr>
+              <w:t>nicke, ist, fühlt ... an, habe, mache ... weiter는 현재형입니다.</w:t>
             </w:r>
           </w:p>
         </w:tc>
